--- a/Assignment abap.docx
+++ b/Assignment abap.docx
@@ -3732,6 +3732,168 @@
           <w14:ligatures w14:val="none"/>
         </w:rPr>
       </w:pPr>
+      <w:r>
+        <w:rPr>
+          <w:rFonts w:ascii="Calibri" w:eastAsia="Times New Roman" w:hAnsi="Calibri" w:cs="Calibri"/>
+          <w:color w:val="000000"/>
+          <w:kern w:val="0"/>
+          <w:sz w:val="28"/>
+          <w:szCs w:val="28"/>
+          <w:lang w:eastAsia="en-IN"/>
+          <w14:ligatures w14:val="none"/>
+        </w:rPr>
+        <w:t>I</w:t>
+      </w:r>
+      <w:r>
+        <w:rPr>
+          <w:rFonts w:ascii="Calibri" w:eastAsia="Times New Roman" w:hAnsi="Calibri" w:cs="Calibri"/>
+          <w:color w:val="000000"/>
+          <w:kern w:val="0"/>
+          <w:sz w:val="28"/>
+          <w:szCs w:val="28"/>
+          <w:lang w:eastAsia="en-IN"/>
+          <w14:ligatures w14:val="none"/>
+        </w:rPr>
+        <w:t>nternal table occupies memory for many structures (rows)</w:t>
+      </w:r>
+      <w:r>
+        <w:rPr>
+          <w:rFonts w:ascii="Calibri" w:eastAsia="Times New Roman" w:hAnsi="Calibri" w:cs="Calibri"/>
+          <w:color w:val="000000"/>
+          <w:kern w:val="0"/>
+          <w:sz w:val="28"/>
+          <w:szCs w:val="28"/>
+          <w:lang w:eastAsia="en-IN"/>
+          <w14:ligatures w14:val="none"/>
+        </w:rPr>
+        <w:t>/</w:t>
+      </w:r>
+    </w:p>
+    <w:p>
+      <w:pPr>
+        <w:pStyle w:val="ListParagraph"/>
+        <w:numPr>
+          <w:ilvl w:val="0"/>
+          <w:numId w:val="5"/>
+        </w:numPr>
+        <w:spacing w:after="0" w:line="240" w:lineRule="auto"/>
+        <w:rPr>
+          <w:rFonts w:ascii="Calibri" w:eastAsia="Times New Roman" w:hAnsi="Calibri" w:cs="Calibri"/>
+          <w:color w:val="000000"/>
+          <w:kern w:val="0"/>
+          <w:sz w:val="28"/>
+          <w:szCs w:val="28"/>
+          <w:lang w:eastAsia="en-IN"/>
+          <w14:ligatures w14:val="none"/>
+        </w:rPr>
+      </w:pPr>
+      <w:r>
+        <w:rPr>
+          <w:rFonts w:ascii="Calibri" w:eastAsia="Times New Roman" w:hAnsi="Calibri" w:cs="Calibri"/>
+          <w:color w:val="000000"/>
+          <w:kern w:val="0"/>
+          <w:sz w:val="28"/>
+          <w:szCs w:val="28"/>
+          <w:lang w:eastAsia="en-IN"/>
+          <w14:ligatures w14:val="none"/>
+        </w:rPr>
+        <w:t xml:space="preserve">internal table is declared using DATA </w:t>
+      </w:r>
+      <w:proofErr w:type="spellStart"/>
+      <w:r>
+        <w:rPr>
+          <w:rFonts w:ascii="Calibri" w:eastAsia="Times New Roman" w:hAnsi="Calibri" w:cs="Calibri"/>
+          <w:color w:val="000000"/>
+          <w:kern w:val="0"/>
+          <w:sz w:val="28"/>
+          <w:szCs w:val="28"/>
+          <w:lang w:eastAsia="en-IN"/>
+          <w14:ligatures w14:val="none"/>
+        </w:rPr>
+        <w:t>itab</w:t>
+      </w:r>
+      <w:proofErr w:type="spellEnd"/>
+      <w:r>
+        <w:rPr>
+          <w:rFonts w:ascii="Calibri" w:eastAsia="Times New Roman" w:hAnsi="Calibri" w:cs="Calibri"/>
+          <w:color w:val="000000"/>
+          <w:kern w:val="0"/>
+          <w:sz w:val="28"/>
+          <w:szCs w:val="28"/>
+          <w:lang w:eastAsia="en-IN"/>
+          <w14:ligatures w14:val="none"/>
+        </w:rPr>
+        <w:t xml:space="preserve"> TYPE TABLE OF</w:t>
+      </w:r>
+      <w:proofErr w:type="gramStart"/>
+      <w:r>
+        <w:rPr>
+          <w:rFonts w:ascii="Calibri" w:eastAsia="Times New Roman" w:hAnsi="Calibri" w:cs="Calibri"/>
+          <w:color w:val="000000"/>
+          <w:kern w:val="0"/>
+          <w:sz w:val="28"/>
+          <w:szCs w:val="28"/>
+          <w:lang w:eastAsia="en-IN"/>
+          <w14:ligatures w14:val="none"/>
+        </w:rPr>
+        <w:t xml:space="preserve"> </w:t>
+      </w:r>
+      <w:r>
+        <w:rPr>
+          <w:rFonts w:ascii="Calibri" w:eastAsia="Times New Roman" w:hAnsi="Calibri" w:cs="Calibri"/>
+          <w:color w:val="000000"/>
+          <w:kern w:val="0"/>
+          <w:sz w:val="28"/>
+          <w:szCs w:val="28"/>
+          <w:lang w:eastAsia="en-IN"/>
+          <w14:ligatures w14:val="none"/>
+        </w:rPr>
+        <w:t>..</w:t>
+      </w:r>
+      <w:proofErr w:type="gramEnd"/>
+    </w:p>
+    <w:p>
+      <w:pPr>
+        <w:pStyle w:val="ListParagraph"/>
+        <w:numPr>
+          <w:ilvl w:val="0"/>
+          <w:numId w:val="5"/>
+        </w:numPr>
+        <w:spacing w:after="0" w:line="240" w:lineRule="auto"/>
+        <w:rPr>
+          <w:rFonts w:ascii="Calibri" w:eastAsia="Times New Roman" w:hAnsi="Calibri" w:cs="Calibri"/>
+          <w:color w:val="000000"/>
+          <w:kern w:val="0"/>
+          <w:sz w:val="28"/>
+          <w:szCs w:val="28"/>
+          <w:lang w:eastAsia="en-IN"/>
+          <w14:ligatures w14:val="none"/>
+        </w:rPr>
+      </w:pPr>
+      <w:r>
+        <w:rPr>
+          <w:rFonts w:ascii="Calibri" w:eastAsia="Times New Roman" w:hAnsi="Calibri" w:cs="Calibri"/>
+          <w:color w:val="000000"/>
+          <w:kern w:val="0"/>
+          <w:sz w:val="28"/>
+          <w:szCs w:val="28"/>
+          <w:lang w:eastAsia="en-IN"/>
+          <w14:ligatures w14:val="none"/>
+        </w:rPr>
+        <w:t>internal table is the source of data in the loop.</w:t>
+      </w:r>
+      <w:r>
+        <w:rPr>
+          <w:rFonts w:ascii="Calibri" w:eastAsia="Times New Roman" w:hAnsi="Calibri" w:cs="Calibri"/>
+          <w:color w:val="000000"/>
+          <w:kern w:val="0"/>
+          <w:sz w:val="28"/>
+          <w:szCs w:val="28"/>
+          <w:lang w:eastAsia="en-IN"/>
+          <w14:ligatures w14:val="none"/>
+        </w:rPr>
+        <w:br/>
+      </w:r>
     </w:p>
     <w:p>
       <w:pPr>
@@ -3853,6 +4015,1411 @@
         </w:rPr>
         <w:t>.</w:t>
       </w:r>
+    </w:p>
+    <w:p>
+      <w:pPr>
+        <w:pStyle w:val="ListParagraph"/>
+        <w:numPr>
+          <w:ilvl w:val="0"/>
+          <w:numId w:val="5"/>
+        </w:numPr>
+        <w:spacing w:after="0" w:line="240" w:lineRule="auto"/>
+        <w:rPr>
+          <w:rFonts w:ascii="Calibri" w:eastAsia="Times New Roman" w:hAnsi="Calibri" w:cs="Calibri"/>
+          <w:color w:val="000000"/>
+          <w:kern w:val="0"/>
+          <w:sz w:val="28"/>
+          <w:szCs w:val="28"/>
+          <w:lang w:eastAsia="en-IN"/>
+          <w14:ligatures w14:val="none"/>
+        </w:rPr>
+      </w:pPr>
+      <w:r>
+        <w:rPr>
+          <w:rFonts w:ascii="Calibri" w:eastAsia="Times New Roman" w:hAnsi="Calibri" w:cs="Calibri"/>
+          <w:color w:val="000000"/>
+          <w:kern w:val="0"/>
+          <w:sz w:val="28"/>
+          <w:szCs w:val="28"/>
+          <w:lang w:eastAsia="en-IN"/>
+          <w14:ligatures w14:val="none"/>
+        </w:rPr>
+        <w:t>A work area occupies memory for only one structure</w:t>
+      </w:r>
+      <w:r>
+        <w:rPr>
+          <w:rFonts w:ascii="Calibri" w:eastAsia="Times New Roman" w:hAnsi="Calibri" w:cs="Calibri"/>
+          <w:color w:val="000000"/>
+          <w:kern w:val="0"/>
+          <w:sz w:val="28"/>
+          <w:szCs w:val="28"/>
+          <w:lang w:eastAsia="en-IN"/>
+          <w14:ligatures w14:val="none"/>
+        </w:rPr>
+        <w:t>.</w:t>
+      </w:r>
+    </w:p>
+    <w:p>
+      <w:pPr>
+        <w:pStyle w:val="ListParagraph"/>
+        <w:numPr>
+          <w:ilvl w:val="0"/>
+          <w:numId w:val="5"/>
+        </w:numPr>
+        <w:spacing w:after="0" w:line="240" w:lineRule="auto"/>
+        <w:rPr>
+          <w:rFonts w:ascii="Calibri" w:eastAsia="Times New Roman" w:hAnsi="Calibri" w:cs="Calibri"/>
+          <w:color w:val="000000"/>
+          <w:kern w:val="0"/>
+          <w:sz w:val="28"/>
+          <w:szCs w:val="28"/>
+          <w:lang w:eastAsia="en-IN"/>
+          <w14:ligatures w14:val="none"/>
+        </w:rPr>
+      </w:pPr>
+      <w:r>
+        <w:rPr>
+          <w:rFonts w:ascii="Calibri" w:eastAsia="Times New Roman" w:hAnsi="Calibri" w:cs="Calibri"/>
+          <w:color w:val="000000"/>
+          <w:kern w:val="0"/>
+          <w:sz w:val="28"/>
+          <w:szCs w:val="28"/>
+          <w:lang w:eastAsia="en-IN"/>
+          <w14:ligatures w14:val="none"/>
+        </w:rPr>
+        <w:t xml:space="preserve">A work area is declared using DATA </w:t>
+      </w:r>
+      <w:proofErr w:type="spellStart"/>
+      <w:r>
+        <w:rPr>
+          <w:rFonts w:ascii="Calibri" w:eastAsia="Times New Roman" w:hAnsi="Calibri" w:cs="Calibri"/>
+          <w:color w:val="000000"/>
+          <w:kern w:val="0"/>
+          <w:sz w:val="28"/>
+          <w:szCs w:val="28"/>
+          <w:lang w:eastAsia="en-IN"/>
+          <w14:ligatures w14:val="none"/>
+        </w:rPr>
+        <w:t>wa</w:t>
+      </w:r>
+      <w:proofErr w:type="spellEnd"/>
+      <w:r>
+        <w:rPr>
+          <w:rFonts w:ascii="Calibri" w:eastAsia="Times New Roman" w:hAnsi="Calibri" w:cs="Calibri"/>
+          <w:color w:val="000000"/>
+          <w:kern w:val="0"/>
+          <w:sz w:val="28"/>
+          <w:szCs w:val="28"/>
+          <w:lang w:eastAsia="en-IN"/>
+          <w14:ligatures w14:val="none"/>
+        </w:rPr>
+        <w:t xml:space="preserve"> TYPE ...</w:t>
+      </w:r>
+    </w:p>
+    <w:p>
+      <w:pPr>
+        <w:pStyle w:val="ListParagraph"/>
+        <w:numPr>
+          <w:ilvl w:val="0"/>
+          <w:numId w:val="5"/>
+        </w:numPr>
+        <w:spacing w:after="0" w:line="240" w:lineRule="auto"/>
+        <w:rPr>
+          <w:rFonts w:ascii="Calibri" w:eastAsia="Times New Roman" w:hAnsi="Calibri" w:cs="Calibri"/>
+          <w:color w:val="000000"/>
+          <w:kern w:val="0"/>
+          <w:sz w:val="28"/>
+          <w:szCs w:val="28"/>
+          <w:lang w:eastAsia="en-IN"/>
+          <w14:ligatures w14:val="none"/>
+        </w:rPr>
+      </w:pPr>
+      <w:r>
+        <w:rPr>
+          <w:rFonts w:ascii="Calibri" w:eastAsia="Times New Roman" w:hAnsi="Calibri" w:cs="Calibri"/>
+          <w:color w:val="000000"/>
+          <w:kern w:val="0"/>
+          <w:sz w:val="28"/>
+          <w:szCs w:val="28"/>
+          <w:lang w:eastAsia="en-IN"/>
+          <w14:ligatures w14:val="none"/>
+        </w:rPr>
+        <w:t>A work area is used with LOOP AT to fetch one row at a time from an internal table</w:t>
+      </w:r>
+    </w:p>
+    <w:p>
+      <w:pPr>
+        <w:pStyle w:val="ListParagraph"/>
+        <w:numPr>
+          <w:ilvl w:val="0"/>
+          <w:numId w:val="5"/>
+        </w:numPr>
+        <w:spacing w:after="0" w:line="240" w:lineRule="auto"/>
+        <w:rPr>
+          <w:rFonts w:ascii="Calibri" w:eastAsia="Times New Roman" w:hAnsi="Calibri" w:cs="Calibri"/>
+          <w:color w:val="000000"/>
+          <w:kern w:val="0"/>
+          <w:sz w:val="28"/>
+          <w:szCs w:val="28"/>
+          <w:lang w:eastAsia="en-IN"/>
+          <w14:ligatures w14:val="none"/>
+        </w:rPr>
+      </w:pPr>
+      <w:r>
+        <w:rPr>
+          <w:rFonts w:ascii="Calibri" w:eastAsia="Times New Roman" w:hAnsi="Calibri" w:cs="Calibri"/>
+          <w:color w:val="000000"/>
+          <w:kern w:val="0"/>
+          <w:sz w:val="28"/>
+          <w:szCs w:val="28"/>
+          <w:lang w:eastAsia="en-IN"/>
+          <w14:ligatures w14:val="none"/>
+        </w:rPr>
+        <w:t xml:space="preserve"> </w:t>
+      </w:r>
+    </w:p>
+    <w:p>
+      <w:pPr>
+        <w:pStyle w:val="ListParagraph"/>
+        <w:numPr>
+          <w:ilvl w:val="0"/>
+          <w:numId w:val="5"/>
+        </w:numPr>
+        <w:spacing w:after="0" w:line="240" w:lineRule="auto"/>
+        <w:rPr>
+          <w:rFonts w:ascii="Calibri" w:eastAsia="Times New Roman" w:hAnsi="Calibri" w:cs="Calibri"/>
+          <w:color w:val="000000"/>
+          <w:kern w:val="0"/>
+          <w:sz w:val="28"/>
+          <w:szCs w:val="28"/>
+          <w:lang w:eastAsia="en-IN"/>
+          <w14:ligatures w14:val="none"/>
+        </w:rPr>
+      </w:pPr>
+      <w:r>
+        <w:rPr>
+          <w:rFonts w:ascii="Calibri" w:eastAsia="Times New Roman" w:hAnsi="Calibri" w:cs="Calibri"/>
+          <w:color w:val="000000"/>
+          <w:kern w:val="0"/>
+          <w:sz w:val="28"/>
+          <w:szCs w:val="28"/>
+          <w:lang w:eastAsia="en-IN"/>
+          <w14:ligatures w14:val="none"/>
+        </w:rPr>
+        <w:t>Example:</w:t>
+      </w:r>
+    </w:p>
+    <w:p>
+      <w:pPr>
+        <w:pStyle w:val="ListParagraph"/>
+        <w:numPr>
+          <w:ilvl w:val="0"/>
+          <w:numId w:val="5"/>
+        </w:numPr>
+        <w:spacing w:after="0" w:line="240" w:lineRule="auto"/>
+        <w:rPr>
+          <w:rFonts w:ascii="Calibri" w:eastAsia="Times New Roman" w:hAnsi="Calibri" w:cs="Calibri"/>
+          <w:color w:val="000000"/>
+          <w:kern w:val="0"/>
+          <w:sz w:val="28"/>
+          <w:szCs w:val="28"/>
+          <w:lang w:eastAsia="en-IN"/>
+          <w14:ligatures w14:val="none"/>
+        </w:rPr>
+      </w:pPr>
+      <w:r>
+        <w:rPr>
+          <w:rFonts w:ascii="Calibri" w:eastAsia="Times New Roman" w:hAnsi="Calibri" w:cs="Calibri"/>
+          <w:color w:val="000000"/>
+          <w:kern w:val="0"/>
+          <w:sz w:val="28"/>
+          <w:szCs w:val="28"/>
+          <w:lang w:eastAsia="en-IN"/>
+          <w14:ligatures w14:val="none"/>
+        </w:rPr>
+        <w:t xml:space="preserve">TYPES: BEGIN OF </w:t>
+      </w:r>
+      <w:proofErr w:type="spellStart"/>
+      <w:r>
+        <w:rPr>
+          <w:rFonts w:ascii="Calibri" w:eastAsia="Times New Roman" w:hAnsi="Calibri" w:cs="Calibri"/>
+          <w:color w:val="000000"/>
+          <w:kern w:val="0"/>
+          <w:sz w:val="28"/>
+          <w:szCs w:val="28"/>
+          <w:lang w:eastAsia="en-IN"/>
+          <w14:ligatures w14:val="none"/>
+        </w:rPr>
+        <w:t>ty_student</w:t>
+      </w:r>
+      <w:proofErr w:type="spellEnd"/>
+      <w:r>
+        <w:rPr>
+          <w:rFonts w:ascii="Calibri" w:eastAsia="Times New Roman" w:hAnsi="Calibri" w:cs="Calibri"/>
+          <w:color w:val="000000"/>
+          <w:kern w:val="0"/>
+          <w:sz w:val="28"/>
+          <w:szCs w:val="28"/>
+          <w:lang w:eastAsia="en-IN"/>
+          <w14:ligatures w14:val="none"/>
+        </w:rPr>
+        <w:t>,</w:t>
+      </w:r>
+    </w:p>
+    <w:p>
+      <w:pPr>
+        <w:pStyle w:val="ListParagraph"/>
+        <w:numPr>
+          <w:ilvl w:val="0"/>
+          <w:numId w:val="5"/>
+        </w:numPr>
+        <w:spacing w:after="0" w:line="240" w:lineRule="auto"/>
+        <w:rPr>
+          <w:rFonts w:ascii="Calibri" w:eastAsia="Times New Roman" w:hAnsi="Calibri" w:cs="Calibri"/>
+          <w:color w:val="000000"/>
+          <w:kern w:val="0"/>
+          <w:sz w:val="28"/>
+          <w:szCs w:val="28"/>
+          <w:lang w:eastAsia="en-IN"/>
+          <w14:ligatures w14:val="none"/>
+        </w:rPr>
+      </w:pPr>
+      <w:r>
+        <w:rPr>
+          <w:rFonts w:ascii="Calibri" w:eastAsia="Times New Roman" w:hAnsi="Calibri" w:cs="Calibri"/>
+          <w:color w:val="000000"/>
+          <w:kern w:val="0"/>
+          <w:sz w:val="28"/>
+          <w:szCs w:val="28"/>
+          <w:lang w:eastAsia="en-IN"/>
+          <w14:ligatures w14:val="none"/>
+        </w:rPr>
+        <w:t xml:space="preserve">         id   TYPE </w:t>
+      </w:r>
+      <w:proofErr w:type="spellStart"/>
+      <w:r>
+        <w:rPr>
+          <w:rFonts w:ascii="Calibri" w:eastAsia="Times New Roman" w:hAnsi="Calibri" w:cs="Calibri"/>
+          <w:color w:val="000000"/>
+          <w:kern w:val="0"/>
+          <w:sz w:val="28"/>
+          <w:szCs w:val="28"/>
+          <w:lang w:eastAsia="en-IN"/>
+          <w14:ligatures w14:val="none"/>
+        </w:rPr>
+        <w:t>i</w:t>
+      </w:r>
+      <w:proofErr w:type="spellEnd"/>
+      <w:r>
+        <w:rPr>
+          <w:rFonts w:ascii="Calibri" w:eastAsia="Times New Roman" w:hAnsi="Calibri" w:cs="Calibri"/>
+          <w:color w:val="000000"/>
+          <w:kern w:val="0"/>
+          <w:sz w:val="28"/>
+          <w:szCs w:val="28"/>
+          <w:lang w:eastAsia="en-IN"/>
+          <w14:ligatures w14:val="none"/>
+        </w:rPr>
+        <w:t>,</w:t>
+      </w:r>
+    </w:p>
+    <w:p>
+      <w:pPr>
+        <w:pStyle w:val="ListParagraph"/>
+        <w:numPr>
+          <w:ilvl w:val="0"/>
+          <w:numId w:val="5"/>
+        </w:numPr>
+        <w:spacing w:after="0" w:line="240" w:lineRule="auto"/>
+        <w:rPr>
+          <w:rFonts w:ascii="Calibri" w:eastAsia="Times New Roman" w:hAnsi="Calibri" w:cs="Calibri"/>
+          <w:color w:val="000000"/>
+          <w:kern w:val="0"/>
+          <w:sz w:val="28"/>
+          <w:szCs w:val="28"/>
+          <w:lang w:eastAsia="en-IN"/>
+          <w14:ligatures w14:val="none"/>
+        </w:rPr>
+      </w:pPr>
+      <w:r>
+        <w:rPr>
+          <w:rFonts w:ascii="Calibri" w:eastAsia="Times New Roman" w:hAnsi="Calibri" w:cs="Calibri"/>
+          <w:color w:val="000000"/>
+          <w:kern w:val="0"/>
+          <w:sz w:val="28"/>
+          <w:szCs w:val="28"/>
+          <w:lang w:eastAsia="en-IN"/>
+          <w14:ligatures w14:val="none"/>
+        </w:rPr>
+        <w:t xml:space="preserve">         name TYPE string,</w:t>
+      </w:r>
+    </w:p>
+    <w:p>
+      <w:pPr>
+        <w:pStyle w:val="ListParagraph"/>
+        <w:numPr>
+          <w:ilvl w:val="0"/>
+          <w:numId w:val="5"/>
+        </w:numPr>
+        <w:spacing w:after="0" w:line="240" w:lineRule="auto"/>
+        <w:rPr>
+          <w:rFonts w:ascii="Calibri" w:eastAsia="Times New Roman" w:hAnsi="Calibri" w:cs="Calibri"/>
+          <w:color w:val="000000"/>
+          <w:kern w:val="0"/>
+          <w:sz w:val="28"/>
+          <w:szCs w:val="28"/>
+          <w:lang w:eastAsia="en-IN"/>
+          <w14:ligatures w14:val="none"/>
+        </w:rPr>
+      </w:pPr>
+      <w:r>
+        <w:rPr>
+          <w:rFonts w:ascii="Calibri" w:eastAsia="Times New Roman" w:hAnsi="Calibri" w:cs="Calibri"/>
+          <w:color w:val="000000"/>
+          <w:kern w:val="0"/>
+          <w:sz w:val="28"/>
+          <w:szCs w:val="28"/>
+          <w:lang w:eastAsia="en-IN"/>
+          <w14:ligatures w14:val="none"/>
+        </w:rPr>
+        <w:t xml:space="preserve">       END OF </w:t>
+      </w:r>
+      <w:proofErr w:type="spellStart"/>
+      <w:r>
+        <w:rPr>
+          <w:rFonts w:ascii="Calibri" w:eastAsia="Times New Roman" w:hAnsi="Calibri" w:cs="Calibri"/>
+          <w:color w:val="000000"/>
+          <w:kern w:val="0"/>
+          <w:sz w:val="28"/>
+          <w:szCs w:val="28"/>
+          <w:lang w:eastAsia="en-IN"/>
+          <w14:ligatures w14:val="none"/>
+        </w:rPr>
+        <w:t>ty_student</w:t>
+      </w:r>
+      <w:proofErr w:type="spellEnd"/>
+      <w:r>
+        <w:rPr>
+          <w:rFonts w:ascii="Calibri" w:eastAsia="Times New Roman" w:hAnsi="Calibri" w:cs="Calibri"/>
+          <w:color w:val="000000"/>
+          <w:kern w:val="0"/>
+          <w:sz w:val="28"/>
+          <w:szCs w:val="28"/>
+          <w:lang w:eastAsia="en-IN"/>
+          <w14:ligatures w14:val="none"/>
+        </w:rPr>
+        <w:t>.</w:t>
+      </w:r>
+    </w:p>
+    <w:p>
+      <w:pPr>
+        <w:pStyle w:val="ListParagraph"/>
+        <w:numPr>
+          <w:ilvl w:val="0"/>
+          <w:numId w:val="5"/>
+        </w:numPr>
+        <w:spacing w:after="0" w:line="240" w:lineRule="auto"/>
+        <w:rPr>
+          <w:rFonts w:ascii="Calibri" w:eastAsia="Times New Roman" w:hAnsi="Calibri" w:cs="Calibri"/>
+          <w:color w:val="000000"/>
+          <w:kern w:val="0"/>
+          <w:sz w:val="28"/>
+          <w:szCs w:val="28"/>
+          <w:lang w:eastAsia="en-IN"/>
+          <w14:ligatures w14:val="none"/>
+        </w:rPr>
+      </w:pPr>
+    </w:p>
+    <w:p>
+      <w:pPr>
+        <w:pStyle w:val="ListParagraph"/>
+        <w:numPr>
+          <w:ilvl w:val="0"/>
+          <w:numId w:val="5"/>
+        </w:numPr>
+        <w:spacing w:after="0" w:line="240" w:lineRule="auto"/>
+        <w:rPr>
+          <w:rFonts w:ascii="Calibri" w:eastAsia="Times New Roman" w:hAnsi="Calibri" w:cs="Calibri"/>
+          <w:color w:val="000000"/>
+          <w:kern w:val="0"/>
+          <w:sz w:val="28"/>
+          <w:szCs w:val="28"/>
+          <w:lang w:eastAsia="en-IN"/>
+          <w14:ligatures w14:val="none"/>
+        </w:rPr>
+      </w:pPr>
+      <w:r>
+        <w:rPr>
+          <w:rFonts w:ascii="Calibri" w:eastAsia="Times New Roman" w:hAnsi="Calibri" w:cs="Calibri"/>
+          <w:color w:val="000000"/>
+          <w:kern w:val="0"/>
+          <w:sz w:val="28"/>
+          <w:szCs w:val="28"/>
+          <w:lang w:eastAsia="en-IN"/>
+          <w14:ligatures w14:val="none"/>
+        </w:rPr>
+        <w:t xml:space="preserve">DATA: </w:t>
+      </w:r>
+      <w:proofErr w:type="spellStart"/>
+      <w:r>
+        <w:rPr>
+          <w:rFonts w:ascii="Calibri" w:eastAsia="Times New Roman" w:hAnsi="Calibri" w:cs="Calibri"/>
+          <w:color w:val="000000"/>
+          <w:kern w:val="0"/>
+          <w:sz w:val="28"/>
+          <w:szCs w:val="28"/>
+          <w:lang w:eastAsia="en-IN"/>
+          <w14:ligatures w14:val="none"/>
+        </w:rPr>
+        <w:t>wa_student</w:t>
+      </w:r>
+      <w:proofErr w:type="spellEnd"/>
+      <w:r>
+        <w:rPr>
+          <w:rFonts w:ascii="Calibri" w:eastAsia="Times New Roman" w:hAnsi="Calibri" w:cs="Calibri"/>
+          <w:color w:val="000000"/>
+          <w:kern w:val="0"/>
+          <w:sz w:val="28"/>
+          <w:szCs w:val="28"/>
+          <w:lang w:eastAsia="en-IN"/>
+          <w14:ligatures w14:val="none"/>
+        </w:rPr>
+        <w:t xml:space="preserve"> TYPE </w:t>
+      </w:r>
+      <w:proofErr w:type="spellStart"/>
+      <w:r>
+        <w:rPr>
+          <w:rFonts w:ascii="Calibri" w:eastAsia="Times New Roman" w:hAnsi="Calibri" w:cs="Calibri"/>
+          <w:color w:val="000000"/>
+          <w:kern w:val="0"/>
+          <w:sz w:val="28"/>
+          <w:szCs w:val="28"/>
+          <w:lang w:eastAsia="en-IN"/>
+          <w14:ligatures w14:val="none"/>
+        </w:rPr>
+        <w:t>ty_</w:t>
+      </w:r>
+      <w:proofErr w:type="gramStart"/>
+      <w:r>
+        <w:rPr>
+          <w:rFonts w:ascii="Calibri" w:eastAsia="Times New Roman" w:hAnsi="Calibri" w:cs="Calibri"/>
+          <w:color w:val="000000"/>
+          <w:kern w:val="0"/>
+          <w:sz w:val="28"/>
+          <w:szCs w:val="28"/>
+          <w:lang w:eastAsia="en-IN"/>
+          <w14:ligatures w14:val="none"/>
+        </w:rPr>
+        <w:t>student</w:t>
+      </w:r>
+      <w:proofErr w:type="spellEnd"/>
+      <w:r>
+        <w:rPr>
+          <w:rFonts w:ascii="Calibri" w:eastAsia="Times New Roman" w:hAnsi="Calibri" w:cs="Calibri"/>
+          <w:color w:val="000000"/>
+          <w:kern w:val="0"/>
+          <w:sz w:val="28"/>
+          <w:szCs w:val="28"/>
+          <w:lang w:eastAsia="en-IN"/>
+          <w14:ligatures w14:val="none"/>
+        </w:rPr>
+        <w:t xml:space="preserve">,   </w:t>
+      </w:r>
+      <w:proofErr w:type="gramEnd"/>
+      <w:r>
+        <w:rPr>
+          <w:rFonts w:ascii="Calibri" w:eastAsia="Times New Roman" w:hAnsi="Calibri" w:cs="Calibri"/>
+          <w:color w:val="000000"/>
+          <w:kern w:val="0"/>
+          <w:sz w:val="28"/>
+          <w:szCs w:val="28"/>
+          <w:lang w:eastAsia="en-IN"/>
+          <w14:ligatures w14:val="none"/>
+        </w:rPr>
+        <w:t xml:space="preserve">     "Work area</w:t>
+      </w:r>
+    </w:p>
+    <w:p>
+      <w:pPr>
+        <w:pStyle w:val="ListParagraph"/>
+        <w:numPr>
+          <w:ilvl w:val="0"/>
+          <w:numId w:val="5"/>
+        </w:numPr>
+        <w:spacing w:after="0" w:line="240" w:lineRule="auto"/>
+        <w:rPr>
+          <w:rFonts w:ascii="Calibri" w:eastAsia="Times New Roman" w:hAnsi="Calibri" w:cs="Calibri"/>
+          <w:color w:val="000000"/>
+          <w:kern w:val="0"/>
+          <w:sz w:val="28"/>
+          <w:szCs w:val="28"/>
+          <w:lang w:eastAsia="en-IN"/>
+          <w14:ligatures w14:val="none"/>
+        </w:rPr>
+      </w:pPr>
+      <w:r>
+        <w:rPr>
+          <w:rFonts w:ascii="Calibri" w:eastAsia="Times New Roman" w:hAnsi="Calibri" w:cs="Calibri"/>
+          <w:color w:val="000000"/>
+          <w:kern w:val="0"/>
+          <w:sz w:val="28"/>
+          <w:szCs w:val="28"/>
+          <w:lang w:eastAsia="en-IN"/>
+          <w14:ligatures w14:val="none"/>
+        </w:rPr>
+        <w:t xml:space="preserve">      </w:t>
+      </w:r>
+      <w:proofErr w:type="spellStart"/>
+      <w:r>
+        <w:rPr>
+          <w:rFonts w:ascii="Calibri" w:eastAsia="Times New Roman" w:hAnsi="Calibri" w:cs="Calibri"/>
+          <w:color w:val="000000"/>
+          <w:kern w:val="0"/>
+          <w:sz w:val="28"/>
+          <w:szCs w:val="28"/>
+          <w:lang w:eastAsia="en-IN"/>
+          <w14:ligatures w14:val="none"/>
+        </w:rPr>
+        <w:t>it_student</w:t>
+      </w:r>
+      <w:proofErr w:type="spellEnd"/>
+      <w:r>
+        <w:rPr>
+          <w:rFonts w:ascii="Calibri" w:eastAsia="Times New Roman" w:hAnsi="Calibri" w:cs="Calibri"/>
+          <w:color w:val="000000"/>
+          <w:kern w:val="0"/>
+          <w:sz w:val="28"/>
+          <w:szCs w:val="28"/>
+          <w:lang w:eastAsia="en-IN"/>
+          <w14:ligatures w14:val="none"/>
+        </w:rPr>
+        <w:t xml:space="preserve"> TYPE TABLE OF </w:t>
+      </w:r>
+      <w:proofErr w:type="spellStart"/>
+      <w:r>
+        <w:rPr>
+          <w:rFonts w:ascii="Calibri" w:eastAsia="Times New Roman" w:hAnsi="Calibri" w:cs="Calibri"/>
+          <w:color w:val="000000"/>
+          <w:kern w:val="0"/>
+          <w:sz w:val="28"/>
+          <w:szCs w:val="28"/>
+          <w:lang w:eastAsia="en-IN"/>
+          <w14:ligatures w14:val="none"/>
+        </w:rPr>
+        <w:t>ty_student</w:t>
+      </w:r>
+      <w:proofErr w:type="spellEnd"/>
+      <w:r>
+        <w:rPr>
+          <w:rFonts w:ascii="Calibri" w:eastAsia="Times New Roman" w:hAnsi="Calibri" w:cs="Calibri"/>
+          <w:color w:val="000000"/>
+          <w:kern w:val="0"/>
+          <w:sz w:val="28"/>
+          <w:szCs w:val="28"/>
+          <w:lang w:eastAsia="en-IN"/>
+          <w14:ligatures w14:val="none"/>
+        </w:rPr>
+        <w:t>. "Internal table</w:t>
+      </w:r>
+      <w:r>
+        <w:rPr>
+          <w:rFonts w:ascii="Calibri" w:eastAsia="Times New Roman" w:hAnsi="Calibri" w:cs="Calibri"/>
+          <w:color w:val="000000"/>
+          <w:kern w:val="0"/>
+          <w:sz w:val="28"/>
+          <w:szCs w:val="28"/>
+          <w:lang w:eastAsia="en-IN"/>
+          <w14:ligatures w14:val="none"/>
+        </w:rPr>
+        <w:t>.</w:t>
+      </w:r>
+    </w:p>
+    <w:p>
+      <w:pPr>
+        <w:pStyle w:val="ListParagraph"/>
+        <w:numPr>
+          <w:ilvl w:val="0"/>
+          <w:numId w:val="5"/>
+        </w:numPr>
+        <w:spacing w:after="0" w:line="240" w:lineRule="auto"/>
+        <w:rPr>
+          <w:rFonts w:ascii="Calibri" w:eastAsia="Times New Roman" w:hAnsi="Calibri" w:cs="Calibri"/>
+          <w:color w:val="000000"/>
+          <w:kern w:val="0"/>
+          <w:sz w:val="28"/>
+          <w:szCs w:val="28"/>
+          <w:lang w:eastAsia="en-IN"/>
+          <w14:ligatures w14:val="none"/>
+        </w:rPr>
+      </w:pPr>
+      <w:r>
+        <w:rPr>
+          <w:rFonts w:ascii="Calibri" w:eastAsia="Times New Roman" w:hAnsi="Calibri" w:cs="Calibri"/>
+          <w:color w:val="000000"/>
+          <w:kern w:val="0"/>
+          <w:sz w:val="28"/>
+          <w:szCs w:val="28"/>
+          <w:lang w:eastAsia="en-IN"/>
+          <w14:ligatures w14:val="none"/>
+        </w:rPr>
+        <w:t xml:space="preserve"> </w:t>
+      </w:r>
+    </w:p>
+    <w:p>
+      <w:pPr>
+        <w:pStyle w:val="ListParagraph"/>
+        <w:numPr>
+          <w:ilvl w:val="0"/>
+          <w:numId w:val="5"/>
+        </w:numPr>
+        <w:spacing w:after="0" w:line="240" w:lineRule="auto"/>
+        <w:rPr>
+          <w:rFonts w:ascii="Calibri" w:eastAsia="Times New Roman" w:hAnsi="Calibri" w:cs="Calibri"/>
+          <w:color w:val="000000"/>
+          <w:kern w:val="0"/>
+          <w:sz w:val="28"/>
+          <w:szCs w:val="28"/>
+          <w:lang w:eastAsia="en-IN"/>
+          <w14:ligatures w14:val="none"/>
+        </w:rPr>
+      </w:pPr>
+      <w:r>
+        <w:rPr>
+          <w:rFonts w:ascii="Calibri" w:eastAsia="Times New Roman" w:hAnsi="Calibri" w:cs="Calibri"/>
+          <w:color w:val="000000"/>
+          <w:kern w:val="0"/>
+          <w:sz w:val="28"/>
+          <w:szCs w:val="28"/>
+          <w:lang w:eastAsia="en-IN"/>
+          <w14:ligatures w14:val="none"/>
+        </w:rPr>
+        <w:t>Filling Internal Table using Work Area</w:t>
+      </w:r>
+      <w:r>
+        <w:rPr>
+          <w:rFonts w:ascii="Calibri" w:eastAsia="Times New Roman" w:hAnsi="Calibri" w:cs="Calibri"/>
+          <w:color w:val="000000"/>
+          <w:kern w:val="0"/>
+          <w:sz w:val="28"/>
+          <w:szCs w:val="28"/>
+          <w:lang w:eastAsia="en-IN"/>
+          <w14:ligatures w14:val="none"/>
+        </w:rPr>
+        <w:t>:</w:t>
+      </w:r>
+    </w:p>
+    <w:p>
+      <w:pPr>
+        <w:pStyle w:val="ListParagraph"/>
+        <w:numPr>
+          <w:ilvl w:val="0"/>
+          <w:numId w:val="5"/>
+        </w:numPr>
+        <w:spacing w:after="0" w:line="240" w:lineRule="auto"/>
+        <w:rPr>
+          <w:rFonts w:ascii="Calibri" w:eastAsia="Times New Roman" w:hAnsi="Calibri" w:cs="Calibri"/>
+          <w:color w:val="000000"/>
+          <w:kern w:val="0"/>
+          <w:sz w:val="28"/>
+          <w:szCs w:val="28"/>
+          <w:lang w:eastAsia="en-IN"/>
+          <w14:ligatures w14:val="none"/>
+        </w:rPr>
+      </w:pPr>
+      <w:proofErr w:type="spellStart"/>
+      <w:r>
+        <w:rPr>
+          <w:rFonts w:ascii="Calibri" w:eastAsia="Times New Roman" w:hAnsi="Calibri" w:cs="Calibri"/>
+          <w:color w:val="000000"/>
+          <w:kern w:val="0"/>
+          <w:sz w:val="28"/>
+          <w:szCs w:val="28"/>
+          <w:lang w:eastAsia="en-IN"/>
+          <w14:ligatures w14:val="none"/>
+        </w:rPr>
+        <w:t>wa_student</w:t>
+      </w:r>
+      <w:proofErr w:type="spellEnd"/>
+      <w:r>
+        <w:rPr>
+          <w:rFonts w:ascii="Calibri" w:eastAsia="Times New Roman" w:hAnsi="Calibri" w:cs="Calibri"/>
+          <w:color w:val="000000"/>
+          <w:kern w:val="0"/>
+          <w:sz w:val="28"/>
+          <w:szCs w:val="28"/>
+          <w:lang w:eastAsia="en-IN"/>
+          <w14:ligatures w14:val="none"/>
+        </w:rPr>
+        <w:t>-id = 1.</w:t>
+      </w:r>
+    </w:p>
+    <w:p>
+      <w:pPr>
+        <w:pStyle w:val="ListParagraph"/>
+        <w:numPr>
+          <w:ilvl w:val="0"/>
+          <w:numId w:val="5"/>
+        </w:numPr>
+        <w:spacing w:after="0" w:line="240" w:lineRule="auto"/>
+        <w:rPr>
+          <w:rFonts w:ascii="Calibri" w:eastAsia="Times New Roman" w:hAnsi="Calibri" w:cs="Calibri"/>
+          <w:color w:val="000000"/>
+          <w:kern w:val="0"/>
+          <w:sz w:val="28"/>
+          <w:szCs w:val="28"/>
+          <w:lang w:eastAsia="en-IN"/>
+          <w14:ligatures w14:val="none"/>
+        </w:rPr>
+      </w:pPr>
+      <w:proofErr w:type="spellStart"/>
+      <w:r>
+        <w:rPr>
+          <w:rFonts w:ascii="Calibri" w:eastAsia="Times New Roman" w:hAnsi="Calibri" w:cs="Calibri"/>
+          <w:color w:val="000000"/>
+          <w:kern w:val="0"/>
+          <w:sz w:val="28"/>
+          <w:szCs w:val="28"/>
+          <w:lang w:eastAsia="en-IN"/>
+          <w14:ligatures w14:val="none"/>
+        </w:rPr>
+        <w:t>wa_student</w:t>
+      </w:r>
+      <w:proofErr w:type="spellEnd"/>
+      <w:r>
+        <w:rPr>
+          <w:rFonts w:ascii="Calibri" w:eastAsia="Times New Roman" w:hAnsi="Calibri" w:cs="Calibri"/>
+          <w:color w:val="000000"/>
+          <w:kern w:val="0"/>
+          <w:sz w:val="28"/>
+          <w:szCs w:val="28"/>
+          <w:lang w:eastAsia="en-IN"/>
+          <w14:ligatures w14:val="none"/>
+        </w:rPr>
+        <w:t>-name = 'Rahul'.</w:t>
+      </w:r>
+    </w:p>
+    <w:p>
+      <w:pPr>
+        <w:pStyle w:val="ListParagraph"/>
+        <w:numPr>
+          <w:ilvl w:val="0"/>
+          <w:numId w:val="5"/>
+        </w:numPr>
+        <w:spacing w:after="0" w:line="240" w:lineRule="auto"/>
+        <w:rPr>
+          <w:rFonts w:ascii="Calibri" w:eastAsia="Times New Roman" w:hAnsi="Calibri" w:cs="Calibri"/>
+          <w:color w:val="000000"/>
+          <w:kern w:val="0"/>
+          <w:sz w:val="28"/>
+          <w:szCs w:val="28"/>
+          <w:lang w:eastAsia="en-IN"/>
+          <w14:ligatures w14:val="none"/>
+        </w:rPr>
+      </w:pPr>
+      <w:r>
+        <w:rPr>
+          <w:rFonts w:ascii="Calibri" w:eastAsia="Times New Roman" w:hAnsi="Calibri" w:cs="Calibri"/>
+          <w:color w:val="000000"/>
+          <w:kern w:val="0"/>
+          <w:sz w:val="28"/>
+          <w:szCs w:val="28"/>
+          <w:lang w:eastAsia="en-IN"/>
+          <w14:ligatures w14:val="none"/>
+        </w:rPr>
+        <w:t xml:space="preserve">APPEND </w:t>
+      </w:r>
+      <w:proofErr w:type="spellStart"/>
+      <w:r>
+        <w:rPr>
+          <w:rFonts w:ascii="Calibri" w:eastAsia="Times New Roman" w:hAnsi="Calibri" w:cs="Calibri"/>
+          <w:color w:val="000000"/>
+          <w:kern w:val="0"/>
+          <w:sz w:val="28"/>
+          <w:szCs w:val="28"/>
+          <w:lang w:eastAsia="en-IN"/>
+          <w14:ligatures w14:val="none"/>
+        </w:rPr>
+        <w:t>wa_student</w:t>
+      </w:r>
+      <w:proofErr w:type="spellEnd"/>
+      <w:r>
+        <w:rPr>
+          <w:rFonts w:ascii="Calibri" w:eastAsia="Times New Roman" w:hAnsi="Calibri" w:cs="Calibri"/>
+          <w:color w:val="000000"/>
+          <w:kern w:val="0"/>
+          <w:sz w:val="28"/>
+          <w:szCs w:val="28"/>
+          <w:lang w:eastAsia="en-IN"/>
+          <w14:ligatures w14:val="none"/>
+        </w:rPr>
+        <w:t xml:space="preserve"> TO </w:t>
+      </w:r>
+      <w:proofErr w:type="spellStart"/>
+      <w:r>
+        <w:rPr>
+          <w:rFonts w:ascii="Calibri" w:eastAsia="Times New Roman" w:hAnsi="Calibri" w:cs="Calibri"/>
+          <w:color w:val="000000"/>
+          <w:kern w:val="0"/>
+          <w:sz w:val="28"/>
+          <w:szCs w:val="28"/>
+          <w:lang w:eastAsia="en-IN"/>
+          <w14:ligatures w14:val="none"/>
+        </w:rPr>
+        <w:t>it_student</w:t>
+      </w:r>
+      <w:proofErr w:type="spellEnd"/>
+      <w:r>
+        <w:rPr>
+          <w:rFonts w:ascii="Calibri" w:eastAsia="Times New Roman" w:hAnsi="Calibri" w:cs="Calibri"/>
+          <w:color w:val="000000"/>
+          <w:kern w:val="0"/>
+          <w:sz w:val="28"/>
+          <w:szCs w:val="28"/>
+          <w:lang w:eastAsia="en-IN"/>
+          <w14:ligatures w14:val="none"/>
+        </w:rPr>
+        <w:t>.</w:t>
+      </w:r>
+    </w:p>
+    <w:p>
+      <w:pPr>
+        <w:pStyle w:val="ListParagraph"/>
+        <w:numPr>
+          <w:ilvl w:val="0"/>
+          <w:numId w:val="5"/>
+        </w:numPr>
+        <w:spacing w:after="0" w:line="240" w:lineRule="auto"/>
+        <w:rPr>
+          <w:rFonts w:ascii="Calibri" w:eastAsia="Times New Roman" w:hAnsi="Calibri" w:cs="Calibri"/>
+          <w:color w:val="000000"/>
+          <w:kern w:val="0"/>
+          <w:sz w:val="28"/>
+          <w:szCs w:val="28"/>
+          <w:lang w:eastAsia="en-IN"/>
+          <w14:ligatures w14:val="none"/>
+        </w:rPr>
+      </w:pPr>
+    </w:p>
+    <w:p>
+      <w:pPr>
+        <w:pStyle w:val="ListParagraph"/>
+        <w:numPr>
+          <w:ilvl w:val="0"/>
+          <w:numId w:val="5"/>
+        </w:numPr>
+        <w:spacing w:after="0" w:line="240" w:lineRule="auto"/>
+        <w:rPr>
+          <w:rFonts w:ascii="Calibri" w:eastAsia="Times New Roman" w:hAnsi="Calibri" w:cs="Calibri"/>
+          <w:color w:val="000000"/>
+          <w:kern w:val="0"/>
+          <w:sz w:val="28"/>
+          <w:szCs w:val="28"/>
+          <w:lang w:eastAsia="en-IN"/>
+          <w14:ligatures w14:val="none"/>
+        </w:rPr>
+      </w:pPr>
+      <w:proofErr w:type="spellStart"/>
+      <w:r>
+        <w:rPr>
+          <w:rFonts w:ascii="Calibri" w:eastAsia="Times New Roman" w:hAnsi="Calibri" w:cs="Calibri"/>
+          <w:color w:val="000000"/>
+          <w:kern w:val="0"/>
+          <w:sz w:val="28"/>
+          <w:szCs w:val="28"/>
+          <w:lang w:eastAsia="en-IN"/>
+          <w14:ligatures w14:val="none"/>
+        </w:rPr>
+        <w:t>wa_student</w:t>
+      </w:r>
+      <w:proofErr w:type="spellEnd"/>
+      <w:r>
+        <w:rPr>
+          <w:rFonts w:ascii="Calibri" w:eastAsia="Times New Roman" w:hAnsi="Calibri" w:cs="Calibri"/>
+          <w:color w:val="000000"/>
+          <w:kern w:val="0"/>
+          <w:sz w:val="28"/>
+          <w:szCs w:val="28"/>
+          <w:lang w:eastAsia="en-IN"/>
+          <w14:ligatures w14:val="none"/>
+        </w:rPr>
+        <w:t>-id = 2.</w:t>
+      </w:r>
+    </w:p>
+    <w:p>
+      <w:pPr>
+        <w:pStyle w:val="ListParagraph"/>
+        <w:numPr>
+          <w:ilvl w:val="0"/>
+          <w:numId w:val="5"/>
+        </w:numPr>
+        <w:spacing w:after="0" w:line="240" w:lineRule="auto"/>
+        <w:rPr>
+          <w:rFonts w:ascii="Calibri" w:eastAsia="Times New Roman" w:hAnsi="Calibri" w:cs="Calibri"/>
+          <w:color w:val="000000"/>
+          <w:kern w:val="0"/>
+          <w:sz w:val="28"/>
+          <w:szCs w:val="28"/>
+          <w:lang w:eastAsia="en-IN"/>
+          <w14:ligatures w14:val="none"/>
+        </w:rPr>
+      </w:pPr>
+      <w:proofErr w:type="spellStart"/>
+      <w:r>
+        <w:rPr>
+          <w:rFonts w:ascii="Calibri" w:eastAsia="Times New Roman" w:hAnsi="Calibri" w:cs="Calibri"/>
+          <w:color w:val="000000"/>
+          <w:kern w:val="0"/>
+          <w:sz w:val="28"/>
+          <w:szCs w:val="28"/>
+          <w:lang w:eastAsia="en-IN"/>
+          <w14:ligatures w14:val="none"/>
+        </w:rPr>
+        <w:t>wa_student</w:t>
+      </w:r>
+      <w:proofErr w:type="spellEnd"/>
+      <w:r>
+        <w:rPr>
+          <w:rFonts w:ascii="Calibri" w:eastAsia="Times New Roman" w:hAnsi="Calibri" w:cs="Calibri"/>
+          <w:color w:val="000000"/>
+          <w:kern w:val="0"/>
+          <w:sz w:val="28"/>
+          <w:szCs w:val="28"/>
+          <w:lang w:eastAsia="en-IN"/>
+          <w14:ligatures w14:val="none"/>
+        </w:rPr>
+        <w:t>-name = 'Anita'.</w:t>
+      </w:r>
+    </w:p>
+    <w:p>
+      <w:pPr>
+        <w:pStyle w:val="ListParagraph"/>
+        <w:numPr>
+          <w:ilvl w:val="0"/>
+          <w:numId w:val="5"/>
+        </w:numPr>
+        <w:spacing w:after="0" w:line="240" w:lineRule="auto"/>
+        <w:rPr>
+          <w:rFonts w:ascii="Calibri" w:eastAsia="Times New Roman" w:hAnsi="Calibri" w:cs="Calibri"/>
+          <w:color w:val="000000"/>
+          <w:kern w:val="0"/>
+          <w:sz w:val="28"/>
+          <w:szCs w:val="28"/>
+          <w:lang w:eastAsia="en-IN"/>
+          <w14:ligatures w14:val="none"/>
+        </w:rPr>
+      </w:pPr>
+      <w:r>
+        <w:rPr>
+          <w:rFonts w:ascii="Calibri" w:eastAsia="Times New Roman" w:hAnsi="Calibri" w:cs="Calibri"/>
+          <w:color w:val="000000"/>
+          <w:kern w:val="0"/>
+          <w:sz w:val="28"/>
+          <w:szCs w:val="28"/>
+          <w:lang w:eastAsia="en-IN"/>
+          <w14:ligatures w14:val="none"/>
+        </w:rPr>
+        <w:t xml:space="preserve">APPEND </w:t>
+      </w:r>
+      <w:proofErr w:type="spellStart"/>
+      <w:r>
+        <w:rPr>
+          <w:rFonts w:ascii="Calibri" w:eastAsia="Times New Roman" w:hAnsi="Calibri" w:cs="Calibri"/>
+          <w:color w:val="000000"/>
+          <w:kern w:val="0"/>
+          <w:sz w:val="28"/>
+          <w:szCs w:val="28"/>
+          <w:lang w:eastAsia="en-IN"/>
+          <w14:ligatures w14:val="none"/>
+        </w:rPr>
+        <w:t>wa_student</w:t>
+      </w:r>
+      <w:proofErr w:type="spellEnd"/>
+      <w:r>
+        <w:rPr>
+          <w:rFonts w:ascii="Calibri" w:eastAsia="Times New Roman" w:hAnsi="Calibri" w:cs="Calibri"/>
+          <w:color w:val="000000"/>
+          <w:kern w:val="0"/>
+          <w:sz w:val="28"/>
+          <w:szCs w:val="28"/>
+          <w:lang w:eastAsia="en-IN"/>
+          <w14:ligatures w14:val="none"/>
+        </w:rPr>
+        <w:t xml:space="preserve"> TO </w:t>
+      </w:r>
+      <w:proofErr w:type="spellStart"/>
+      <w:r>
+        <w:rPr>
+          <w:rFonts w:ascii="Calibri" w:eastAsia="Times New Roman" w:hAnsi="Calibri" w:cs="Calibri"/>
+          <w:color w:val="000000"/>
+          <w:kern w:val="0"/>
+          <w:sz w:val="28"/>
+          <w:szCs w:val="28"/>
+          <w:lang w:eastAsia="en-IN"/>
+          <w14:ligatures w14:val="none"/>
+        </w:rPr>
+        <w:t>it_student</w:t>
+      </w:r>
+      <w:proofErr w:type="spellEnd"/>
+      <w:r>
+        <w:rPr>
+          <w:rFonts w:ascii="Calibri" w:eastAsia="Times New Roman" w:hAnsi="Calibri" w:cs="Calibri"/>
+          <w:color w:val="000000"/>
+          <w:kern w:val="0"/>
+          <w:sz w:val="28"/>
+          <w:szCs w:val="28"/>
+          <w:lang w:eastAsia="en-IN"/>
+          <w14:ligatures w14:val="none"/>
+        </w:rPr>
+        <w:t>.</w:t>
+      </w:r>
+    </w:p>
+    <w:p>
+      <w:pPr>
+        <w:pStyle w:val="ListParagraph"/>
+        <w:numPr>
+          <w:ilvl w:val="0"/>
+          <w:numId w:val="5"/>
+        </w:numPr>
+        <w:spacing w:after="0" w:line="240" w:lineRule="auto"/>
+        <w:rPr>
+          <w:rFonts w:ascii="Calibri" w:eastAsia="Times New Roman" w:hAnsi="Calibri" w:cs="Calibri"/>
+          <w:color w:val="000000"/>
+          <w:kern w:val="0"/>
+          <w:sz w:val="28"/>
+          <w:szCs w:val="28"/>
+          <w:lang w:eastAsia="en-IN"/>
+          <w14:ligatures w14:val="none"/>
+        </w:rPr>
+      </w:pPr>
+      <w:r>
+        <w:rPr>
+          <w:rFonts w:ascii="Calibri" w:eastAsia="Times New Roman" w:hAnsi="Calibri" w:cs="Calibri"/>
+          <w:color w:val="000000"/>
+          <w:kern w:val="0"/>
+          <w:sz w:val="28"/>
+          <w:szCs w:val="28"/>
+          <w:lang w:eastAsia="en-IN"/>
+          <w14:ligatures w14:val="none"/>
+        </w:rPr>
+        <w:t xml:space="preserve"> </w:t>
+      </w:r>
+    </w:p>
+    <w:p>
+      <w:pPr>
+        <w:pStyle w:val="ListParagraph"/>
+        <w:numPr>
+          <w:ilvl w:val="0"/>
+          <w:numId w:val="5"/>
+        </w:numPr>
+        <w:spacing w:after="0" w:line="240" w:lineRule="auto"/>
+        <w:rPr>
+          <w:rFonts w:ascii="Calibri" w:eastAsia="Times New Roman" w:hAnsi="Calibri" w:cs="Calibri"/>
+          <w:color w:val="000000"/>
+          <w:kern w:val="0"/>
+          <w:sz w:val="28"/>
+          <w:szCs w:val="28"/>
+          <w:lang w:eastAsia="en-IN"/>
+          <w14:ligatures w14:val="none"/>
+        </w:rPr>
+      </w:pPr>
+      <w:r>
+        <w:rPr>
+          <w:rFonts w:ascii="Calibri" w:eastAsia="Times New Roman" w:hAnsi="Calibri" w:cs="Calibri"/>
+          <w:color w:val="000000"/>
+          <w:kern w:val="0"/>
+          <w:sz w:val="28"/>
+          <w:szCs w:val="28"/>
+          <w:lang w:eastAsia="en-IN"/>
+          <w14:ligatures w14:val="none"/>
+        </w:rPr>
+        <w:t xml:space="preserve"> </w:t>
+      </w:r>
+      <w:r>
+        <w:rPr>
+          <w:rFonts w:ascii="Calibri" w:eastAsia="Times New Roman" w:hAnsi="Calibri" w:cs="Calibri"/>
+          <w:color w:val="000000"/>
+          <w:kern w:val="0"/>
+          <w:sz w:val="28"/>
+          <w:szCs w:val="28"/>
+          <w:lang w:eastAsia="en-IN"/>
+          <w14:ligatures w14:val="none"/>
+        </w:rPr>
+        <w:t xml:space="preserve">Reading Internal Table </w:t>
+      </w:r>
+      <w:proofErr w:type="gramStart"/>
+      <w:r>
+        <w:rPr>
+          <w:rFonts w:ascii="Calibri" w:eastAsia="Times New Roman" w:hAnsi="Calibri" w:cs="Calibri"/>
+          <w:color w:val="000000"/>
+          <w:kern w:val="0"/>
+          <w:sz w:val="28"/>
+          <w:szCs w:val="28"/>
+          <w:lang w:eastAsia="en-IN"/>
+          <w14:ligatures w14:val="none"/>
+        </w:rPr>
+        <w:t>using</w:t>
+      </w:r>
+      <w:proofErr w:type="gramEnd"/>
+      <w:r>
+        <w:rPr>
+          <w:rFonts w:ascii="Calibri" w:eastAsia="Times New Roman" w:hAnsi="Calibri" w:cs="Calibri"/>
+          <w:color w:val="000000"/>
+          <w:kern w:val="0"/>
+          <w:sz w:val="28"/>
+          <w:szCs w:val="28"/>
+          <w:lang w:eastAsia="en-IN"/>
+          <w14:ligatures w14:val="none"/>
+        </w:rPr>
+        <w:t xml:space="preserve"> Work Area</w:t>
+      </w:r>
+      <w:r>
+        <w:rPr>
+          <w:rFonts w:ascii="Calibri" w:eastAsia="Times New Roman" w:hAnsi="Calibri" w:cs="Calibri"/>
+          <w:color w:val="000000"/>
+          <w:kern w:val="0"/>
+          <w:sz w:val="28"/>
+          <w:szCs w:val="28"/>
+          <w:lang w:eastAsia="en-IN"/>
+          <w14:ligatures w14:val="none"/>
+        </w:rPr>
+        <w:t>:</w:t>
+      </w:r>
+    </w:p>
+    <w:p>
+      <w:pPr>
+        <w:pStyle w:val="ListParagraph"/>
+        <w:numPr>
+          <w:ilvl w:val="0"/>
+          <w:numId w:val="5"/>
+        </w:numPr>
+        <w:spacing w:after="0" w:line="240" w:lineRule="auto"/>
+        <w:rPr>
+          <w:rFonts w:ascii="Calibri" w:eastAsia="Times New Roman" w:hAnsi="Calibri" w:cs="Calibri"/>
+          <w:color w:val="000000"/>
+          <w:kern w:val="0"/>
+          <w:sz w:val="28"/>
+          <w:szCs w:val="28"/>
+          <w:lang w:eastAsia="en-IN"/>
+          <w14:ligatures w14:val="none"/>
+        </w:rPr>
+      </w:pPr>
+    </w:p>
+    <w:p>
+      <w:pPr>
+        <w:pStyle w:val="ListParagraph"/>
+        <w:numPr>
+          <w:ilvl w:val="0"/>
+          <w:numId w:val="5"/>
+        </w:numPr>
+        <w:spacing w:after="0" w:line="240" w:lineRule="auto"/>
+        <w:rPr>
+          <w:rFonts w:ascii="Calibri" w:eastAsia="Times New Roman" w:hAnsi="Calibri" w:cs="Calibri"/>
+          <w:color w:val="000000"/>
+          <w:kern w:val="0"/>
+          <w:sz w:val="28"/>
+          <w:szCs w:val="28"/>
+          <w:lang w:eastAsia="en-IN"/>
+          <w14:ligatures w14:val="none"/>
+        </w:rPr>
+      </w:pPr>
+      <w:r>
+        <w:rPr>
+          <w:rFonts w:ascii="Calibri" w:eastAsia="Times New Roman" w:hAnsi="Calibri" w:cs="Calibri"/>
+          <w:color w:val="000000"/>
+          <w:kern w:val="0"/>
+          <w:sz w:val="28"/>
+          <w:szCs w:val="28"/>
+          <w:lang w:eastAsia="en-IN"/>
+          <w14:ligatures w14:val="none"/>
+        </w:rPr>
+        <w:lastRenderedPageBreak/>
+        <w:t xml:space="preserve">LOOP AT </w:t>
+      </w:r>
+      <w:proofErr w:type="spellStart"/>
+      <w:r>
+        <w:rPr>
+          <w:rFonts w:ascii="Calibri" w:eastAsia="Times New Roman" w:hAnsi="Calibri" w:cs="Calibri"/>
+          <w:color w:val="000000"/>
+          <w:kern w:val="0"/>
+          <w:sz w:val="28"/>
+          <w:szCs w:val="28"/>
+          <w:lang w:eastAsia="en-IN"/>
+          <w14:ligatures w14:val="none"/>
+        </w:rPr>
+        <w:t>it_student</w:t>
+      </w:r>
+      <w:proofErr w:type="spellEnd"/>
+      <w:r>
+        <w:rPr>
+          <w:rFonts w:ascii="Calibri" w:eastAsia="Times New Roman" w:hAnsi="Calibri" w:cs="Calibri"/>
+          <w:color w:val="000000"/>
+          <w:kern w:val="0"/>
+          <w:sz w:val="28"/>
+          <w:szCs w:val="28"/>
+          <w:lang w:eastAsia="en-IN"/>
+          <w14:ligatures w14:val="none"/>
+        </w:rPr>
+        <w:t xml:space="preserve"> INTO </w:t>
+      </w:r>
+      <w:proofErr w:type="spellStart"/>
+      <w:r>
+        <w:rPr>
+          <w:rFonts w:ascii="Calibri" w:eastAsia="Times New Roman" w:hAnsi="Calibri" w:cs="Calibri"/>
+          <w:color w:val="000000"/>
+          <w:kern w:val="0"/>
+          <w:sz w:val="28"/>
+          <w:szCs w:val="28"/>
+          <w:lang w:eastAsia="en-IN"/>
+          <w14:ligatures w14:val="none"/>
+        </w:rPr>
+        <w:t>wa_student</w:t>
+      </w:r>
+      <w:proofErr w:type="spellEnd"/>
+      <w:r>
+        <w:rPr>
+          <w:rFonts w:ascii="Calibri" w:eastAsia="Times New Roman" w:hAnsi="Calibri" w:cs="Calibri"/>
+          <w:color w:val="000000"/>
+          <w:kern w:val="0"/>
+          <w:sz w:val="28"/>
+          <w:szCs w:val="28"/>
+          <w:lang w:eastAsia="en-IN"/>
+          <w14:ligatures w14:val="none"/>
+        </w:rPr>
+        <w:t>.</w:t>
+      </w:r>
+    </w:p>
+    <w:p>
+      <w:pPr>
+        <w:pStyle w:val="ListParagraph"/>
+        <w:numPr>
+          <w:ilvl w:val="0"/>
+          <w:numId w:val="5"/>
+        </w:numPr>
+        <w:spacing w:after="0" w:line="240" w:lineRule="auto"/>
+        <w:rPr>
+          <w:rFonts w:ascii="Calibri" w:eastAsia="Times New Roman" w:hAnsi="Calibri" w:cs="Calibri"/>
+          <w:color w:val="000000"/>
+          <w:kern w:val="0"/>
+          <w:sz w:val="28"/>
+          <w:szCs w:val="28"/>
+          <w:lang w:eastAsia="en-IN"/>
+          <w14:ligatures w14:val="none"/>
+        </w:rPr>
+      </w:pPr>
+      <w:r>
+        <w:rPr>
+          <w:rFonts w:ascii="Calibri" w:eastAsia="Times New Roman" w:hAnsi="Calibri" w:cs="Calibri"/>
+          <w:color w:val="000000"/>
+          <w:kern w:val="0"/>
+          <w:sz w:val="28"/>
+          <w:szCs w:val="28"/>
+          <w:lang w:eastAsia="en-IN"/>
+          <w14:ligatures w14:val="none"/>
+        </w:rPr>
+        <w:t xml:space="preserve">  WRITE: / </w:t>
+      </w:r>
+      <w:proofErr w:type="spellStart"/>
+      <w:r>
+        <w:rPr>
+          <w:rFonts w:ascii="Calibri" w:eastAsia="Times New Roman" w:hAnsi="Calibri" w:cs="Calibri"/>
+          <w:color w:val="000000"/>
+          <w:kern w:val="0"/>
+          <w:sz w:val="28"/>
+          <w:szCs w:val="28"/>
+          <w:lang w:eastAsia="en-IN"/>
+          <w14:ligatures w14:val="none"/>
+        </w:rPr>
+        <w:t>wa_student</w:t>
+      </w:r>
+      <w:proofErr w:type="spellEnd"/>
+      <w:r>
+        <w:rPr>
+          <w:rFonts w:ascii="Calibri" w:eastAsia="Times New Roman" w:hAnsi="Calibri" w:cs="Calibri"/>
+          <w:color w:val="000000"/>
+          <w:kern w:val="0"/>
+          <w:sz w:val="28"/>
+          <w:szCs w:val="28"/>
+          <w:lang w:eastAsia="en-IN"/>
+          <w14:ligatures w14:val="none"/>
+        </w:rPr>
+        <w:t xml:space="preserve">-id, </w:t>
+      </w:r>
+      <w:proofErr w:type="spellStart"/>
+      <w:r>
+        <w:rPr>
+          <w:rFonts w:ascii="Calibri" w:eastAsia="Times New Roman" w:hAnsi="Calibri" w:cs="Calibri"/>
+          <w:color w:val="000000"/>
+          <w:kern w:val="0"/>
+          <w:sz w:val="28"/>
+          <w:szCs w:val="28"/>
+          <w:lang w:eastAsia="en-IN"/>
+          <w14:ligatures w14:val="none"/>
+        </w:rPr>
+        <w:t>wa_student</w:t>
+      </w:r>
+      <w:proofErr w:type="spellEnd"/>
+      <w:r>
+        <w:rPr>
+          <w:rFonts w:ascii="Calibri" w:eastAsia="Times New Roman" w:hAnsi="Calibri" w:cs="Calibri"/>
+          <w:color w:val="000000"/>
+          <w:kern w:val="0"/>
+          <w:sz w:val="28"/>
+          <w:szCs w:val="28"/>
+          <w:lang w:eastAsia="en-IN"/>
+          <w14:ligatures w14:val="none"/>
+        </w:rPr>
+        <w:t>-name.</w:t>
+      </w:r>
+    </w:p>
+    <w:p>
+      <w:pPr>
+        <w:pStyle w:val="ListParagraph"/>
+        <w:numPr>
+          <w:ilvl w:val="0"/>
+          <w:numId w:val="5"/>
+        </w:numPr>
+        <w:spacing w:after="0" w:line="240" w:lineRule="auto"/>
+        <w:rPr>
+          <w:rFonts w:ascii="Calibri" w:eastAsia="Times New Roman" w:hAnsi="Calibri" w:cs="Calibri"/>
+          <w:color w:val="000000"/>
+          <w:kern w:val="0"/>
+          <w:sz w:val="28"/>
+          <w:szCs w:val="28"/>
+          <w:lang w:eastAsia="en-IN"/>
+          <w14:ligatures w14:val="none"/>
+        </w:rPr>
+      </w:pPr>
+      <w:r>
+        <w:rPr>
+          <w:rFonts w:ascii="Calibri" w:eastAsia="Times New Roman" w:hAnsi="Calibri" w:cs="Calibri"/>
+          <w:color w:val="000000"/>
+          <w:kern w:val="0"/>
+          <w:sz w:val="28"/>
+          <w:szCs w:val="28"/>
+          <w:lang w:eastAsia="en-IN"/>
+          <w14:ligatures w14:val="none"/>
+        </w:rPr>
+        <w:t>ENDLOOP.</w:t>
+      </w:r>
+    </w:p>
+    <w:p>
+      <w:pPr>
+        <w:pStyle w:val="ListParagraph"/>
+        <w:numPr>
+          <w:ilvl w:val="0"/>
+          <w:numId w:val="5"/>
+        </w:numPr>
+        <w:spacing w:after="0" w:line="240" w:lineRule="auto"/>
+        <w:rPr>
+          <w:rFonts w:ascii="Calibri" w:eastAsia="Times New Roman" w:hAnsi="Calibri" w:cs="Calibri"/>
+          <w:color w:val="000000"/>
+          <w:kern w:val="0"/>
+          <w:sz w:val="28"/>
+          <w:szCs w:val="28"/>
+          <w:lang w:eastAsia="en-IN"/>
+          <w14:ligatures w14:val="none"/>
+        </w:rPr>
+      </w:pPr>
     </w:p>
     <w:sectPr>
       <w:pgSz w:w="11906" w:h="16838"/>

--- a/Assignment abap.docx
+++ b/Assignment abap.docx
@@ -410,59 +410,7 @@
           <w:lang w:eastAsia="en-IN"/>
           <w14:ligatures w14:val="none"/>
         </w:rPr>
-        <w:t xml:space="preserve">Ex: DATA </w:t>
-      </w:r>
-      <w:proofErr w:type="spellStart"/>
-      <w:r>
-        <w:rPr>
-          <w:rFonts w:eastAsia="Times New Roman" w:cstheme="minorHAnsi"/>
-          <w:color w:val="242424"/>
-          <w:kern w:val="0"/>
-          <w:sz w:val="28"/>
-          <w:szCs w:val="28"/>
-          <w:lang w:eastAsia="en-IN"/>
-          <w14:ligatures w14:val="none"/>
-        </w:rPr>
-        <w:t>itab</w:t>
-      </w:r>
-      <w:proofErr w:type="spellEnd"/>
-      <w:r>
-        <w:rPr>
-          <w:rFonts w:eastAsia="Times New Roman" w:cstheme="minorHAnsi"/>
-          <w:color w:val="242424"/>
-          <w:kern w:val="0"/>
-          <w:sz w:val="28"/>
-          <w:szCs w:val="28"/>
-          <w:lang w:eastAsia="en-IN"/>
-          <w14:ligatures w14:val="none"/>
-        </w:rPr>
-        <w:t xml:space="preserve"> TYPE STANDARD TABLE OF </w:t>
-      </w:r>
-      <w:proofErr w:type="spellStart"/>
-      <w:r>
-        <w:rPr>
-          <w:rFonts w:eastAsia="Times New Roman" w:cstheme="minorHAnsi"/>
-          <w:color w:val="242424"/>
-          <w:kern w:val="0"/>
-          <w:sz w:val="28"/>
-          <w:szCs w:val="28"/>
-          <w:lang w:eastAsia="en-IN"/>
-          <w14:ligatures w14:val="none"/>
-        </w:rPr>
-        <w:t>ty_line</w:t>
-      </w:r>
-      <w:proofErr w:type="spellEnd"/>
-      <w:r>
-        <w:rPr>
-          <w:rFonts w:eastAsia="Times New Roman" w:cstheme="minorHAnsi"/>
-          <w:color w:val="242424"/>
-          <w:kern w:val="0"/>
-          <w:sz w:val="28"/>
-          <w:szCs w:val="28"/>
-          <w:lang w:eastAsia="en-IN"/>
-          <w14:ligatures w14:val="none"/>
-        </w:rPr>
-        <w:t>.</w:t>
+        <w:t>Ex: DATA itab TYPE STANDARD TABLE OF ty_line.</w:t>
       </w:r>
     </w:p>
     <w:p>
@@ -589,10 +537,17 @@
           <w:lang w:eastAsia="en-IN"/>
           <w14:ligatures w14:val="none"/>
         </w:rPr>
-        <w:t xml:space="preserve">Accessed by </w:t>
-      </w:r>
-      <w:proofErr w:type="spellStart"/>
-      <w:r>
+        <w:t>Accessed by ondex or key.</w:t>
+      </w:r>
+    </w:p>
+    <w:p>
+      <w:pPr>
+        <w:pStyle w:val="ListParagraph"/>
+        <w:numPr>
+          <w:ilvl w:val="0"/>
+          <w:numId w:val="5"/>
+        </w:numPr>
+        <w:spacing w:after="0" w:line="240" w:lineRule="auto"/>
         <w:rPr>
           <w:rFonts w:eastAsia="Times New Roman" w:cstheme="minorHAnsi"/>
           <w:color w:val="242424"/>
@@ -602,9 +557,7 @@
           <w:lang w:eastAsia="en-IN"/>
           <w14:ligatures w14:val="none"/>
         </w:rPr>
-        <w:t>ondex</w:t>
-      </w:r>
-      <w:proofErr w:type="spellEnd"/>
+      </w:pPr>
       <w:r>
         <w:rPr>
           <w:rFonts w:eastAsia="Times New Roman" w:cstheme="minorHAnsi"/>
@@ -615,7 +568,7 @@
           <w:lang w:eastAsia="en-IN"/>
           <w14:ligatures w14:val="none"/>
         </w:rPr>
-        <w:t xml:space="preserve"> or key.</w:t>
+        <w:t>No duplicate entries.</w:t>
       </w:r>
     </w:p>
     <w:p>
@@ -646,7 +599,7 @@
           <w:lang w:eastAsia="en-IN"/>
           <w14:ligatures w14:val="none"/>
         </w:rPr>
-        <w:t>No duplicate entries.</w:t>
+        <w:t>Binary search.</w:t>
       </w:r>
     </w:p>
     <w:p>
@@ -677,90 +630,7 @@
           <w:lang w:eastAsia="en-IN"/>
           <w14:ligatures w14:val="none"/>
         </w:rPr>
-        <w:t>Binary search.</w:t>
-      </w:r>
-    </w:p>
-    <w:p>
-      <w:pPr>
-        <w:pStyle w:val="ListParagraph"/>
-        <w:numPr>
-          <w:ilvl w:val="0"/>
-          <w:numId w:val="5"/>
-        </w:numPr>
-        <w:spacing w:after="0" w:line="240" w:lineRule="auto"/>
-        <w:rPr>
-          <w:rFonts w:eastAsia="Times New Roman" w:cstheme="minorHAnsi"/>
-          <w:color w:val="242424"/>
-          <w:kern w:val="0"/>
-          <w:sz w:val="28"/>
-          <w:szCs w:val="28"/>
-          <w:lang w:eastAsia="en-IN"/>
-          <w14:ligatures w14:val="none"/>
-        </w:rPr>
-      </w:pPr>
-      <w:r>
-        <w:rPr>
-          <w:rFonts w:eastAsia="Times New Roman" w:cstheme="minorHAnsi"/>
-          <w:color w:val="242424"/>
-          <w:kern w:val="0"/>
-          <w:sz w:val="28"/>
-          <w:szCs w:val="28"/>
-          <w:lang w:eastAsia="en-IN"/>
-          <w14:ligatures w14:val="none"/>
-        </w:rPr>
-        <w:t xml:space="preserve">Ex: DATA </w:t>
-      </w:r>
-      <w:proofErr w:type="spellStart"/>
-      <w:r>
-        <w:rPr>
-          <w:rFonts w:eastAsia="Times New Roman" w:cstheme="minorHAnsi"/>
-          <w:color w:val="242424"/>
-          <w:kern w:val="0"/>
-          <w:sz w:val="28"/>
-          <w:szCs w:val="28"/>
-          <w:lang w:eastAsia="en-IN"/>
-          <w14:ligatures w14:val="none"/>
-        </w:rPr>
-        <w:t>itab</w:t>
-      </w:r>
-      <w:proofErr w:type="spellEnd"/>
-      <w:r>
-        <w:rPr>
-          <w:rFonts w:eastAsia="Times New Roman" w:cstheme="minorHAnsi"/>
-          <w:color w:val="242424"/>
-          <w:kern w:val="0"/>
-          <w:sz w:val="28"/>
-          <w:szCs w:val="28"/>
-          <w:lang w:eastAsia="en-IN"/>
-          <w14:ligatures w14:val="none"/>
-        </w:rPr>
-        <w:t xml:space="preserve"> TYPE SORTED TABLE OF </w:t>
-      </w:r>
-      <w:proofErr w:type="spellStart"/>
-      <w:r>
-        <w:rPr>
-          <w:rFonts w:eastAsia="Times New Roman" w:cstheme="minorHAnsi"/>
-          <w:color w:val="242424"/>
-          <w:kern w:val="0"/>
-          <w:sz w:val="28"/>
-          <w:szCs w:val="28"/>
-          <w:lang w:eastAsia="en-IN"/>
-          <w14:ligatures w14:val="none"/>
-        </w:rPr>
-        <w:t>ty_line</w:t>
-      </w:r>
-      <w:proofErr w:type="spellEnd"/>
-      <w:r>
-        <w:rPr>
-          <w:rFonts w:eastAsia="Times New Roman" w:cstheme="minorHAnsi"/>
-          <w:color w:val="242424"/>
-          <w:kern w:val="0"/>
-          <w:sz w:val="28"/>
-          <w:szCs w:val="28"/>
-          <w:lang w:eastAsia="en-IN"/>
-          <w14:ligatures w14:val="none"/>
-        </w:rPr>
-        <w:t xml:space="preserve"> WITH KEY field.</w:t>
+        <w:t>Ex: DATA itab TYPE SORTED TABLE OF ty_line WITH KEY field.</w:t>
       </w:r>
     </w:p>
     <w:p>
@@ -926,10 +796,17 @@
           <w:lang w:eastAsia="en-IN"/>
           <w14:ligatures w14:val="none"/>
         </w:rPr>
-        <w:t xml:space="preserve">Accessed only by </w:t>
-      </w:r>
-      <w:proofErr w:type="gramStart"/>
-      <w:r>
+        <w:t>Accessed only by key(no index).</w:t>
+      </w:r>
+    </w:p>
+    <w:p>
+      <w:pPr>
+        <w:pStyle w:val="ListParagraph"/>
+        <w:numPr>
+          <w:ilvl w:val="0"/>
+          <w:numId w:val="5"/>
+        </w:numPr>
+        <w:spacing w:after="0" w:line="240" w:lineRule="auto"/>
         <w:rPr>
           <w:rFonts w:eastAsia="Times New Roman" w:cstheme="minorHAnsi"/>
           <w:color w:val="242424"/>
@@ -939,9 +816,7 @@
           <w:lang w:eastAsia="en-IN"/>
           <w14:ligatures w14:val="none"/>
         </w:rPr>
-        <w:t>key(</w:t>
-      </w:r>
-      <w:proofErr w:type="gramEnd"/>
+      </w:pPr>
       <w:r>
         <w:rPr>
           <w:rFonts w:eastAsia="Times New Roman" w:cstheme="minorHAnsi"/>
@@ -952,7 +827,7 @@
           <w:lang w:eastAsia="en-IN"/>
           <w14:ligatures w14:val="none"/>
         </w:rPr>
-        <w:t>no index).</w:t>
+        <w:t>No duplicate entries.</w:t>
       </w:r>
     </w:p>
     <w:p>
@@ -983,17 +858,13 @@
           <w:lang w:eastAsia="en-IN"/>
           <w14:ligatures w14:val="none"/>
         </w:rPr>
-        <w:t>No duplicate entries.</w:t>
-      </w:r>
-    </w:p>
-    <w:p>
-      <w:pPr>
-        <w:pStyle w:val="ListParagraph"/>
-        <w:numPr>
-          <w:ilvl w:val="0"/>
-          <w:numId w:val="5"/>
-        </w:numPr>
-        <w:spacing w:after="0" w:line="240" w:lineRule="auto"/>
+        <w:t>Ex: DATA itab TYPE HASHED TABLE OF ty_line WITH UNIQUE KEY field.</w:t>
+      </w:r>
+    </w:p>
+    <w:p>
+      <w:pPr>
+        <w:spacing w:after="0" w:line="240" w:lineRule="auto"/>
+        <w:ind w:left="360"/>
         <w:rPr>
           <w:rFonts w:eastAsia="Times New Roman" w:cstheme="minorHAnsi"/>
           <w:color w:val="242424"/>
@@ -1004,85 +875,6 @@
           <w14:ligatures w14:val="none"/>
         </w:rPr>
       </w:pPr>
-      <w:r>
-        <w:rPr>
-          <w:rFonts w:eastAsia="Times New Roman" w:cstheme="minorHAnsi"/>
-          <w:color w:val="242424"/>
-          <w:kern w:val="0"/>
-          <w:sz w:val="28"/>
-          <w:szCs w:val="28"/>
-          <w:lang w:eastAsia="en-IN"/>
-          <w14:ligatures w14:val="none"/>
-        </w:rPr>
-        <w:t xml:space="preserve">Ex: DATA </w:t>
-      </w:r>
-      <w:proofErr w:type="spellStart"/>
-      <w:r>
-        <w:rPr>
-          <w:rFonts w:eastAsia="Times New Roman" w:cstheme="minorHAnsi"/>
-          <w:color w:val="242424"/>
-          <w:kern w:val="0"/>
-          <w:sz w:val="28"/>
-          <w:szCs w:val="28"/>
-          <w:lang w:eastAsia="en-IN"/>
-          <w14:ligatures w14:val="none"/>
-        </w:rPr>
-        <w:t>itab</w:t>
-      </w:r>
-      <w:proofErr w:type="spellEnd"/>
-      <w:r>
-        <w:rPr>
-          <w:rFonts w:eastAsia="Times New Roman" w:cstheme="minorHAnsi"/>
-          <w:color w:val="242424"/>
-          <w:kern w:val="0"/>
-          <w:sz w:val="28"/>
-          <w:szCs w:val="28"/>
-          <w:lang w:eastAsia="en-IN"/>
-          <w14:ligatures w14:val="none"/>
-        </w:rPr>
-        <w:t xml:space="preserve"> TYPE HASHED TABLE OF </w:t>
-      </w:r>
-      <w:proofErr w:type="spellStart"/>
-      <w:r>
-        <w:rPr>
-          <w:rFonts w:eastAsia="Times New Roman" w:cstheme="minorHAnsi"/>
-          <w:color w:val="242424"/>
-          <w:kern w:val="0"/>
-          <w:sz w:val="28"/>
-          <w:szCs w:val="28"/>
-          <w:lang w:eastAsia="en-IN"/>
-          <w14:ligatures w14:val="none"/>
-        </w:rPr>
-        <w:t>ty_line</w:t>
-      </w:r>
-      <w:proofErr w:type="spellEnd"/>
-      <w:r>
-        <w:rPr>
-          <w:rFonts w:eastAsia="Times New Roman" w:cstheme="minorHAnsi"/>
-          <w:color w:val="242424"/>
-          <w:kern w:val="0"/>
-          <w:sz w:val="28"/>
-          <w:szCs w:val="28"/>
-          <w:lang w:eastAsia="en-IN"/>
-          <w14:ligatures w14:val="none"/>
-        </w:rPr>
-        <w:t xml:space="preserve"> WITH UNIQUE KEY field.</w:t>
-      </w:r>
-    </w:p>
-    <w:p>
-      <w:pPr>
-        <w:spacing w:after="0" w:line="240" w:lineRule="auto"/>
-        <w:ind w:left="360"/>
-        <w:rPr>
-          <w:rFonts w:eastAsia="Times New Roman" w:cstheme="minorHAnsi"/>
-          <w:color w:val="242424"/>
-          <w:kern w:val="0"/>
-          <w:sz w:val="28"/>
-          <w:szCs w:val="28"/>
-          <w:lang w:eastAsia="en-IN"/>
-          <w14:ligatures w14:val="none"/>
-        </w:rPr>
-      </w:pPr>
     </w:p>
     <w:p>
       <w:pPr>
@@ -1130,9 +922,8 @@
           <w:lang w:eastAsia="en-IN"/>
           <w14:ligatures w14:val="none"/>
         </w:rPr>
-        <w:t xml:space="preserve">at is standard internal </w:t>
-      </w:r>
-      <w:proofErr w:type="gramStart"/>
+        <w:t>at is standard internal table ,sorted internal table and hashed internal table?</w:t>
+      </w:r>
       <w:r>
         <w:rPr>
           <w:rFonts w:ascii="Calibri" w:eastAsia="Times New Roman" w:hAnsi="Calibri" w:cs="Calibri"/>
@@ -1145,9 +936,8 @@
           <w:lang w:eastAsia="en-IN"/>
           <w14:ligatures w14:val="none"/>
         </w:rPr>
-        <w:t>table ,sorted</w:t>
-      </w:r>
-      <w:proofErr w:type="gramEnd"/>
+        <w:t xml:space="preserve"> </w:t>
+      </w:r>
       <w:r>
         <w:rPr>
           <w:rFonts w:ascii="Calibri" w:eastAsia="Times New Roman" w:hAnsi="Calibri" w:cs="Calibri"/>
@@ -1160,7 +950,7 @@
           <w:lang w:eastAsia="en-IN"/>
           <w14:ligatures w14:val="none"/>
         </w:rPr>
-        <w:t xml:space="preserve"> internal table and hashed internal table?</w:t>
+        <w:t>D</w:t>
       </w:r>
       <w:r>
         <w:rPr>
@@ -1174,7 +964,7 @@
           <w:lang w:eastAsia="en-IN"/>
           <w14:ligatures w14:val="none"/>
         </w:rPr>
-        <w:t xml:space="preserve"> </w:t>
+        <w:t>iff</w:t>
       </w:r>
       <w:r>
         <w:rPr>
@@ -1188,7 +978,7 @@
           <w:lang w:eastAsia="en-IN"/>
           <w14:ligatures w14:val="none"/>
         </w:rPr>
-        <w:t>D</w:t>
+        <w:t xml:space="preserve">erence between </w:t>
       </w:r>
       <w:r>
         <w:rPr>
@@ -1202,9 +992,17 @@
           <w:lang w:eastAsia="en-IN"/>
           <w14:ligatures w14:val="none"/>
         </w:rPr>
-        <w:t>iff</w:t>
-      </w:r>
-      <w:r>
+        <w:t>them</w:t>
+      </w:r>
+    </w:p>
+    <w:p>
+      <w:pPr>
+        <w:pStyle w:val="ListParagraph"/>
+        <w:numPr>
+          <w:ilvl w:val="0"/>
+          <w:numId w:val="5"/>
+        </w:numPr>
+        <w:spacing w:after="0" w:line="240" w:lineRule="auto"/>
         <w:rPr>
           <w:rFonts w:ascii="Calibri" w:eastAsia="Times New Roman" w:hAnsi="Calibri" w:cs="Calibri"/>
           <w:b/>
@@ -1216,8 +1014,7 @@
           <w:lang w:eastAsia="en-IN"/>
           <w14:ligatures w14:val="none"/>
         </w:rPr>
-        <w:t xml:space="preserve">erence between </w:t>
-      </w:r>
+      </w:pPr>
       <w:r>
         <w:rPr>
           <w:rFonts w:ascii="Calibri" w:eastAsia="Times New Roman" w:hAnsi="Calibri" w:cs="Calibri"/>
@@ -1230,8 +1027,55 @@
           <w:lang w:eastAsia="en-IN"/>
           <w14:ligatures w14:val="none"/>
         </w:rPr>
-        <w:t>them</w:t>
-      </w:r>
+        <w:t>Standard Internal Table:</w:t>
+      </w:r>
+    </w:p>
+    <w:p>
+      <w:pPr>
+        <w:pStyle w:val="ListParagraph"/>
+        <w:numPr>
+          <w:ilvl w:val="0"/>
+          <w:numId w:val="5"/>
+        </w:numPr>
+        <w:spacing w:after="0" w:line="240" w:lineRule="auto"/>
+        <w:rPr>
+          <w:rFonts w:ascii="Calibri" w:eastAsia="Times New Roman" w:hAnsi="Calibri" w:cs="Calibri"/>
+          <w:color w:val="000000"/>
+          <w:kern w:val="0"/>
+          <w:sz w:val="28"/>
+          <w:szCs w:val="28"/>
+          <w:lang w:eastAsia="en-IN"/>
+          <w14:ligatures w14:val="none"/>
+        </w:rPr>
+      </w:pPr>
+      <w:r>
+        <w:rPr>
+          <w:rFonts w:ascii="Calibri" w:eastAsia="Times New Roman" w:hAnsi="Calibri" w:cs="Calibri"/>
+          <w:color w:val="000000"/>
+          <w:kern w:val="0"/>
+          <w:sz w:val="28"/>
+          <w:szCs w:val="28"/>
+          <w:lang w:eastAsia="en-IN"/>
+          <w14:ligatures w14:val="none"/>
+        </w:rPr>
+        <w:t>A table that stores rows in insertion order and is accessed sequentially by index or key.</w:t>
+      </w:r>
+    </w:p>
+    <w:p>
+      <w:pPr>
+        <w:pStyle w:val="ListParagraph"/>
+        <w:spacing w:after="0" w:line="240" w:lineRule="auto"/>
+        <w:ind w:left="744"/>
+        <w:rPr>
+          <w:rFonts w:ascii="Calibri" w:eastAsia="Times New Roman" w:hAnsi="Calibri" w:cs="Calibri"/>
+          <w:color w:val="000000"/>
+          <w:kern w:val="0"/>
+          <w:sz w:val="28"/>
+          <w:szCs w:val="28"/>
+          <w:lang w:eastAsia="en-IN"/>
+          <w14:ligatures w14:val="none"/>
+        </w:rPr>
+      </w:pPr>
     </w:p>
     <w:p>
       <w:pPr>
@@ -1265,9 +1109,64 @@
           <w:lang w:eastAsia="en-IN"/>
           <w14:ligatures w14:val="none"/>
         </w:rPr>
-        <w:t>Standard Internal Table</w:t>
-      </w:r>
-      <w:r>
+        <w:t>Sorted Internal Table:</w:t>
+      </w:r>
+    </w:p>
+    <w:p>
+      <w:pPr>
+        <w:pStyle w:val="ListParagraph"/>
+        <w:numPr>
+          <w:ilvl w:val="0"/>
+          <w:numId w:val="5"/>
+        </w:numPr>
+        <w:spacing w:after="0" w:line="240" w:lineRule="auto"/>
+        <w:rPr>
+          <w:rFonts w:ascii="Calibri" w:eastAsia="Times New Roman" w:hAnsi="Calibri" w:cs="Calibri"/>
+          <w:color w:val="000000"/>
+          <w:kern w:val="0"/>
+          <w:sz w:val="28"/>
+          <w:szCs w:val="28"/>
+          <w:lang w:eastAsia="en-IN"/>
+          <w14:ligatures w14:val="none"/>
+        </w:rPr>
+      </w:pPr>
+      <w:r>
+        <w:rPr>
+          <w:rFonts w:ascii="Calibri" w:eastAsia="Times New Roman" w:hAnsi="Calibri" w:cs="Calibri"/>
+          <w:color w:val="000000"/>
+          <w:kern w:val="0"/>
+          <w:sz w:val="28"/>
+          <w:szCs w:val="28"/>
+          <w:lang w:eastAsia="en-IN"/>
+          <w14:ligatures w14:val="none"/>
+        </w:rPr>
+        <w:t>A table that automatically keeps rows sorted by a defined key and allows fast binary search.</w:t>
+      </w:r>
+    </w:p>
+    <w:p>
+      <w:pPr>
+        <w:pStyle w:val="ListParagraph"/>
+        <w:spacing w:after="0" w:line="240" w:lineRule="auto"/>
+        <w:ind w:left="744"/>
+        <w:rPr>
+          <w:rFonts w:ascii="Calibri" w:eastAsia="Times New Roman" w:hAnsi="Calibri" w:cs="Calibri"/>
+          <w:color w:val="000000"/>
+          <w:kern w:val="0"/>
+          <w:sz w:val="28"/>
+          <w:szCs w:val="28"/>
+          <w:lang w:eastAsia="en-IN"/>
+          <w14:ligatures w14:val="none"/>
+        </w:rPr>
+      </w:pPr>
+    </w:p>
+    <w:p>
+      <w:pPr>
+        <w:pStyle w:val="ListParagraph"/>
+        <w:numPr>
+          <w:ilvl w:val="0"/>
+          <w:numId w:val="5"/>
+        </w:numPr>
+        <w:spacing w:after="0" w:line="240" w:lineRule="auto"/>
         <w:rPr>
           <w:rFonts w:ascii="Calibri" w:eastAsia="Times New Roman" w:hAnsi="Calibri" w:cs="Calibri"/>
           <w:b/>
@@ -1279,64 +1178,8 @@
           <w:lang w:eastAsia="en-IN"/>
           <w14:ligatures w14:val="none"/>
         </w:rPr>
-        <w:t>:</w:t>
-      </w:r>
-    </w:p>
-    <w:p>
-      <w:pPr>
-        <w:pStyle w:val="ListParagraph"/>
-        <w:numPr>
-          <w:ilvl w:val="0"/>
-          <w:numId w:val="5"/>
-        </w:numPr>
-        <w:spacing w:after="0" w:line="240" w:lineRule="auto"/>
-        <w:rPr>
-          <w:rFonts w:ascii="Calibri" w:eastAsia="Times New Roman" w:hAnsi="Calibri" w:cs="Calibri"/>
-          <w:color w:val="000000"/>
-          <w:kern w:val="0"/>
-          <w:sz w:val="28"/>
-          <w:szCs w:val="28"/>
-          <w:lang w:eastAsia="en-IN"/>
-          <w14:ligatures w14:val="none"/>
-        </w:rPr>
-      </w:pPr>
-      <w:r>
-        <w:rPr>
-          <w:rFonts w:ascii="Calibri" w:eastAsia="Times New Roman" w:hAnsi="Calibri" w:cs="Calibri"/>
-          <w:color w:val="000000"/>
-          <w:kern w:val="0"/>
-          <w:sz w:val="28"/>
-          <w:szCs w:val="28"/>
-          <w:lang w:eastAsia="en-IN"/>
-          <w14:ligatures w14:val="none"/>
-        </w:rPr>
-        <w:t>A table that stores rows in insertion order and is accessed sequentially by index or key.</w:t>
-      </w:r>
-    </w:p>
-    <w:p>
-      <w:pPr>
-        <w:pStyle w:val="ListParagraph"/>
-        <w:spacing w:after="0" w:line="240" w:lineRule="auto"/>
-        <w:ind w:left="744"/>
-        <w:rPr>
-          <w:rFonts w:ascii="Calibri" w:eastAsia="Times New Roman" w:hAnsi="Calibri" w:cs="Calibri"/>
-          <w:color w:val="000000"/>
-          <w:kern w:val="0"/>
-          <w:sz w:val="28"/>
-          <w:szCs w:val="28"/>
-          <w:lang w:eastAsia="en-IN"/>
-          <w14:ligatures w14:val="none"/>
-        </w:rPr>
-      </w:pPr>
-    </w:p>
-    <w:p>
-      <w:pPr>
-        <w:pStyle w:val="ListParagraph"/>
-        <w:numPr>
-          <w:ilvl w:val="0"/>
-          <w:numId w:val="5"/>
-        </w:numPr>
-        <w:spacing w:after="0" w:line="240" w:lineRule="auto"/>
+      </w:pPr>
+      <w:r>
         <w:rPr>
           <w:rFonts w:ascii="Calibri" w:eastAsia="Times New Roman" w:hAnsi="Calibri" w:cs="Calibri"/>
           <w:b/>
@@ -1348,131 +1191,8 @@
           <w:lang w:eastAsia="en-IN"/>
           <w14:ligatures w14:val="none"/>
         </w:rPr>
-      </w:pPr>
-      <w:r>
-        <w:rPr>
-          <w:rFonts w:ascii="Calibri" w:eastAsia="Times New Roman" w:hAnsi="Calibri" w:cs="Calibri"/>
-          <w:b/>
-          <w:bCs/>
-          <w:color w:val="000000"/>
-          <w:kern w:val="0"/>
-          <w:sz w:val="28"/>
-          <w:szCs w:val="28"/>
-          <w:lang w:eastAsia="en-IN"/>
-          <w14:ligatures w14:val="none"/>
-        </w:rPr>
-        <w:t>Sorted Internal Table</w:t>
-      </w:r>
-      <w:r>
-        <w:rPr>
-          <w:rFonts w:ascii="Calibri" w:eastAsia="Times New Roman" w:hAnsi="Calibri" w:cs="Calibri"/>
-          <w:b/>
-          <w:bCs/>
-          <w:color w:val="000000"/>
-          <w:kern w:val="0"/>
-          <w:sz w:val="28"/>
-          <w:szCs w:val="28"/>
-          <w:lang w:eastAsia="en-IN"/>
-          <w14:ligatures w14:val="none"/>
-        </w:rPr>
-        <w:t>:</w:t>
-      </w:r>
-    </w:p>
-    <w:p>
-      <w:pPr>
-        <w:pStyle w:val="ListParagraph"/>
-        <w:numPr>
-          <w:ilvl w:val="0"/>
-          <w:numId w:val="5"/>
-        </w:numPr>
-        <w:spacing w:after="0" w:line="240" w:lineRule="auto"/>
-        <w:rPr>
-          <w:rFonts w:ascii="Calibri" w:eastAsia="Times New Roman" w:hAnsi="Calibri" w:cs="Calibri"/>
-          <w:color w:val="000000"/>
-          <w:kern w:val="0"/>
-          <w:sz w:val="28"/>
-          <w:szCs w:val="28"/>
-          <w:lang w:eastAsia="en-IN"/>
-          <w14:ligatures w14:val="none"/>
-        </w:rPr>
-      </w:pPr>
-      <w:r>
-        <w:rPr>
-          <w:rFonts w:ascii="Calibri" w:eastAsia="Times New Roman" w:hAnsi="Calibri" w:cs="Calibri"/>
-          <w:color w:val="000000"/>
-          <w:kern w:val="0"/>
-          <w:sz w:val="28"/>
-          <w:szCs w:val="28"/>
-          <w:lang w:eastAsia="en-IN"/>
-          <w14:ligatures w14:val="none"/>
-        </w:rPr>
-        <w:t>A table that automatically keeps rows sorted by a defined key and allows fast binary search.</w:t>
-      </w:r>
-    </w:p>
-    <w:p>
-      <w:pPr>
-        <w:pStyle w:val="ListParagraph"/>
-        <w:spacing w:after="0" w:line="240" w:lineRule="auto"/>
-        <w:ind w:left="744"/>
-        <w:rPr>
-          <w:rFonts w:ascii="Calibri" w:eastAsia="Times New Roman" w:hAnsi="Calibri" w:cs="Calibri"/>
-          <w:color w:val="000000"/>
-          <w:kern w:val="0"/>
-          <w:sz w:val="28"/>
-          <w:szCs w:val="28"/>
-          <w:lang w:eastAsia="en-IN"/>
-          <w14:ligatures w14:val="none"/>
-        </w:rPr>
-      </w:pPr>
-    </w:p>
-    <w:p>
-      <w:pPr>
-        <w:pStyle w:val="ListParagraph"/>
-        <w:numPr>
-          <w:ilvl w:val="0"/>
-          <w:numId w:val="5"/>
-        </w:numPr>
-        <w:spacing w:after="0" w:line="240" w:lineRule="auto"/>
-        <w:rPr>
-          <w:rFonts w:ascii="Calibri" w:eastAsia="Times New Roman" w:hAnsi="Calibri" w:cs="Calibri"/>
-          <w:b/>
-          <w:bCs/>
-          <w:color w:val="000000"/>
-          <w:kern w:val="0"/>
-          <w:sz w:val="28"/>
-          <w:szCs w:val="28"/>
-          <w:lang w:eastAsia="en-IN"/>
-          <w14:ligatures w14:val="none"/>
-        </w:rPr>
-      </w:pPr>
-      <w:r>
-        <w:rPr>
-          <w:rFonts w:ascii="Calibri" w:eastAsia="Times New Roman" w:hAnsi="Calibri" w:cs="Calibri"/>
-          <w:b/>
-          <w:bCs/>
-          <w:color w:val="000000"/>
-          <w:kern w:val="0"/>
-          <w:sz w:val="28"/>
-          <w:szCs w:val="28"/>
-          <w:lang w:eastAsia="en-IN"/>
-          <w14:ligatures w14:val="none"/>
-        </w:rPr>
         <w:lastRenderedPageBreak/>
-        <w:t>Hashed Internal Table</w:t>
-      </w:r>
-      <w:r>
-        <w:rPr>
-          <w:rFonts w:ascii="Calibri" w:eastAsia="Times New Roman" w:hAnsi="Calibri" w:cs="Calibri"/>
-          <w:b/>
-          <w:bCs/>
-          <w:color w:val="000000"/>
-          <w:kern w:val="0"/>
-          <w:sz w:val="28"/>
-          <w:szCs w:val="28"/>
-          <w:lang w:eastAsia="en-IN"/>
-          <w14:ligatures w14:val="none"/>
-        </w:rPr>
-        <w:t>:</w:t>
+        <w:t>Hashed Internal Table:</w:t>
       </w:r>
     </w:p>
     <w:p>
@@ -2208,7 +1928,6 @@
               </w:rPr>
               <w:br/>
             </w:r>
-            <w:proofErr w:type="gramStart"/>
             <w:r>
               <w:rPr>
                 <w:rFonts w:ascii="Calibri" w:eastAsia="Times New Roman" w:hAnsi="Calibri" w:cs="Calibri"/>
@@ -2257,7 +1976,6 @@
               </w:rPr>
               <w:t>nique</w:t>
             </w:r>
-            <w:proofErr w:type="gramEnd"/>
           </w:p>
         </w:tc>
         <w:tc>
@@ -2751,9 +2469,17 @@
           <w:lang w:eastAsia="en-IN"/>
           <w14:ligatures w14:val="none"/>
         </w:rPr>
-        <w:t>D</w:t>
-      </w:r>
-      <w:r>
+        <w:t>Difference between database table and internal table.</w:t>
+      </w:r>
+    </w:p>
+    <w:p>
+      <w:pPr>
+        <w:pStyle w:val="ListParagraph"/>
+        <w:numPr>
+          <w:ilvl w:val="0"/>
+          <w:numId w:val="5"/>
+        </w:numPr>
+        <w:spacing w:after="0" w:line="240" w:lineRule="auto"/>
         <w:rPr>
           <w:rFonts w:ascii="Calibri" w:eastAsia="Times New Roman" w:hAnsi="Calibri" w:cs="Calibri"/>
           <w:b/>
@@ -2765,17 +2491,8 @@
           <w:lang w:eastAsia="en-IN"/>
           <w14:ligatures w14:val="none"/>
         </w:rPr>
-        <w:t>ifference between database table and internal table.</w:t>
-      </w:r>
-    </w:p>
-    <w:p>
-      <w:pPr>
-        <w:pStyle w:val="ListParagraph"/>
-        <w:numPr>
-          <w:ilvl w:val="0"/>
-          <w:numId w:val="5"/>
-        </w:numPr>
-        <w:spacing w:after="0" w:line="240" w:lineRule="auto"/>
+      </w:pPr>
+      <w:r>
         <w:rPr>
           <w:rFonts w:ascii="Calibri" w:eastAsia="Times New Roman" w:hAnsi="Calibri" w:cs="Calibri"/>
           <w:b/>
@@ -2787,7 +2504,8 @@
           <w:lang w:eastAsia="en-IN"/>
           <w14:ligatures w14:val="none"/>
         </w:rPr>
-      </w:pPr>
+        <w:t xml:space="preserve">Database </w:t>
+      </w:r>
       <w:r>
         <w:rPr>
           <w:rFonts w:ascii="Calibri" w:eastAsia="Times New Roman" w:hAnsi="Calibri" w:cs="Calibri"/>
@@ -2800,7 +2518,7 @@
           <w:lang w:eastAsia="en-IN"/>
           <w14:ligatures w14:val="none"/>
         </w:rPr>
-        <w:t xml:space="preserve">Database </w:t>
+        <w:t>T</w:t>
       </w:r>
       <w:r>
         <w:rPr>
@@ -2814,9 +2532,334 @@
           <w:lang w:eastAsia="en-IN"/>
           <w14:ligatures w14:val="none"/>
         </w:rPr>
-        <w:t>T</w:t>
-      </w:r>
-      <w:r>
+        <w:t>able:</w:t>
+      </w:r>
+    </w:p>
+    <w:p>
+      <w:pPr>
+        <w:pStyle w:val="ListParagraph"/>
+        <w:numPr>
+          <w:ilvl w:val="0"/>
+          <w:numId w:val="5"/>
+        </w:numPr>
+        <w:spacing w:after="0" w:line="240" w:lineRule="auto"/>
+        <w:rPr>
+          <w:rFonts w:ascii="Calibri" w:eastAsia="Times New Roman" w:hAnsi="Calibri" w:cs="Calibri"/>
+          <w:color w:val="000000"/>
+          <w:kern w:val="0"/>
+          <w:sz w:val="28"/>
+          <w:szCs w:val="28"/>
+          <w:lang w:eastAsia="en-IN"/>
+          <w14:ligatures w14:val="none"/>
+        </w:rPr>
+      </w:pPr>
+      <w:r>
+        <w:rPr>
+          <w:rFonts w:ascii="Calibri" w:eastAsia="Times New Roman" w:hAnsi="Calibri" w:cs="Calibri"/>
+          <w:color w:val="000000"/>
+          <w:kern w:val="0"/>
+          <w:sz w:val="28"/>
+          <w:szCs w:val="28"/>
+          <w:lang w:eastAsia="en-IN"/>
+          <w14:ligatures w14:val="none"/>
+        </w:rPr>
+        <w:t>A database table stores data permanently in the database</w:t>
+      </w:r>
+      <w:r>
+        <w:rPr>
+          <w:rFonts w:ascii="Calibri" w:eastAsia="Times New Roman" w:hAnsi="Calibri" w:cs="Calibri"/>
+          <w:color w:val="000000"/>
+          <w:kern w:val="0"/>
+          <w:sz w:val="28"/>
+          <w:szCs w:val="28"/>
+          <w:lang w:eastAsia="en-IN"/>
+          <w14:ligatures w14:val="none"/>
+        </w:rPr>
+        <w:t>.</w:t>
+      </w:r>
+    </w:p>
+    <w:p>
+      <w:pPr>
+        <w:pStyle w:val="ListParagraph"/>
+        <w:numPr>
+          <w:ilvl w:val="0"/>
+          <w:numId w:val="5"/>
+        </w:numPr>
+        <w:spacing w:after="0" w:line="240" w:lineRule="auto"/>
+        <w:rPr>
+          <w:rFonts w:ascii="Calibri" w:eastAsia="Times New Roman" w:hAnsi="Calibri" w:cs="Calibri"/>
+          <w:color w:val="000000"/>
+          <w:kern w:val="0"/>
+          <w:sz w:val="28"/>
+          <w:szCs w:val="28"/>
+          <w:lang w:eastAsia="en-IN"/>
+          <w14:ligatures w14:val="none"/>
+        </w:rPr>
+      </w:pPr>
+      <w:r>
+        <w:rPr>
+          <w:rFonts w:ascii="Calibri" w:eastAsia="Times New Roman" w:hAnsi="Calibri" w:cs="Calibri"/>
+          <w:color w:val="000000"/>
+          <w:kern w:val="0"/>
+          <w:sz w:val="28"/>
+          <w:szCs w:val="28"/>
+          <w:lang w:eastAsia="en-IN"/>
+          <w14:ligatures w14:val="none"/>
+        </w:rPr>
+        <w:t>A database table retains data even after the program ends</w:t>
+      </w:r>
+      <w:r>
+        <w:rPr>
+          <w:rFonts w:ascii="Calibri" w:eastAsia="Times New Roman" w:hAnsi="Calibri" w:cs="Calibri"/>
+          <w:color w:val="000000"/>
+          <w:kern w:val="0"/>
+          <w:sz w:val="28"/>
+          <w:szCs w:val="28"/>
+          <w:lang w:eastAsia="en-IN"/>
+          <w14:ligatures w14:val="none"/>
+        </w:rPr>
+        <w:t>.</w:t>
+      </w:r>
+    </w:p>
+    <w:p>
+      <w:pPr>
+        <w:pStyle w:val="ListParagraph"/>
+        <w:numPr>
+          <w:ilvl w:val="0"/>
+          <w:numId w:val="5"/>
+        </w:numPr>
+        <w:spacing w:after="0" w:line="240" w:lineRule="auto"/>
+        <w:rPr>
+          <w:rFonts w:ascii="Calibri" w:eastAsia="Times New Roman" w:hAnsi="Calibri" w:cs="Calibri"/>
+          <w:color w:val="000000"/>
+          <w:kern w:val="0"/>
+          <w:sz w:val="28"/>
+          <w:szCs w:val="28"/>
+          <w:lang w:eastAsia="en-IN"/>
+          <w14:ligatures w14:val="none"/>
+        </w:rPr>
+      </w:pPr>
+      <w:r>
+        <w:rPr>
+          <w:rFonts w:ascii="Calibri" w:eastAsia="Times New Roman" w:hAnsi="Calibri" w:cs="Calibri"/>
+          <w:color w:val="000000"/>
+          <w:kern w:val="0"/>
+          <w:sz w:val="28"/>
+          <w:szCs w:val="28"/>
+          <w:lang w:eastAsia="en-IN"/>
+          <w14:ligatures w14:val="none"/>
+        </w:rPr>
+        <w:t>A database table is used for long-term business data storage</w:t>
+      </w:r>
+      <w:r>
+        <w:rPr>
+          <w:rFonts w:ascii="Calibri" w:eastAsia="Times New Roman" w:hAnsi="Calibri" w:cs="Calibri"/>
+          <w:color w:val="000000"/>
+          <w:kern w:val="0"/>
+          <w:sz w:val="28"/>
+          <w:szCs w:val="28"/>
+          <w:lang w:eastAsia="en-IN"/>
+          <w14:ligatures w14:val="none"/>
+        </w:rPr>
+        <w:t>.</w:t>
+      </w:r>
+    </w:p>
+    <w:p>
+      <w:pPr>
+        <w:pStyle w:val="ListParagraph"/>
+        <w:numPr>
+          <w:ilvl w:val="0"/>
+          <w:numId w:val="5"/>
+        </w:numPr>
+        <w:spacing w:after="0" w:line="240" w:lineRule="auto"/>
+        <w:rPr>
+          <w:rFonts w:ascii="Calibri" w:eastAsia="Times New Roman" w:hAnsi="Calibri" w:cs="Calibri"/>
+          <w:color w:val="000000"/>
+          <w:kern w:val="0"/>
+          <w:sz w:val="28"/>
+          <w:szCs w:val="28"/>
+          <w:lang w:eastAsia="en-IN"/>
+          <w14:ligatures w14:val="none"/>
+        </w:rPr>
+      </w:pPr>
+      <w:r>
+        <w:rPr>
+          <w:rFonts w:ascii="Calibri" w:eastAsia="Times New Roman" w:hAnsi="Calibri" w:cs="Calibri"/>
+          <w:color w:val="000000"/>
+          <w:kern w:val="0"/>
+          <w:sz w:val="28"/>
+          <w:szCs w:val="28"/>
+          <w:lang w:eastAsia="en-IN"/>
+          <w14:ligatures w14:val="none"/>
+        </w:rPr>
+        <w:t>A database table is accessed using Open SQL statements like SELECT, INSERT, and UPDATE</w:t>
+      </w:r>
+    </w:p>
+    <w:p>
+      <w:pPr>
+        <w:pStyle w:val="ListParagraph"/>
+        <w:numPr>
+          <w:ilvl w:val="0"/>
+          <w:numId w:val="5"/>
+        </w:numPr>
+        <w:spacing w:after="0" w:line="240" w:lineRule="auto"/>
+        <w:rPr>
+          <w:rFonts w:ascii="Calibri" w:eastAsia="Times New Roman" w:hAnsi="Calibri" w:cs="Calibri"/>
+          <w:color w:val="000000"/>
+          <w:kern w:val="0"/>
+          <w:sz w:val="28"/>
+          <w:szCs w:val="28"/>
+          <w:lang w:eastAsia="en-IN"/>
+          <w14:ligatures w14:val="none"/>
+        </w:rPr>
+      </w:pPr>
+      <w:r>
+        <w:rPr>
+          <w:rFonts w:ascii="Calibri" w:eastAsia="Times New Roman" w:hAnsi="Calibri" w:cs="Calibri"/>
+          <w:color w:val="000000"/>
+          <w:kern w:val="0"/>
+          <w:sz w:val="28"/>
+          <w:szCs w:val="28"/>
+          <w:lang w:eastAsia="en-IN"/>
+          <w14:ligatures w14:val="none"/>
+        </w:rPr>
+        <w:t>It can store very large volume of data.</w:t>
+      </w:r>
+    </w:p>
+    <w:p>
+      <w:pPr>
+        <w:pStyle w:val="ListParagraph"/>
+        <w:numPr>
+          <w:ilvl w:val="0"/>
+          <w:numId w:val="5"/>
+        </w:numPr>
+        <w:spacing w:after="0" w:line="240" w:lineRule="auto"/>
+        <w:rPr>
+          <w:rFonts w:ascii="Calibri" w:eastAsia="Times New Roman" w:hAnsi="Calibri" w:cs="Calibri"/>
+          <w:color w:val="000000"/>
+          <w:kern w:val="0"/>
+          <w:sz w:val="28"/>
+          <w:szCs w:val="28"/>
+          <w:lang w:eastAsia="en-IN"/>
+          <w14:ligatures w14:val="none"/>
+        </w:rPr>
+      </w:pPr>
+      <w:r>
+        <w:rPr>
+          <w:rFonts w:ascii="Calibri" w:eastAsia="Times New Roman" w:hAnsi="Calibri" w:cs="Calibri"/>
+          <w:color w:val="000000"/>
+          <w:kern w:val="0"/>
+          <w:sz w:val="28"/>
+          <w:szCs w:val="28"/>
+          <w:lang w:eastAsia="en-IN"/>
+          <w14:ligatures w14:val="none"/>
+        </w:rPr>
+        <w:t>A</w:t>
+      </w:r>
+      <w:r>
+        <w:rPr>
+          <w:rFonts w:ascii="Calibri" w:eastAsia="Times New Roman" w:hAnsi="Calibri" w:cs="Calibri"/>
+          <w:color w:val="000000"/>
+          <w:kern w:val="0"/>
+          <w:sz w:val="28"/>
+          <w:szCs w:val="28"/>
+          <w:lang w:eastAsia="en-IN"/>
+          <w14:ligatures w14:val="none"/>
+        </w:rPr>
+        <w:t>ccessed by multiple users and programs</w:t>
+      </w:r>
+      <w:r>
+        <w:rPr>
+          <w:rFonts w:ascii="Calibri" w:eastAsia="Times New Roman" w:hAnsi="Calibri" w:cs="Calibri"/>
+          <w:color w:val="000000"/>
+          <w:kern w:val="0"/>
+          <w:sz w:val="28"/>
+          <w:szCs w:val="28"/>
+          <w:lang w:eastAsia="en-IN"/>
+          <w14:ligatures w14:val="none"/>
+        </w:rPr>
+        <w:t>.</w:t>
+      </w:r>
+    </w:p>
+    <w:p>
+      <w:pPr>
+        <w:pStyle w:val="ListParagraph"/>
+        <w:numPr>
+          <w:ilvl w:val="0"/>
+          <w:numId w:val="5"/>
+        </w:numPr>
+        <w:spacing w:after="0" w:line="240" w:lineRule="auto"/>
+        <w:rPr>
+          <w:rFonts w:ascii="Calibri" w:eastAsia="Times New Roman" w:hAnsi="Calibri" w:cs="Calibri"/>
+          <w:color w:val="000000"/>
+          <w:kern w:val="0"/>
+          <w:sz w:val="28"/>
+          <w:szCs w:val="28"/>
+          <w:lang w:eastAsia="en-IN"/>
+          <w14:ligatures w14:val="none"/>
+        </w:rPr>
+      </w:pPr>
+      <w:r>
+        <w:rPr>
+          <w:rFonts w:ascii="Calibri" w:eastAsia="Times New Roman" w:hAnsi="Calibri" w:cs="Calibri"/>
+          <w:color w:val="000000"/>
+          <w:kern w:val="0"/>
+          <w:sz w:val="28"/>
+          <w:szCs w:val="28"/>
+          <w:lang w:eastAsia="en-IN"/>
+          <w14:ligatures w14:val="none"/>
+        </w:rPr>
+        <w:t>Structure is defined in ABAP Dictionary</w:t>
+      </w:r>
+      <w:r>
+        <w:rPr>
+          <w:rFonts w:ascii="Calibri" w:eastAsia="Times New Roman" w:hAnsi="Calibri" w:cs="Calibri"/>
+          <w:color w:val="000000"/>
+          <w:kern w:val="0"/>
+          <w:sz w:val="28"/>
+          <w:szCs w:val="28"/>
+          <w:lang w:eastAsia="en-IN"/>
+          <w14:ligatures w14:val="none"/>
+        </w:rPr>
+        <w:t xml:space="preserve"> </w:t>
+      </w:r>
+      <w:r>
+        <w:rPr>
+          <w:rFonts w:ascii="Calibri" w:eastAsia="Times New Roman" w:hAnsi="Calibri" w:cs="Calibri"/>
+          <w:color w:val="000000"/>
+          <w:kern w:val="0"/>
+          <w:sz w:val="28"/>
+          <w:szCs w:val="28"/>
+          <w:lang w:eastAsia="en-IN"/>
+          <w14:ligatures w14:val="none"/>
+        </w:rPr>
+        <w:t>(SE11).</w:t>
+      </w:r>
+    </w:p>
+    <w:p>
+      <w:pPr>
+        <w:pStyle w:val="ListParagraph"/>
+        <w:spacing w:after="0" w:line="240" w:lineRule="auto"/>
+        <w:ind w:left="744"/>
+        <w:rPr>
+          <w:rFonts w:ascii="Calibri" w:eastAsia="Times New Roman" w:hAnsi="Calibri" w:cs="Calibri"/>
+          <w:color w:val="000000"/>
+          <w:kern w:val="0"/>
+          <w:sz w:val="28"/>
+          <w:szCs w:val="28"/>
+          <w:lang w:eastAsia="en-IN"/>
+          <w14:ligatures w14:val="none"/>
+        </w:rPr>
+      </w:pPr>
+    </w:p>
+    <w:p>
+      <w:pPr>
+        <w:pStyle w:val="ListParagraph"/>
+        <w:numPr>
+          <w:ilvl w:val="0"/>
+          <w:numId w:val="5"/>
+        </w:numPr>
+        <w:spacing w:after="0" w:line="240" w:lineRule="auto"/>
         <w:rPr>
           <w:rFonts w:ascii="Calibri" w:eastAsia="Times New Roman" w:hAnsi="Calibri" w:cs="Calibri"/>
           <w:b/>
@@ -2828,334 +2871,8 @@
           <w:lang w:eastAsia="en-IN"/>
           <w14:ligatures w14:val="none"/>
         </w:rPr>
-        <w:t>able:</w:t>
-      </w:r>
-    </w:p>
-    <w:p>
-      <w:pPr>
-        <w:pStyle w:val="ListParagraph"/>
-        <w:numPr>
-          <w:ilvl w:val="0"/>
-          <w:numId w:val="5"/>
-        </w:numPr>
-        <w:spacing w:after="0" w:line="240" w:lineRule="auto"/>
-        <w:rPr>
-          <w:rFonts w:ascii="Calibri" w:eastAsia="Times New Roman" w:hAnsi="Calibri" w:cs="Calibri"/>
-          <w:color w:val="000000"/>
-          <w:kern w:val="0"/>
-          <w:sz w:val="28"/>
-          <w:szCs w:val="28"/>
-          <w:lang w:eastAsia="en-IN"/>
-          <w14:ligatures w14:val="none"/>
-        </w:rPr>
-      </w:pPr>
-      <w:r>
-        <w:rPr>
-          <w:rFonts w:ascii="Calibri" w:eastAsia="Times New Roman" w:hAnsi="Calibri" w:cs="Calibri"/>
-          <w:color w:val="000000"/>
-          <w:kern w:val="0"/>
-          <w:sz w:val="28"/>
-          <w:szCs w:val="28"/>
-          <w:lang w:eastAsia="en-IN"/>
-          <w14:ligatures w14:val="none"/>
-        </w:rPr>
-        <w:t>A database table stores data permanently in the database</w:t>
-      </w:r>
-      <w:r>
-        <w:rPr>
-          <w:rFonts w:ascii="Calibri" w:eastAsia="Times New Roman" w:hAnsi="Calibri" w:cs="Calibri"/>
-          <w:color w:val="000000"/>
-          <w:kern w:val="0"/>
-          <w:sz w:val="28"/>
-          <w:szCs w:val="28"/>
-          <w:lang w:eastAsia="en-IN"/>
-          <w14:ligatures w14:val="none"/>
-        </w:rPr>
-        <w:t>.</w:t>
-      </w:r>
-    </w:p>
-    <w:p>
-      <w:pPr>
-        <w:pStyle w:val="ListParagraph"/>
-        <w:numPr>
-          <w:ilvl w:val="0"/>
-          <w:numId w:val="5"/>
-        </w:numPr>
-        <w:spacing w:after="0" w:line="240" w:lineRule="auto"/>
-        <w:rPr>
-          <w:rFonts w:ascii="Calibri" w:eastAsia="Times New Roman" w:hAnsi="Calibri" w:cs="Calibri"/>
-          <w:color w:val="000000"/>
-          <w:kern w:val="0"/>
-          <w:sz w:val="28"/>
-          <w:szCs w:val="28"/>
-          <w:lang w:eastAsia="en-IN"/>
-          <w14:ligatures w14:val="none"/>
-        </w:rPr>
-      </w:pPr>
-      <w:r>
-        <w:rPr>
-          <w:rFonts w:ascii="Calibri" w:eastAsia="Times New Roman" w:hAnsi="Calibri" w:cs="Calibri"/>
-          <w:color w:val="000000"/>
-          <w:kern w:val="0"/>
-          <w:sz w:val="28"/>
-          <w:szCs w:val="28"/>
-          <w:lang w:eastAsia="en-IN"/>
-          <w14:ligatures w14:val="none"/>
-        </w:rPr>
-        <w:t>A database table retains data even after the program ends</w:t>
-      </w:r>
-      <w:r>
-        <w:rPr>
-          <w:rFonts w:ascii="Calibri" w:eastAsia="Times New Roman" w:hAnsi="Calibri" w:cs="Calibri"/>
-          <w:color w:val="000000"/>
-          <w:kern w:val="0"/>
-          <w:sz w:val="28"/>
-          <w:szCs w:val="28"/>
-          <w:lang w:eastAsia="en-IN"/>
-          <w14:ligatures w14:val="none"/>
-        </w:rPr>
-        <w:t>.</w:t>
-      </w:r>
-    </w:p>
-    <w:p>
-      <w:pPr>
-        <w:pStyle w:val="ListParagraph"/>
-        <w:numPr>
-          <w:ilvl w:val="0"/>
-          <w:numId w:val="5"/>
-        </w:numPr>
-        <w:spacing w:after="0" w:line="240" w:lineRule="auto"/>
-        <w:rPr>
-          <w:rFonts w:ascii="Calibri" w:eastAsia="Times New Roman" w:hAnsi="Calibri" w:cs="Calibri"/>
-          <w:color w:val="000000"/>
-          <w:kern w:val="0"/>
-          <w:sz w:val="28"/>
-          <w:szCs w:val="28"/>
-          <w:lang w:eastAsia="en-IN"/>
-          <w14:ligatures w14:val="none"/>
-        </w:rPr>
-      </w:pPr>
-      <w:r>
-        <w:rPr>
-          <w:rFonts w:ascii="Calibri" w:eastAsia="Times New Roman" w:hAnsi="Calibri" w:cs="Calibri"/>
-          <w:color w:val="000000"/>
-          <w:kern w:val="0"/>
-          <w:sz w:val="28"/>
-          <w:szCs w:val="28"/>
-          <w:lang w:eastAsia="en-IN"/>
-          <w14:ligatures w14:val="none"/>
-        </w:rPr>
-        <w:t>A database table is used for long-term business data storage</w:t>
-      </w:r>
-      <w:r>
-        <w:rPr>
-          <w:rFonts w:ascii="Calibri" w:eastAsia="Times New Roman" w:hAnsi="Calibri" w:cs="Calibri"/>
-          <w:color w:val="000000"/>
-          <w:kern w:val="0"/>
-          <w:sz w:val="28"/>
-          <w:szCs w:val="28"/>
-          <w:lang w:eastAsia="en-IN"/>
-          <w14:ligatures w14:val="none"/>
-        </w:rPr>
-        <w:t>.</w:t>
-      </w:r>
-    </w:p>
-    <w:p>
-      <w:pPr>
-        <w:pStyle w:val="ListParagraph"/>
-        <w:numPr>
-          <w:ilvl w:val="0"/>
-          <w:numId w:val="5"/>
-        </w:numPr>
-        <w:spacing w:after="0" w:line="240" w:lineRule="auto"/>
-        <w:rPr>
-          <w:rFonts w:ascii="Calibri" w:eastAsia="Times New Roman" w:hAnsi="Calibri" w:cs="Calibri"/>
-          <w:color w:val="000000"/>
-          <w:kern w:val="0"/>
-          <w:sz w:val="28"/>
-          <w:szCs w:val="28"/>
-          <w:lang w:eastAsia="en-IN"/>
-          <w14:ligatures w14:val="none"/>
-        </w:rPr>
-      </w:pPr>
-      <w:r>
-        <w:rPr>
-          <w:rFonts w:ascii="Calibri" w:eastAsia="Times New Roman" w:hAnsi="Calibri" w:cs="Calibri"/>
-          <w:color w:val="000000"/>
-          <w:kern w:val="0"/>
-          <w:sz w:val="28"/>
-          <w:szCs w:val="28"/>
-          <w:lang w:eastAsia="en-IN"/>
-          <w14:ligatures w14:val="none"/>
-        </w:rPr>
-        <w:t>A database table is accessed using Open SQL statements like SELECT, INSERT, and UPDATE</w:t>
-      </w:r>
-    </w:p>
-    <w:p>
-      <w:pPr>
-        <w:pStyle w:val="ListParagraph"/>
-        <w:numPr>
-          <w:ilvl w:val="0"/>
-          <w:numId w:val="5"/>
-        </w:numPr>
-        <w:spacing w:after="0" w:line="240" w:lineRule="auto"/>
-        <w:rPr>
-          <w:rFonts w:ascii="Calibri" w:eastAsia="Times New Roman" w:hAnsi="Calibri" w:cs="Calibri"/>
-          <w:color w:val="000000"/>
-          <w:kern w:val="0"/>
-          <w:sz w:val="28"/>
-          <w:szCs w:val="28"/>
-          <w:lang w:eastAsia="en-IN"/>
-          <w14:ligatures w14:val="none"/>
-        </w:rPr>
-      </w:pPr>
-      <w:r>
-        <w:rPr>
-          <w:rFonts w:ascii="Calibri" w:eastAsia="Times New Roman" w:hAnsi="Calibri" w:cs="Calibri"/>
-          <w:color w:val="000000"/>
-          <w:kern w:val="0"/>
-          <w:sz w:val="28"/>
-          <w:szCs w:val="28"/>
-          <w:lang w:eastAsia="en-IN"/>
-          <w14:ligatures w14:val="none"/>
-        </w:rPr>
-        <w:t>It can store very large volume of data.</w:t>
-      </w:r>
-    </w:p>
-    <w:p>
-      <w:pPr>
-        <w:pStyle w:val="ListParagraph"/>
-        <w:numPr>
-          <w:ilvl w:val="0"/>
-          <w:numId w:val="5"/>
-        </w:numPr>
-        <w:spacing w:after="0" w:line="240" w:lineRule="auto"/>
-        <w:rPr>
-          <w:rFonts w:ascii="Calibri" w:eastAsia="Times New Roman" w:hAnsi="Calibri" w:cs="Calibri"/>
-          <w:color w:val="000000"/>
-          <w:kern w:val="0"/>
-          <w:sz w:val="28"/>
-          <w:szCs w:val="28"/>
-          <w:lang w:eastAsia="en-IN"/>
-          <w14:ligatures w14:val="none"/>
-        </w:rPr>
-      </w:pPr>
-      <w:r>
-        <w:rPr>
-          <w:rFonts w:ascii="Calibri" w:eastAsia="Times New Roman" w:hAnsi="Calibri" w:cs="Calibri"/>
-          <w:color w:val="000000"/>
-          <w:kern w:val="0"/>
-          <w:sz w:val="28"/>
-          <w:szCs w:val="28"/>
-          <w:lang w:eastAsia="en-IN"/>
-          <w14:ligatures w14:val="none"/>
-        </w:rPr>
-        <w:t>A</w:t>
-      </w:r>
-      <w:r>
-        <w:rPr>
-          <w:rFonts w:ascii="Calibri" w:eastAsia="Times New Roman" w:hAnsi="Calibri" w:cs="Calibri"/>
-          <w:color w:val="000000"/>
-          <w:kern w:val="0"/>
-          <w:sz w:val="28"/>
-          <w:szCs w:val="28"/>
-          <w:lang w:eastAsia="en-IN"/>
-          <w14:ligatures w14:val="none"/>
-        </w:rPr>
-        <w:t>ccessed by multiple users and programs</w:t>
-      </w:r>
-      <w:r>
-        <w:rPr>
-          <w:rFonts w:ascii="Calibri" w:eastAsia="Times New Roman" w:hAnsi="Calibri" w:cs="Calibri"/>
-          <w:color w:val="000000"/>
-          <w:kern w:val="0"/>
-          <w:sz w:val="28"/>
-          <w:szCs w:val="28"/>
-          <w:lang w:eastAsia="en-IN"/>
-          <w14:ligatures w14:val="none"/>
-        </w:rPr>
-        <w:t>.</w:t>
-      </w:r>
-    </w:p>
-    <w:p>
-      <w:pPr>
-        <w:pStyle w:val="ListParagraph"/>
-        <w:numPr>
-          <w:ilvl w:val="0"/>
-          <w:numId w:val="5"/>
-        </w:numPr>
-        <w:spacing w:after="0" w:line="240" w:lineRule="auto"/>
-        <w:rPr>
-          <w:rFonts w:ascii="Calibri" w:eastAsia="Times New Roman" w:hAnsi="Calibri" w:cs="Calibri"/>
-          <w:color w:val="000000"/>
-          <w:kern w:val="0"/>
-          <w:sz w:val="28"/>
-          <w:szCs w:val="28"/>
-          <w:lang w:eastAsia="en-IN"/>
-          <w14:ligatures w14:val="none"/>
-        </w:rPr>
-      </w:pPr>
-      <w:r>
-        <w:rPr>
-          <w:rFonts w:ascii="Calibri" w:eastAsia="Times New Roman" w:hAnsi="Calibri" w:cs="Calibri"/>
-          <w:color w:val="000000"/>
-          <w:kern w:val="0"/>
-          <w:sz w:val="28"/>
-          <w:szCs w:val="28"/>
-          <w:lang w:eastAsia="en-IN"/>
-          <w14:ligatures w14:val="none"/>
-        </w:rPr>
-        <w:t>Structure is defined in ABAP Dictionary</w:t>
-      </w:r>
-      <w:r>
-        <w:rPr>
-          <w:rFonts w:ascii="Calibri" w:eastAsia="Times New Roman" w:hAnsi="Calibri" w:cs="Calibri"/>
-          <w:color w:val="000000"/>
-          <w:kern w:val="0"/>
-          <w:sz w:val="28"/>
-          <w:szCs w:val="28"/>
-          <w:lang w:eastAsia="en-IN"/>
-          <w14:ligatures w14:val="none"/>
-        </w:rPr>
-        <w:t xml:space="preserve"> </w:t>
-      </w:r>
-      <w:r>
-        <w:rPr>
-          <w:rFonts w:ascii="Calibri" w:eastAsia="Times New Roman" w:hAnsi="Calibri" w:cs="Calibri"/>
-          <w:color w:val="000000"/>
-          <w:kern w:val="0"/>
-          <w:sz w:val="28"/>
-          <w:szCs w:val="28"/>
-          <w:lang w:eastAsia="en-IN"/>
-          <w14:ligatures w14:val="none"/>
-        </w:rPr>
-        <w:t>(SE11).</w:t>
-      </w:r>
-    </w:p>
-    <w:p>
-      <w:pPr>
-        <w:pStyle w:val="ListParagraph"/>
-        <w:spacing w:after="0" w:line="240" w:lineRule="auto"/>
-        <w:ind w:left="744"/>
-        <w:rPr>
-          <w:rFonts w:ascii="Calibri" w:eastAsia="Times New Roman" w:hAnsi="Calibri" w:cs="Calibri"/>
-          <w:color w:val="000000"/>
-          <w:kern w:val="0"/>
-          <w:sz w:val="28"/>
-          <w:szCs w:val="28"/>
-          <w:lang w:eastAsia="en-IN"/>
-          <w14:ligatures w14:val="none"/>
-        </w:rPr>
-      </w:pPr>
-    </w:p>
-    <w:p>
-      <w:pPr>
-        <w:pStyle w:val="ListParagraph"/>
-        <w:numPr>
-          <w:ilvl w:val="0"/>
-          <w:numId w:val="5"/>
-        </w:numPr>
-        <w:spacing w:after="0" w:line="240" w:lineRule="auto"/>
+      </w:pPr>
+      <w:r>
         <w:rPr>
           <w:rFonts w:ascii="Calibri" w:eastAsia="Times New Roman" w:hAnsi="Calibri" w:cs="Calibri"/>
           <w:b/>
@@ -3167,8 +2884,370 @@
           <w:lang w:eastAsia="en-IN"/>
           <w14:ligatures w14:val="none"/>
         </w:rPr>
-      </w:pPr>
-      <w:r>
+        <w:t>Internal Table:</w:t>
+      </w:r>
+    </w:p>
+    <w:p>
+      <w:pPr>
+        <w:pStyle w:val="ListParagraph"/>
+        <w:numPr>
+          <w:ilvl w:val="0"/>
+          <w:numId w:val="5"/>
+        </w:numPr>
+        <w:spacing w:after="0" w:line="240" w:lineRule="auto"/>
+        <w:rPr>
+          <w:rFonts w:ascii="Calibri" w:eastAsia="Times New Roman" w:hAnsi="Calibri" w:cs="Calibri"/>
+          <w:color w:val="000000"/>
+          <w:kern w:val="0"/>
+          <w:sz w:val="28"/>
+          <w:szCs w:val="28"/>
+          <w:lang w:eastAsia="en-IN"/>
+          <w14:ligatures w14:val="none"/>
+        </w:rPr>
+      </w:pPr>
+      <w:r>
+        <w:rPr>
+          <w:rFonts w:ascii="Calibri" w:eastAsia="Times New Roman" w:hAnsi="Calibri" w:cs="Calibri"/>
+          <w:color w:val="000000"/>
+          <w:kern w:val="0"/>
+          <w:sz w:val="28"/>
+          <w:szCs w:val="28"/>
+          <w:lang w:eastAsia="en-IN"/>
+          <w14:ligatures w14:val="none"/>
+        </w:rPr>
+        <w:t>A</w:t>
+      </w:r>
+      <w:r>
+        <w:rPr>
+          <w:rFonts w:ascii="Calibri" w:eastAsia="Times New Roman" w:hAnsi="Calibri" w:cs="Calibri"/>
+          <w:color w:val="000000"/>
+          <w:kern w:val="0"/>
+          <w:sz w:val="28"/>
+          <w:szCs w:val="28"/>
+          <w:lang w:eastAsia="en-IN"/>
+          <w14:ligatures w14:val="none"/>
+        </w:rPr>
+        <w:t xml:space="preserve"> internal table stores data temporarily in application server memory.</w:t>
+      </w:r>
+    </w:p>
+    <w:p>
+      <w:pPr>
+        <w:pStyle w:val="ListParagraph"/>
+        <w:numPr>
+          <w:ilvl w:val="0"/>
+          <w:numId w:val="5"/>
+        </w:numPr>
+        <w:spacing w:after="0" w:line="240" w:lineRule="auto"/>
+        <w:rPr>
+          <w:rFonts w:ascii="Calibri" w:eastAsia="Times New Roman" w:hAnsi="Calibri" w:cs="Calibri"/>
+          <w:color w:val="000000"/>
+          <w:kern w:val="0"/>
+          <w:sz w:val="28"/>
+          <w:szCs w:val="28"/>
+          <w:lang w:eastAsia="en-IN"/>
+          <w14:ligatures w14:val="none"/>
+        </w:rPr>
+      </w:pPr>
+      <w:r>
+        <w:rPr>
+          <w:rFonts w:ascii="Calibri" w:eastAsia="Times New Roman" w:hAnsi="Calibri" w:cs="Calibri"/>
+          <w:color w:val="000000"/>
+          <w:kern w:val="0"/>
+          <w:sz w:val="28"/>
+          <w:szCs w:val="28"/>
+          <w:lang w:eastAsia="en-IN"/>
+          <w14:ligatures w14:val="none"/>
+        </w:rPr>
+        <w:t>I</w:t>
+      </w:r>
+      <w:r>
+        <w:rPr>
+          <w:rFonts w:ascii="Calibri" w:eastAsia="Times New Roman" w:hAnsi="Calibri" w:cs="Calibri"/>
+          <w:color w:val="000000"/>
+          <w:kern w:val="0"/>
+          <w:sz w:val="28"/>
+          <w:szCs w:val="28"/>
+          <w:lang w:eastAsia="en-IN"/>
+          <w14:ligatures w14:val="none"/>
+        </w:rPr>
+        <w:t>nternal table loses its data when the program execution finishes.</w:t>
+      </w:r>
+    </w:p>
+    <w:p>
+      <w:pPr>
+        <w:pStyle w:val="ListParagraph"/>
+        <w:numPr>
+          <w:ilvl w:val="0"/>
+          <w:numId w:val="5"/>
+        </w:numPr>
+        <w:spacing w:after="0" w:line="240" w:lineRule="auto"/>
+        <w:rPr>
+          <w:rFonts w:ascii="Calibri" w:eastAsia="Times New Roman" w:hAnsi="Calibri" w:cs="Calibri"/>
+          <w:color w:val="000000"/>
+          <w:kern w:val="0"/>
+          <w:sz w:val="28"/>
+          <w:szCs w:val="28"/>
+          <w:lang w:eastAsia="en-IN"/>
+          <w14:ligatures w14:val="none"/>
+        </w:rPr>
+      </w:pPr>
+      <w:r>
+        <w:rPr>
+          <w:rFonts w:ascii="Calibri" w:eastAsia="Times New Roman" w:hAnsi="Calibri" w:cs="Calibri"/>
+          <w:color w:val="000000"/>
+          <w:kern w:val="0"/>
+          <w:sz w:val="28"/>
+          <w:szCs w:val="28"/>
+          <w:lang w:eastAsia="en-IN"/>
+          <w14:ligatures w14:val="none"/>
+        </w:rPr>
+        <w:t>A</w:t>
+      </w:r>
+      <w:r>
+        <w:rPr>
+          <w:rFonts w:ascii="Calibri" w:eastAsia="Times New Roman" w:hAnsi="Calibri" w:cs="Calibri"/>
+          <w:color w:val="000000"/>
+          <w:kern w:val="0"/>
+          <w:sz w:val="28"/>
+          <w:szCs w:val="28"/>
+          <w:lang w:eastAsia="en-IN"/>
+          <w14:ligatures w14:val="none"/>
+        </w:rPr>
+        <w:t xml:space="preserve"> internal table is used for processing and manipulating data</w:t>
+      </w:r>
+      <w:r>
+        <w:rPr>
+          <w:rFonts w:ascii="Calibri" w:eastAsia="Times New Roman" w:hAnsi="Calibri" w:cs="Calibri"/>
+          <w:color w:val="000000"/>
+          <w:kern w:val="0"/>
+          <w:sz w:val="28"/>
+          <w:szCs w:val="28"/>
+          <w:lang w:eastAsia="en-IN"/>
+          <w14:ligatures w14:val="none"/>
+        </w:rPr>
+        <w:t xml:space="preserve"> tempo</w:t>
+      </w:r>
+      <w:r>
+        <w:rPr>
+          <w:rFonts w:ascii="Calibri" w:eastAsia="Times New Roman" w:hAnsi="Calibri" w:cs="Calibri"/>
+          <w:color w:val="000000"/>
+          <w:kern w:val="0"/>
+          <w:sz w:val="28"/>
+          <w:szCs w:val="28"/>
+          <w:lang w:eastAsia="en-IN"/>
+          <w14:ligatures w14:val="none"/>
+        </w:rPr>
+        <w:t>rarily</w:t>
+      </w:r>
+      <w:r>
+        <w:rPr>
+          <w:rFonts w:ascii="Calibri" w:eastAsia="Times New Roman" w:hAnsi="Calibri" w:cs="Calibri"/>
+          <w:color w:val="000000"/>
+          <w:kern w:val="0"/>
+          <w:sz w:val="28"/>
+          <w:szCs w:val="28"/>
+          <w:lang w:eastAsia="en-IN"/>
+          <w14:ligatures w14:val="none"/>
+        </w:rPr>
+        <w:t xml:space="preserve"> during program </w:t>
+      </w:r>
+      <w:r>
+        <w:rPr>
+          <w:rFonts w:ascii="Calibri" w:eastAsia="Times New Roman" w:hAnsi="Calibri" w:cs="Calibri"/>
+          <w:color w:val="000000"/>
+          <w:kern w:val="0"/>
+          <w:sz w:val="28"/>
+          <w:szCs w:val="28"/>
+          <w:lang w:eastAsia="en-IN"/>
+          <w14:ligatures w14:val="none"/>
+        </w:rPr>
+        <w:t>execution.</w:t>
+      </w:r>
+    </w:p>
+    <w:p>
+      <w:pPr>
+        <w:pStyle w:val="ListParagraph"/>
+        <w:numPr>
+          <w:ilvl w:val="0"/>
+          <w:numId w:val="5"/>
+        </w:numPr>
+        <w:spacing w:after="0" w:line="240" w:lineRule="auto"/>
+        <w:rPr>
+          <w:rFonts w:ascii="Calibri" w:eastAsia="Times New Roman" w:hAnsi="Calibri" w:cs="Calibri"/>
+          <w:color w:val="000000"/>
+          <w:kern w:val="0"/>
+          <w:sz w:val="28"/>
+          <w:szCs w:val="28"/>
+          <w:lang w:eastAsia="en-IN"/>
+          <w14:ligatures w14:val="none"/>
+        </w:rPr>
+      </w:pPr>
+      <w:r>
+        <w:rPr>
+          <w:rFonts w:ascii="Calibri" w:eastAsia="Times New Roman" w:hAnsi="Calibri" w:cs="Calibri"/>
+          <w:color w:val="000000"/>
+          <w:kern w:val="0"/>
+          <w:sz w:val="28"/>
+          <w:szCs w:val="28"/>
+          <w:lang w:eastAsia="en-IN"/>
+          <w14:ligatures w14:val="none"/>
+        </w:rPr>
+        <w:t>A</w:t>
+      </w:r>
+      <w:r>
+        <w:rPr>
+          <w:rFonts w:ascii="Calibri" w:eastAsia="Times New Roman" w:hAnsi="Calibri" w:cs="Calibri"/>
+          <w:color w:val="000000"/>
+          <w:kern w:val="0"/>
+          <w:sz w:val="28"/>
+          <w:szCs w:val="28"/>
+          <w:lang w:eastAsia="en-IN"/>
+          <w14:ligatures w14:val="none"/>
+        </w:rPr>
+        <w:t xml:space="preserve"> internal table is accessed using ABAP statements like READ, LOOP, and APPEND.</w:t>
+      </w:r>
+    </w:p>
+    <w:p>
+      <w:pPr>
+        <w:pStyle w:val="ListParagraph"/>
+        <w:numPr>
+          <w:ilvl w:val="0"/>
+          <w:numId w:val="5"/>
+        </w:numPr>
+        <w:spacing w:after="0" w:line="240" w:lineRule="auto"/>
+        <w:rPr>
+          <w:rFonts w:ascii="Calibri" w:eastAsia="Times New Roman" w:hAnsi="Calibri" w:cs="Calibri"/>
+          <w:color w:val="000000"/>
+          <w:kern w:val="0"/>
+          <w:sz w:val="28"/>
+          <w:szCs w:val="28"/>
+          <w:lang w:eastAsia="en-IN"/>
+          <w14:ligatures w14:val="none"/>
+        </w:rPr>
+      </w:pPr>
+      <w:r>
+        <w:rPr>
+          <w:rFonts w:ascii="Calibri" w:eastAsia="Times New Roman" w:hAnsi="Calibri" w:cs="Calibri"/>
+          <w:color w:val="000000"/>
+          <w:kern w:val="0"/>
+          <w:sz w:val="28"/>
+          <w:szCs w:val="28"/>
+          <w:lang w:eastAsia="en-IN"/>
+          <w14:ligatures w14:val="none"/>
+        </w:rPr>
+        <w:lastRenderedPageBreak/>
+        <w:t>Limited by application server memory.</w:t>
+      </w:r>
+    </w:p>
+    <w:p>
+      <w:pPr>
+        <w:pStyle w:val="ListParagraph"/>
+        <w:numPr>
+          <w:ilvl w:val="0"/>
+          <w:numId w:val="5"/>
+        </w:numPr>
+        <w:spacing w:after="0" w:line="240" w:lineRule="auto"/>
+        <w:rPr>
+          <w:rFonts w:ascii="Calibri" w:eastAsia="Times New Roman" w:hAnsi="Calibri" w:cs="Calibri"/>
+          <w:color w:val="000000"/>
+          <w:kern w:val="0"/>
+          <w:sz w:val="28"/>
+          <w:szCs w:val="28"/>
+          <w:lang w:eastAsia="en-IN"/>
+          <w14:ligatures w14:val="none"/>
+        </w:rPr>
+      </w:pPr>
+      <w:r>
+        <w:rPr>
+          <w:rFonts w:ascii="Calibri" w:eastAsia="Times New Roman" w:hAnsi="Calibri" w:cs="Calibri"/>
+          <w:color w:val="000000"/>
+          <w:kern w:val="0"/>
+          <w:sz w:val="28"/>
+          <w:szCs w:val="28"/>
+          <w:lang w:eastAsia="en-IN"/>
+          <w14:ligatures w14:val="none"/>
+        </w:rPr>
+        <w:t>I</w:t>
+      </w:r>
+      <w:r>
+        <w:rPr>
+          <w:rFonts w:ascii="Calibri" w:eastAsia="Times New Roman" w:hAnsi="Calibri" w:cs="Calibri"/>
+          <w:color w:val="000000"/>
+          <w:kern w:val="0"/>
+          <w:sz w:val="28"/>
+          <w:szCs w:val="28"/>
+          <w:lang w:eastAsia="en-IN"/>
+          <w14:ligatures w14:val="none"/>
+        </w:rPr>
+        <w:t xml:space="preserve">nternal table is </w:t>
+      </w:r>
+      <w:r>
+        <w:rPr>
+          <w:rFonts w:ascii="Calibri" w:eastAsia="Times New Roman" w:hAnsi="Calibri" w:cs="Calibri"/>
+          <w:color w:val="000000"/>
+          <w:kern w:val="0"/>
+          <w:sz w:val="28"/>
+          <w:szCs w:val="28"/>
+          <w:lang w:eastAsia="en-IN"/>
+          <w14:ligatures w14:val="none"/>
+        </w:rPr>
+        <w:t>only available to the program that created it.</w:t>
+      </w:r>
+    </w:p>
+    <w:p>
+      <w:pPr>
+        <w:pStyle w:val="ListParagraph"/>
+        <w:numPr>
+          <w:ilvl w:val="0"/>
+          <w:numId w:val="5"/>
+        </w:numPr>
+        <w:spacing w:after="0" w:line="240" w:lineRule="auto"/>
+        <w:rPr>
+          <w:rFonts w:ascii="Calibri" w:eastAsia="Times New Roman" w:hAnsi="Calibri" w:cs="Calibri"/>
+          <w:color w:val="000000"/>
+          <w:kern w:val="0"/>
+          <w:sz w:val="28"/>
+          <w:szCs w:val="28"/>
+          <w:lang w:eastAsia="en-IN"/>
+          <w14:ligatures w14:val="none"/>
+        </w:rPr>
+      </w:pPr>
+      <w:r>
+        <w:rPr>
+          <w:rFonts w:ascii="Calibri" w:eastAsia="Times New Roman" w:hAnsi="Calibri" w:cs="Calibri"/>
+          <w:color w:val="000000"/>
+          <w:kern w:val="0"/>
+          <w:sz w:val="28"/>
+          <w:szCs w:val="28"/>
+          <w:lang w:eastAsia="en-IN"/>
+          <w14:ligatures w14:val="none"/>
+        </w:rPr>
+        <w:t>Structure is defined in ABAP program using TYPES or DATA.</w:t>
+      </w:r>
+    </w:p>
+    <w:p>
+      <w:pPr>
+        <w:spacing w:after="0" w:line="240" w:lineRule="auto"/>
+        <w:ind w:left="360"/>
+        <w:rPr>
+          <w:rFonts w:ascii="Calibri" w:eastAsia="Times New Roman" w:hAnsi="Calibri" w:cs="Calibri"/>
+          <w:color w:val="000000"/>
+          <w:kern w:val="0"/>
+          <w:sz w:val="28"/>
+          <w:szCs w:val="28"/>
+          <w:lang w:eastAsia="en-IN"/>
+          <w14:ligatures w14:val="none"/>
+        </w:rPr>
+      </w:pPr>
+    </w:p>
+    <w:p>
+      <w:pPr>
+        <w:pStyle w:val="ListParagraph"/>
+        <w:numPr>
+          <w:ilvl w:val="0"/>
+          <w:numId w:val="2"/>
+        </w:numPr>
+        <w:spacing w:after="0" w:line="240" w:lineRule="auto"/>
         <w:rPr>
           <w:rFonts w:ascii="Calibri" w:eastAsia="Times New Roman" w:hAnsi="Calibri" w:cs="Calibri"/>
           <w:b/>
@@ -3180,376 +3259,8 @@
           <w:lang w:eastAsia="en-IN"/>
           <w14:ligatures w14:val="none"/>
         </w:rPr>
-        <w:t>Internal Table:</w:t>
-      </w:r>
-    </w:p>
-    <w:p>
-      <w:pPr>
-        <w:pStyle w:val="ListParagraph"/>
-        <w:numPr>
-          <w:ilvl w:val="0"/>
-          <w:numId w:val="5"/>
-        </w:numPr>
-        <w:spacing w:after="0" w:line="240" w:lineRule="auto"/>
-        <w:rPr>
-          <w:rFonts w:ascii="Calibri" w:eastAsia="Times New Roman" w:hAnsi="Calibri" w:cs="Calibri"/>
-          <w:color w:val="000000"/>
-          <w:kern w:val="0"/>
-          <w:sz w:val="28"/>
-          <w:szCs w:val="28"/>
-          <w:lang w:eastAsia="en-IN"/>
-          <w14:ligatures w14:val="none"/>
-        </w:rPr>
-      </w:pPr>
-      <w:proofErr w:type="gramStart"/>
-      <w:r>
-        <w:rPr>
-          <w:rFonts w:ascii="Calibri" w:eastAsia="Times New Roman" w:hAnsi="Calibri" w:cs="Calibri"/>
-          <w:color w:val="000000"/>
-          <w:kern w:val="0"/>
-          <w:sz w:val="28"/>
-          <w:szCs w:val="28"/>
-          <w:lang w:eastAsia="en-IN"/>
-          <w14:ligatures w14:val="none"/>
-        </w:rPr>
-        <w:t>A</w:t>
-      </w:r>
-      <w:proofErr w:type="gramEnd"/>
-      <w:r>
-        <w:rPr>
-          <w:rFonts w:ascii="Calibri" w:eastAsia="Times New Roman" w:hAnsi="Calibri" w:cs="Calibri"/>
-          <w:color w:val="000000"/>
-          <w:kern w:val="0"/>
-          <w:sz w:val="28"/>
-          <w:szCs w:val="28"/>
-          <w:lang w:eastAsia="en-IN"/>
-          <w14:ligatures w14:val="none"/>
-        </w:rPr>
-        <w:t xml:space="preserve"> internal table stores data temporarily in application server memory.</w:t>
-      </w:r>
-    </w:p>
-    <w:p>
-      <w:pPr>
-        <w:pStyle w:val="ListParagraph"/>
-        <w:numPr>
-          <w:ilvl w:val="0"/>
-          <w:numId w:val="5"/>
-        </w:numPr>
-        <w:spacing w:after="0" w:line="240" w:lineRule="auto"/>
-        <w:rPr>
-          <w:rFonts w:ascii="Calibri" w:eastAsia="Times New Roman" w:hAnsi="Calibri" w:cs="Calibri"/>
-          <w:color w:val="000000"/>
-          <w:kern w:val="0"/>
-          <w:sz w:val="28"/>
-          <w:szCs w:val="28"/>
-          <w:lang w:eastAsia="en-IN"/>
-          <w14:ligatures w14:val="none"/>
-        </w:rPr>
-      </w:pPr>
-      <w:r>
-        <w:rPr>
-          <w:rFonts w:ascii="Calibri" w:eastAsia="Times New Roman" w:hAnsi="Calibri" w:cs="Calibri"/>
-          <w:color w:val="000000"/>
-          <w:kern w:val="0"/>
-          <w:sz w:val="28"/>
-          <w:szCs w:val="28"/>
-          <w:lang w:eastAsia="en-IN"/>
-          <w14:ligatures w14:val="none"/>
-        </w:rPr>
-        <w:t>I</w:t>
-      </w:r>
-      <w:r>
-        <w:rPr>
-          <w:rFonts w:ascii="Calibri" w:eastAsia="Times New Roman" w:hAnsi="Calibri" w:cs="Calibri"/>
-          <w:color w:val="000000"/>
-          <w:kern w:val="0"/>
-          <w:sz w:val="28"/>
-          <w:szCs w:val="28"/>
-          <w:lang w:eastAsia="en-IN"/>
-          <w14:ligatures w14:val="none"/>
-        </w:rPr>
-        <w:t>nternal table loses its data when the program execution finishes.</w:t>
-      </w:r>
-    </w:p>
-    <w:p>
-      <w:pPr>
-        <w:pStyle w:val="ListParagraph"/>
-        <w:numPr>
-          <w:ilvl w:val="0"/>
-          <w:numId w:val="5"/>
-        </w:numPr>
-        <w:spacing w:after="0" w:line="240" w:lineRule="auto"/>
-        <w:rPr>
-          <w:rFonts w:ascii="Calibri" w:eastAsia="Times New Roman" w:hAnsi="Calibri" w:cs="Calibri"/>
-          <w:color w:val="000000"/>
-          <w:kern w:val="0"/>
-          <w:sz w:val="28"/>
-          <w:szCs w:val="28"/>
-          <w:lang w:eastAsia="en-IN"/>
-          <w14:ligatures w14:val="none"/>
-        </w:rPr>
-      </w:pPr>
-      <w:proofErr w:type="gramStart"/>
-      <w:r>
-        <w:rPr>
-          <w:rFonts w:ascii="Calibri" w:eastAsia="Times New Roman" w:hAnsi="Calibri" w:cs="Calibri"/>
-          <w:color w:val="000000"/>
-          <w:kern w:val="0"/>
-          <w:sz w:val="28"/>
-          <w:szCs w:val="28"/>
-          <w:lang w:eastAsia="en-IN"/>
-          <w14:ligatures w14:val="none"/>
-        </w:rPr>
-        <w:t>A</w:t>
-      </w:r>
-      <w:proofErr w:type="gramEnd"/>
-      <w:r>
-        <w:rPr>
-          <w:rFonts w:ascii="Calibri" w:eastAsia="Times New Roman" w:hAnsi="Calibri" w:cs="Calibri"/>
-          <w:color w:val="000000"/>
-          <w:kern w:val="0"/>
-          <w:sz w:val="28"/>
-          <w:szCs w:val="28"/>
-          <w:lang w:eastAsia="en-IN"/>
-          <w14:ligatures w14:val="none"/>
-        </w:rPr>
-        <w:t xml:space="preserve"> internal table is used for processing and manipulating data</w:t>
-      </w:r>
-      <w:r>
-        <w:rPr>
-          <w:rFonts w:ascii="Calibri" w:eastAsia="Times New Roman" w:hAnsi="Calibri" w:cs="Calibri"/>
-          <w:color w:val="000000"/>
-          <w:kern w:val="0"/>
-          <w:sz w:val="28"/>
-          <w:szCs w:val="28"/>
-          <w:lang w:eastAsia="en-IN"/>
-          <w14:ligatures w14:val="none"/>
-        </w:rPr>
-        <w:t xml:space="preserve"> tempo</w:t>
-      </w:r>
-      <w:r>
-        <w:rPr>
-          <w:rFonts w:ascii="Calibri" w:eastAsia="Times New Roman" w:hAnsi="Calibri" w:cs="Calibri"/>
-          <w:color w:val="000000"/>
-          <w:kern w:val="0"/>
-          <w:sz w:val="28"/>
-          <w:szCs w:val="28"/>
-          <w:lang w:eastAsia="en-IN"/>
-          <w14:ligatures w14:val="none"/>
-        </w:rPr>
-        <w:t>rarily</w:t>
-      </w:r>
-      <w:r>
-        <w:rPr>
-          <w:rFonts w:ascii="Calibri" w:eastAsia="Times New Roman" w:hAnsi="Calibri" w:cs="Calibri"/>
-          <w:color w:val="000000"/>
-          <w:kern w:val="0"/>
-          <w:sz w:val="28"/>
-          <w:szCs w:val="28"/>
-          <w:lang w:eastAsia="en-IN"/>
-          <w14:ligatures w14:val="none"/>
-        </w:rPr>
-        <w:t xml:space="preserve"> during program </w:t>
-      </w:r>
-      <w:r>
-        <w:rPr>
-          <w:rFonts w:ascii="Calibri" w:eastAsia="Times New Roman" w:hAnsi="Calibri" w:cs="Calibri"/>
-          <w:color w:val="000000"/>
-          <w:kern w:val="0"/>
-          <w:sz w:val="28"/>
-          <w:szCs w:val="28"/>
-          <w:lang w:eastAsia="en-IN"/>
-          <w14:ligatures w14:val="none"/>
-        </w:rPr>
-        <w:t>execution.</w:t>
-      </w:r>
-    </w:p>
-    <w:p>
-      <w:pPr>
-        <w:pStyle w:val="ListParagraph"/>
-        <w:numPr>
-          <w:ilvl w:val="0"/>
-          <w:numId w:val="5"/>
-        </w:numPr>
-        <w:spacing w:after="0" w:line="240" w:lineRule="auto"/>
-        <w:rPr>
-          <w:rFonts w:ascii="Calibri" w:eastAsia="Times New Roman" w:hAnsi="Calibri" w:cs="Calibri"/>
-          <w:color w:val="000000"/>
-          <w:kern w:val="0"/>
-          <w:sz w:val="28"/>
-          <w:szCs w:val="28"/>
-          <w:lang w:eastAsia="en-IN"/>
-          <w14:ligatures w14:val="none"/>
-        </w:rPr>
-      </w:pPr>
-      <w:proofErr w:type="gramStart"/>
-      <w:r>
-        <w:rPr>
-          <w:rFonts w:ascii="Calibri" w:eastAsia="Times New Roman" w:hAnsi="Calibri" w:cs="Calibri"/>
-          <w:color w:val="000000"/>
-          <w:kern w:val="0"/>
-          <w:sz w:val="28"/>
-          <w:szCs w:val="28"/>
-          <w:lang w:eastAsia="en-IN"/>
-          <w14:ligatures w14:val="none"/>
-        </w:rPr>
-        <w:t>A</w:t>
-      </w:r>
-      <w:proofErr w:type="gramEnd"/>
-      <w:r>
-        <w:rPr>
-          <w:rFonts w:ascii="Calibri" w:eastAsia="Times New Roman" w:hAnsi="Calibri" w:cs="Calibri"/>
-          <w:color w:val="000000"/>
-          <w:kern w:val="0"/>
-          <w:sz w:val="28"/>
-          <w:szCs w:val="28"/>
-          <w:lang w:eastAsia="en-IN"/>
-          <w14:ligatures w14:val="none"/>
-        </w:rPr>
-        <w:t xml:space="preserve"> internal table is accessed using ABAP statements like READ, LOOP, and APPEND.</w:t>
-      </w:r>
-    </w:p>
-    <w:p>
-      <w:pPr>
-        <w:pStyle w:val="ListParagraph"/>
-        <w:numPr>
-          <w:ilvl w:val="0"/>
-          <w:numId w:val="5"/>
-        </w:numPr>
-        <w:spacing w:after="0" w:line="240" w:lineRule="auto"/>
-        <w:rPr>
-          <w:rFonts w:ascii="Calibri" w:eastAsia="Times New Roman" w:hAnsi="Calibri" w:cs="Calibri"/>
-          <w:color w:val="000000"/>
-          <w:kern w:val="0"/>
-          <w:sz w:val="28"/>
-          <w:szCs w:val="28"/>
-          <w:lang w:eastAsia="en-IN"/>
-          <w14:ligatures w14:val="none"/>
-        </w:rPr>
-      </w:pPr>
-      <w:r>
-        <w:rPr>
-          <w:rFonts w:ascii="Calibri" w:eastAsia="Times New Roman" w:hAnsi="Calibri" w:cs="Calibri"/>
-          <w:color w:val="000000"/>
-          <w:kern w:val="0"/>
-          <w:sz w:val="28"/>
-          <w:szCs w:val="28"/>
-          <w:lang w:eastAsia="en-IN"/>
-          <w14:ligatures w14:val="none"/>
-        </w:rPr>
-        <w:lastRenderedPageBreak/>
-        <w:t>Limited by application server memory.</w:t>
-      </w:r>
-    </w:p>
-    <w:p>
-      <w:pPr>
-        <w:pStyle w:val="ListParagraph"/>
-        <w:numPr>
-          <w:ilvl w:val="0"/>
-          <w:numId w:val="5"/>
-        </w:numPr>
-        <w:spacing w:after="0" w:line="240" w:lineRule="auto"/>
-        <w:rPr>
-          <w:rFonts w:ascii="Calibri" w:eastAsia="Times New Roman" w:hAnsi="Calibri" w:cs="Calibri"/>
-          <w:color w:val="000000"/>
-          <w:kern w:val="0"/>
-          <w:sz w:val="28"/>
-          <w:szCs w:val="28"/>
-          <w:lang w:eastAsia="en-IN"/>
-          <w14:ligatures w14:val="none"/>
-        </w:rPr>
-      </w:pPr>
-      <w:r>
-        <w:rPr>
-          <w:rFonts w:ascii="Calibri" w:eastAsia="Times New Roman" w:hAnsi="Calibri" w:cs="Calibri"/>
-          <w:color w:val="000000"/>
-          <w:kern w:val="0"/>
-          <w:sz w:val="28"/>
-          <w:szCs w:val="28"/>
-          <w:lang w:eastAsia="en-IN"/>
-          <w14:ligatures w14:val="none"/>
-        </w:rPr>
-        <w:t>I</w:t>
-      </w:r>
-      <w:r>
-        <w:rPr>
-          <w:rFonts w:ascii="Calibri" w:eastAsia="Times New Roman" w:hAnsi="Calibri" w:cs="Calibri"/>
-          <w:color w:val="000000"/>
-          <w:kern w:val="0"/>
-          <w:sz w:val="28"/>
-          <w:szCs w:val="28"/>
-          <w:lang w:eastAsia="en-IN"/>
-          <w14:ligatures w14:val="none"/>
-        </w:rPr>
-        <w:t xml:space="preserve">nternal table is </w:t>
-      </w:r>
-      <w:r>
-        <w:rPr>
-          <w:rFonts w:ascii="Calibri" w:eastAsia="Times New Roman" w:hAnsi="Calibri" w:cs="Calibri"/>
-          <w:color w:val="000000"/>
-          <w:kern w:val="0"/>
-          <w:sz w:val="28"/>
-          <w:szCs w:val="28"/>
-          <w:lang w:eastAsia="en-IN"/>
-          <w14:ligatures w14:val="none"/>
-        </w:rPr>
-        <w:t>only available to the program that created it.</w:t>
-      </w:r>
-    </w:p>
-    <w:p>
-      <w:pPr>
-        <w:pStyle w:val="ListParagraph"/>
-        <w:numPr>
-          <w:ilvl w:val="0"/>
-          <w:numId w:val="5"/>
-        </w:numPr>
-        <w:spacing w:after="0" w:line="240" w:lineRule="auto"/>
-        <w:rPr>
-          <w:rFonts w:ascii="Calibri" w:eastAsia="Times New Roman" w:hAnsi="Calibri" w:cs="Calibri"/>
-          <w:color w:val="000000"/>
-          <w:kern w:val="0"/>
-          <w:sz w:val="28"/>
-          <w:szCs w:val="28"/>
-          <w:lang w:eastAsia="en-IN"/>
-          <w14:ligatures w14:val="none"/>
-        </w:rPr>
-      </w:pPr>
-      <w:r>
-        <w:rPr>
-          <w:rFonts w:ascii="Calibri" w:eastAsia="Times New Roman" w:hAnsi="Calibri" w:cs="Calibri"/>
-          <w:color w:val="000000"/>
-          <w:kern w:val="0"/>
-          <w:sz w:val="28"/>
-          <w:szCs w:val="28"/>
-          <w:lang w:eastAsia="en-IN"/>
-          <w14:ligatures w14:val="none"/>
-        </w:rPr>
-        <w:t>Structure is defined in ABAP program using TYPES or DATA.</w:t>
-      </w:r>
-    </w:p>
-    <w:p>
-      <w:pPr>
-        <w:spacing w:after="0" w:line="240" w:lineRule="auto"/>
-        <w:ind w:left="360"/>
-        <w:rPr>
-          <w:rFonts w:ascii="Calibri" w:eastAsia="Times New Roman" w:hAnsi="Calibri" w:cs="Calibri"/>
-          <w:color w:val="000000"/>
-          <w:kern w:val="0"/>
-          <w:sz w:val="28"/>
-          <w:szCs w:val="28"/>
-          <w:lang w:eastAsia="en-IN"/>
-          <w14:ligatures w14:val="none"/>
-        </w:rPr>
-      </w:pPr>
-    </w:p>
-    <w:p>
-      <w:pPr>
-        <w:pStyle w:val="ListParagraph"/>
-        <w:numPr>
-          <w:ilvl w:val="0"/>
-          <w:numId w:val="2"/>
-        </w:numPr>
-        <w:spacing w:after="0" w:line="240" w:lineRule="auto"/>
+      </w:pPr>
+      <w:r>
         <w:rPr>
           <w:rFonts w:ascii="Calibri" w:eastAsia="Times New Roman" w:hAnsi="Calibri" w:cs="Calibri"/>
           <w:b/>
@@ -3561,8 +3272,17 @@
           <w:lang w:eastAsia="en-IN"/>
           <w14:ligatures w14:val="none"/>
         </w:rPr>
-      </w:pPr>
-      <w:r>
+        <w:t>Difference between work area and internal table.</w:t>
+      </w:r>
+    </w:p>
+    <w:p>
+      <w:pPr>
+        <w:pStyle w:val="ListParagraph"/>
+        <w:numPr>
+          <w:ilvl w:val="0"/>
+          <w:numId w:val="5"/>
+        </w:numPr>
+        <w:spacing w:after="0" w:line="240" w:lineRule="auto"/>
         <w:rPr>
           <w:rFonts w:ascii="Calibri" w:eastAsia="Times New Roman" w:hAnsi="Calibri" w:cs="Calibri"/>
           <w:b/>
@@ -3574,8 +3294,7 @@
           <w:lang w:eastAsia="en-IN"/>
           <w14:ligatures w14:val="none"/>
         </w:rPr>
-        <w:t>D</w:t>
-      </w:r>
+      </w:pPr>
       <w:r>
         <w:rPr>
           <w:rFonts w:ascii="Calibri" w:eastAsia="Times New Roman" w:hAnsi="Calibri" w:cs="Calibri"/>
@@ -3588,7 +3307,234 @@
           <w:lang w:eastAsia="en-IN"/>
           <w14:ligatures w14:val="none"/>
         </w:rPr>
-        <w:t>ifference between work area and internal table.</w:t>
+        <w:t>Internal Table:</w:t>
+      </w:r>
+    </w:p>
+    <w:p>
+      <w:pPr>
+        <w:pStyle w:val="ListParagraph"/>
+        <w:numPr>
+          <w:ilvl w:val="0"/>
+          <w:numId w:val="5"/>
+        </w:numPr>
+        <w:spacing w:after="0" w:line="240" w:lineRule="auto"/>
+        <w:rPr>
+          <w:rFonts w:ascii="Calibri" w:eastAsia="Times New Roman" w:hAnsi="Calibri" w:cs="Calibri"/>
+          <w:color w:val="000000"/>
+          <w:kern w:val="0"/>
+          <w:sz w:val="28"/>
+          <w:szCs w:val="28"/>
+          <w:lang w:eastAsia="en-IN"/>
+          <w14:ligatures w14:val="none"/>
+        </w:rPr>
+      </w:pPr>
+      <w:r>
+        <w:rPr>
+          <w:rFonts w:ascii="Calibri" w:eastAsia="Times New Roman" w:hAnsi="Calibri" w:cs="Calibri"/>
+          <w:color w:val="000000"/>
+          <w:kern w:val="0"/>
+          <w:sz w:val="28"/>
+          <w:szCs w:val="28"/>
+          <w:lang w:eastAsia="en-IN"/>
+          <w14:ligatures w14:val="none"/>
+        </w:rPr>
+        <w:t>A</w:t>
+      </w:r>
+      <w:r>
+        <w:rPr>
+          <w:rFonts w:ascii="Calibri" w:eastAsia="Times New Roman" w:hAnsi="Calibri" w:cs="Calibri"/>
+          <w:color w:val="000000"/>
+          <w:kern w:val="0"/>
+          <w:sz w:val="28"/>
+          <w:szCs w:val="28"/>
+          <w:lang w:eastAsia="en-IN"/>
+          <w14:ligatures w14:val="none"/>
+        </w:rPr>
+        <w:t xml:space="preserve"> internal table can hold multiple rows of data.</w:t>
+      </w:r>
+    </w:p>
+    <w:p>
+      <w:pPr>
+        <w:pStyle w:val="ListParagraph"/>
+        <w:numPr>
+          <w:ilvl w:val="0"/>
+          <w:numId w:val="5"/>
+        </w:numPr>
+        <w:spacing w:after="0" w:line="240" w:lineRule="auto"/>
+        <w:rPr>
+          <w:rFonts w:ascii="Calibri" w:eastAsia="Times New Roman" w:hAnsi="Calibri" w:cs="Calibri"/>
+          <w:color w:val="000000"/>
+          <w:kern w:val="0"/>
+          <w:sz w:val="28"/>
+          <w:szCs w:val="28"/>
+          <w:lang w:eastAsia="en-IN"/>
+          <w14:ligatures w14:val="none"/>
+        </w:rPr>
+      </w:pPr>
+      <w:r>
+        <w:rPr>
+          <w:rFonts w:ascii="Calibri" w:eastAsia="Times New Roman" w:hAnsi="Calibri" w:cs="Calibri"/>
+          <w:color w:val="000000"/>
+          <w:kern w:val="0"/>
+          <w:sz w:val="28"/>
+          <w:szCs w:val="28"/>
+          <w:lang w:eastAsia="en-IN"/>
+          <w14:ligatures w14:val="none"/>
+        </w:rPr>
+        <w:t>I</w:t>
+      </w:r>
+      <w:r>
+        <w:rPr>
+          <w:rFonts w:ascii="Calibri" w:eastAsia="Times New Roman" w:hAnsi="Calibri" w:cs="Calibri"/>
+          <w:color w:val="000000"/>
+          <w:kern w:val="0"/>
+          <w:sz w:val="28"/>
+          <w:szCs w:val="28"/>
+          <w:lang w:eastAsia="en-IN"/>
+          <w14:ligatures w14:val="none"/>
+        </w:rPr>
+        <w:t>nternal table is used to store and process a set of records.</w:t>
+      </w:r>
+    </w:p>
+    <w:p>
+      <w:pPr>
+        <w:pStyle w:val="ListParagraph"/>
+        <w:numPr>
+          <w:ilvl w:val="0"/>
+          <w:numId w:val="5"/>
+        </w:numPr>
+        <w:spacing w:after="0" w:line="240" w:lineRule="auto"/>
+        <w:rPr>
+          <w:rFonts w:ascii="Calibri" w:eastAsia="Times New Roman" w:hAnsi="Calibri" w:cs="Calibri"/>
+          <w:color w:val="000000"/>
+          <w:kern w:val="0"/>
+          <w:sz w:val="28"/>
+          <w:szCs w:val="28"/>
+          <w:lang w:eastAsia="en-IN"/>
+          <w14:ligatures w14:val="none"/>
+        </w:rPr>
+      </w:pPr>
+      <w:r>
+        <w:rPr>
+          <w:rFonts w:ascii="Calibri" w:eastAsia="Times New Roman" w:hAnsi="Calibri" w:cs="Calibri"/>
+          <w:color w:val="000000"/>
+          <w:kern w:val="0"/>
+          <w:sz w:val="28"/>
+          <w:szCs w:val="28"/>
+          <w:lang w:eastAsia="en-IN"/>
+          <w14:ligatures w14:val="none"/>
+        </w:rPr>
+        <w:t>I</w:t>
+      </w:r>
+      <w:r>
+        <w:rPr>
+          <w:rFonts w:ascii="Calibri" w:eastAsia="Times New Roman" w:hAnsi="Calibri" w:cs="Calibri"/>
+          <w:color w:val="000000"/>
+          <w:kern w:val="0"/>
+          <w:sz w:val="28"/>
+          <w:szCs w:val="28"/>
+          <w:lang w:eastAsia="en-IN"/>
+          <w14:ligatures w14:val="none"/>
+        </w:rPr>
+        <w:t>nternal table occupies memory for many structures (rows)</w:t>
+      </w:r>
+      <w:r>
+        <w:rPr>
+          <w:rFonts w:ascii="Calibri" w:eastAsia="Times New Roman" w:hAnsi="Calibri" w:cs="Calibri"/>
+          <w:color w:val="000000"/>
+          <w:kern w:val="0"/>
+          <w:sz w:val="28"/>
+          <w:szCs w:val="28"/>
+          <w:lang w:eastAsia="en-IN"/>
+          <w14:ligatures w14:val="none"/>
+        </w:rPr>
+        <w:t>/</w:t>
+      </w:r>
+    </w:p>
+    <w:p>
+      <w:pPr>
+        <w:pStyle w:val="ListParagraph"/>
+        <w:numPr>
+          <w:ilvl w:val="0"/>
+          <w:numId w:val="5"/>
+        </w:numPr>
+        <w:spacing w:after="0" w:line="240" w:lineRule="auto"/>
+        <w:rPr>
+          <w:rFonts w:ascii="Calibri" w:eastAsia="Times New Roman" w:hAnsi="Calibri" w:cs="Calibri"/>
+          <w:color w:val="000000"/>
+          <w:kern w:val="0"/>
+          <w:sz w:val="28"/>
+          <w:szCs w:val="28"/>
+          <w:lang w:eastAsia="en-IN"/>
+          <w14:ligatures w14:val="none"/>
+        </w:rPr>
+      </w:pPr>
+      <w:r>
+        <w:rPr>
+          <w:rFonts w:ascii="Calibri" w:eastAsia="Times New Roman" w:hAnsi="Calibri" w:cs="Calibri"/>
+          <w:color w:val="000000"/>
+          <w:kern w:val="0"/>
+          <w:sz w:val="28"/>
+          <w:szCs w:val="28"/>
+          <w:lang w:eastAsia="en-IN"/>
+          <w14:ligatures w14:val="none"/>
+        </w:rPr>
+        <w:t xml:space="preserve">internal table is declared using DATA itab TYPE TABLE OF </w:t>
+      </w:r>
+      <w:r>
+        <w:rPr>
+          <w:rFonts w:ascii="Calibri" w:eastAsia="Times New Roman" w:hAnsi="Calibri" w:cs="Calibri"/>
+          <w:color w:val="000000"/>
+          <w:kern w:val="0"/>
+          <w:sz w:val="28"/>
+          <w:szCs w:val="28"/>
+          <w:lang w:eastAsia="en-IN"/>
+          <w14:ligatures w14:val="none"/>
+        </w:rPr>
+        <w:t>..</w:t>
+      </w:r>
+    </w:p>
+    <w:p>
+      <w:pPr>
+        <w:pStyle w:val="ListParagraph"/>
+        <w:numPr>
+          <w:ilvl w:val="0"/>
+          <w:numId w:val="5"/>
+        </w:numPr>
+        <w:spacing w:after="0" w:line="240" w:lineRule="auto"/>
+        <w:rPr>
+          <w:rFonts w:ascii="Calibri" w:eastAsia="Times New Roman" w:hAnsi="Calibri" w:cs="Calibri"/>
+          <w:color w:val="000000"/>
+          <w:kern w:val="0"/>
+          <w:sz w:val="28"/>
+          <w:szCs w:val="28"/>
+          <w:lang w:eastAsia="en-IN"/>
+          <w14:ligatures w14:val="none"/>
+        </w:rPr>
+      </w:pPr>
+      <w:r>
+        <w:rPr>
+          <w:rFonts w:ascii="Calibri" w:eastAsia="Times New Roman" w:hAnsi="Calibri" w:cs="Calibri"/>
+          <w:color w:val="000000"/>
+          <w:kern w:val="0"/>
+          <w:sz w:val="28"/>
+          <w:szCs w:val="28"/>
+          <w:lang w:eastAsia="en-IN"/>
+          <w14:ligatures w14:val="none"/>
+        </w:rPr>
+        <w:t>internal table is the source of data in the loop.</w:t>
+      </w:r>
+      <w:r>
+        <w:rPr>
+          <w:rFonts w:ascii="Calibri" w:eastAsia="Times New Roman" w:hAnsi="Calibri" w:cs="Calibri"/>
+          <w:color w:val="000000"/>
+          <w:kern w:val="0"/>
+          <w:sz w:val="28"/>
+          <w:szCs w:val="28"/>
+          <w:lang w:eastAsia="en-IN"/>
+          <w14:ligatures w14:val="none"/>
+        </w:rPr>
+        <w:br/>
       </w:r>
     </w:p>
     <w:p>
@@ -3623,209 +3569,439 @@
           <w:lang w:eastAsia="en-IN"/>
           <w14:ligatures w14:val="none"/>
         </w:rPr>
-        <w:t>Internal Table:</w:t>
-      </w:r>
-    </w:p>
-    <w:p>
-      <w:pPr>
-        <w:pStyle w:val="ListParagraph"/>
-        <w:numPr>
-          <w:ilvl w:val="0"/>
-          <w:numId w:val="5"/>
-        </w:numPr>
-        <w:spacing w:after="0" w:line="240" w:lineRule="auto"/>
-        <w:rPr>
-          <w:rFonts w:ascii="Calibri" w:eastAsia="Times New Roman" w:hAnsi="Calibri" w:cs="Calibri"/>
-          <w:color w:val="000000"/>
-          <w:kern w:val="0"/>
-          <w:sz w:val="28"/>
-          <w:szCs w:val="28"/>
-          <w:lang w:eastAsia="en-IN"/>
-          <w14:ligatures w14:val="none"/>
-        </w:rPr>
-      </w:pPr>
-      <w:proofErr w:type="gramStart"/>
-      <w:r>
-        <w:rPr>
-          <w:rFonts w:ascii="Calibri" w:eastAsia="Times New Roman" w:hAnsi="Calibri" w:cs="Calibri"/>
-          <w:color w:val="000000"/>
-          <w:kern w:val="0"/>
-          <w:sz w:val="28"/>
-          <w:szCs w:val="28"/>
-          <w:lang w:eastAsia="en-IN"/>
-          <w14:ligatures w14:val="none"/>
-        </w:rPr>
-        <w:t>A</w:t>
-      </w:r>
-      <w:proofErr w:type="gramEnd"/>
-      <w:r>
-        <w:rPr>
-          <w:rFonts w:ascii="Calibri" w:eastAsia="Times New Roman" w:hAnsi="Calibri" w:cs="Calibri"/>
-          <w:color w:val="000000"/>
-          <w:kern w:val="0"/>
-          <w:sz w:val="28"/>
-          <w:szCs w:val="28"/>
-          <w:lang w:eastAsia="en-IN"/>
-          <w14:ligatures w14:val="none"/>
-        </w:rPr>
-        <w:t xml:space="preserve"> internal table can hold multiple rows of data.</w:t>
-      </w:r>
-    </w:p>
-    <w:p>
-      <w:pPr>
-        <w:pStyle w:val="ListParagraph"/>
-        <w:numPr>
-          <w:ilvl w:val="0"/>
-          <w:numId w:val="5"/>
-        </w:numPr>
-        <w:spacing w:after="0" w:line="240" w:lineRule="auto"/>
-        <w:rPr>
-          <w:rFonts w:ascii="Calibri" w:eastAsia="Times New Roman" w:hAnsi="Calibri" w:cs="Calibri"/>
-          <w:color w:val="000000"/>
-          <w:kern w:val="0"/>
-          <w:sz w:val="28"/>
-          <w:szCs w:val="28"/>
-          <w:lang w:eastAsia="en-IN"/>
-          <w14:ligatures w14:val="none"/>
-        </w:rPr>
-      </w:pPr>
-      <w:r>
-        <w:rPr>
-          <w:rFonts w:ascii="Calibri" w:eastAsia="Times New Roman" w:hAnsi="Calibri" w:cs="Calibri"/>
-          <w:color w:val="000000"/>
-          <w:kern w:val="0"/>
-          <w:sz w:val="28"/>
-          <w:szCs w:val="28"/>
-          <w:lang w:eastAsia="en-IN"/>
-          <w14:ligatures w14:val="none"/>
-        </w:rPr>
-        <w:t>I</w:t>
-      </w:r>
-      <w:r>
-        <w:rPr>
-          <w:rFonts w:ascii="Calibri" w:eastAsia="Times New Roman" w:hAnsi="Calibri" w:cs="Calibri"/>
-          <w:color w:val="000000"/>
-          <w:kern w:val="0"/>
-          <w:sz w:val="28"/>
-          <w:szCs w:val="28"/>
-          <w:lang w:eastAsia="en-IN"/>
-          <w14:ligatures w14:val="none"/>
-        </w:rPr>
-        <w:t>nternal table is used to store and process a set of records.</w:t>
-      </w:r>
-    </w:p>
-    <w:p>
-      <w:pPr>
-        <w:pStyle w:val="ListParagraph"/>
-        <w:numPr>
-          <w:ilvl w:val="0"/>
-          <w:numId w:val="5"/>
-        </w:numPr>
-        <w:spacing w:after="0" w:line="240" w:lineRule="auto"/>
-        <w:rPr>
-          <w:rFonts w:ascii="Calibri" w:eastAsia="Times New Roman" w:hAnsi="Calibri" w:cs="Calibri"/>
-          <w:color w:val="000000"/>
-          <w:kern w:val="0"/>
-          <w:sz w:val="28"/>
-          <w:szCs w:val="28"/>
-          <w:lang w:eastAsia="en-IN"/>
-          <w14:ligatures w14:val="none"/>
-        </w:rPr>
-      </w:pPr>
-      <w:r>
-        <w:rPr>
-          <w:rFonts w:ascii="Calibri" w:eastAsia="Times New Roman" w:hAnsi="Calibri" w:cs="Calibri"/>
-          <w:color w:val="000000"/>
-          <w:kern w:val="0"/>
-          <w:sz w:val="28"/>
-          <w:szCs w:val="28"/>
-          <w:lang w:eastAsia="en-IN"/>
-          <w14:ligatures w14:val="none"/>
-        </w:rPr>
-        <w:t>I</w:t>
-      </w:r>
-      <w:r>
-        <w:rPr>
-          <w:rFonts w:ascii="Calibri" w:eastAsia="Times New Roman" w:hAnsi="Calibri" w:cs="Calibri"/>
-          <w:color w:val="000000"/>
-          <w:kern w:val="0"/>
-          <w:sz w:val="28"/>
-          <w:szCs w:val="28"/>
-          <w:lang w:eastAsia="en-IN"/>
-          <w14:ligatures w14:val="none"/>
-        </w:rPr>
-        <w:t>nternal table occupies memory for many structures (rows)</w:t>
-      </w:r>
-      <w:r>
-        <w:rPr>
-          <w:rFonts w:ascii="Calibri" w:eastAsia="Times New Roman" w:hAnsi="Calibri" w:cs="Calibri"/>
-          <w:color w:val="000000"/>
-          <w:kern w:val="0"/>
-          <w:sz w:val="28"/>
-          <w:szCs w:val="28"/>
-          <w:lang w:eastAsia="en-IN"/>
-          <w14:ligatures w14:val="none"/>
-        </w:rPr>
-        <w:t>/</w:t>
-      </w:r>
-    </w:p>
-    <w:p>
-      <w:pPr>
-        <w:pStyle w:val="ListParagraph"/>
-        <w:numPr>
-          <w:ilvl w:val="0"/>
-          <w:numId w:val="5"/>
-        </w:numPr>
-        <w:spacing w:after="0" w:line="240" w:lineRule="auto"/>
-        <w:rPr>
-          <w:rFonts w:ascii="Calibri" w:eastAsia="Times New Roman" w:hAnsi="Calibri" w:cs="Calibri"/>
-          <w:color w:val="000000"/>
-          <w:kern w:val="0"/>
-          <w:sz w:val="28"/>
-          <w:szCs w:val="28"/>
-          <w:lang w:eastAsia="en-IN"/>
-          <w14:ligatures w14:val="none"/>
-        </w:rPr>
-      </w:pPr>
-      <w:r>
-        <w:rPr>
-          <w:rFonts w:ascii="Calibri" w:eastAsia="Times New Roman" w:hAnsi="Calibri" w:cs="Calibri"/>
-          <w:color w:val="000000"/>
-          <w:kern w:val="0"/>
-          <w:sz w:val="28"/>
-          <w:szCs w:val="28"/>
-          <w:lang w:eastAsia="en-IN"/>
-          <w14:ligatures w14:val="none"/>
-        </w:rPr>
-        <w:t xml:space="preserve">internal table is declared using DATA </w:t>
-      </w:r>
-      <w:proofErr w:type="spellStart"/>
-      <w:r>
-        <w:rPr>
-          <w:rFonts w:ascii="Calibri" w:eastAsia="Times New Roman" w:hAnsi="Calibri" w:cs="Calibri"/>
-          <w:color w:val="000000"/>
-          <w:kern w:val="0"/>
-          <w:sz w:val="28"/>
-          <w:szCs w:val="28"/>
-          <w:lang w:eastAsia="en-IN"/>
-          <w14:ligatures w14:val="none"/>
-        </w:rPr>
-        <w:t>itab</w:t>
-      </w:r>
-      <w:proofErr w:type="spellEnd"/>
-      <w:r>
-        <w:rPr>
-          <w:rFonts w:ascii="Calibri" w:eastAsia="Times New Roman" w:hAnsi="Calibri" w:cs="Calibri"/>
-          <w:color w:val="000000"/>
-          <w:kern w:val="0"/>
-          <w:sz w:val="28"/>
-          <w:szCs w:val="28"/>
-          <w:lang w:eastAsia="en-IN"/>
-          <w14:ligatures w14:val="none"/>
-        </w:rPr>
-        <w:t xml:space="preserve"> TYPE TABLE OF</w:t>
-      </w:r>
-      <w:proofErr w:type="gramStart"/>
+        <w:t>Work Area:</w:t>
+      </w:r>
+    </w:p>
+    <w:p>
+      <w:pPr>
+        <w:pStyle w:val="ListParagraph"/>
+        <w:numPr>
+          <w:ilvl w:val="0"/>
+          <w:numId w:val="5"/>
+        </w:numPr>
+        <w:spacing w:after="0" w:line="240" w:lineRule="auto"/>
+        <w:rPr>
+          <w:rFonts w:ascii="Calibri" w:eastAsia="Times New Roman" w:hAnsi="Calibri" w:cs="Calibri"/>
+          <w:color w:val="000000"/>
+          <w:kern w:val="0"/>
+          <w:sz w:val="28"/>
+          <w:szCs w:val="28"/>
+          <w:lang w:eastAsia="en-IN"/>
+          <w14:ligatures w14:val="none"/>
+        </w:rPr>
+      </w:pPr>
+      <w:r>
+        <w:rPr>
+          <w:rFonts w:ascii="Calibri" w:eastAsia="Times New Roman" w:hAnsi="Calibri" w:cs="Calibri"/>
+          <w:color w:val="000000"/>
+          <w:kern w:val="0"/>
+          <w:sz w:val="28"/>
+          <w:szCs w:val="28"/>
+          <w:lang w:eastAsia="en-IN"/>
+          <w14:ligatures w14:val="none"/>
+        </w:rPr>
+        <w:t>A work area can hold only a single row of data at a time.</w:t>
+      </w:r>
+    </w:p>
+    <w:p>
+      <w:pPr>
+        <w:pStyle w:val="ListParagraph"/>
+        <w:numPr>
+          <w:ilvl w:val="0"/>
+          <w:numId w:val="5"/>
+        </w:numPr>
+        <w:spacing w:after="0" w:line="240" w:lineRule="auto"/>
+        <w:rPr>
+          <w:rFonts w:ascii="Calibri" w:eastAsia="Times New Roman" w:hAnsi="Calibri" w:cs="Calibri"/>
+          <w:color w:val="000000"/>
+          <w:kern w:val="0"/>
+          <w:sz w:val="28"/>
+          <w:szCs w:val="28"/>
+          <w:lang w:eastAsia="en-IN"/>
+          <w14:ligatures w14:val="none"/>
+        </w:rPr>
+      </w:pPr>
+      <w:r>
+        <w:rPr>
+          <w:rFonts w:ascii="Calibri" w:eastAsia="Times New Roman" w:hAnsi="Calibri" w:cs="Calibri"/>
+          <w:color w:val="000000"/>
+          <w:kern w:val="0"/>
+          <w:sz w:val="28"/>
+          <w:szCs w:val="28"/>
+          <w:lang w:eastAsia="en-IN"/>
+          <w14:ligatures w14:val="none"/>
+        </w:rPr>
+        <w:t>A work area is used to process or store one record temporarily</w:t>
+      </w:r>
+      <w:r>
+        <w:rPr>
+          <w:rFonts w:ascii="Calibri" w:eastAsia="Times New Roman" w:hAnsi="Calibri" w:cs="Calibri"/>
+          <w:color w:val="000000"/>
+          <w:kern w:val="0"/>
+          <w:sz w:val="28"/>
+          <w:szCs w:val="28"/>
+          <w:lang w:eastAsia="en-IN"/>
+          <w14:ligatures w14:val="none"/>
+        </w:rPr>
+        <w:t>.</w:t>
+      </w:r>
+    </w:p>
+    <w:p>
+      <w:pPr>
+        <w:pStyle w:val="ListParagraph"/>
+        <w:numPr>
+          <w:ilvl w:val="0"/>
+          <w:numId w:val="5"/>
+        </w:numPr>
+        <w:spacing w:after="0" w:line="240" w:lineRule="auto"/>
+        <w:rPr>
+          <w:rFonts w:ascii="Calibri" w:eastAsia="Times New Roman" w:hAnsi="Calibri" w:cs="Calibri"/>
+          <w:color w:val="000000"/>
+          <w:kern w:val="0"/>
+          <w:sz w:val="28"/>
+          <w:szCs w:val="28"/>
+          <w:lang w:eastAsia="en-IN"/>
+          <w14:ligatures w14:val="none"/>
+        </w:rPr>
+      </w:pPr>
+      <w:r>
+        <w:rPr>
+          <w:rFonts w:ascii="Calibri" w:eastAsia="Times New Roman" w:hAnsi="Calibri" w:cs="Calibri"/>
+          <w:color w:val="000000"/>
+          <w:kern w:val="0"/>
+          <w:sz w:val="28"/>
+          <w:szCs w:val="28"/>
+          <w:lang w:eastAsia="en-IN"/>
+          <w14:ligatures w14:val="none"/>
+        </w:rPr>
+        <w:t>A work area occupies memory for only one structure</w:t>
+      </w:r>
+      <w:r>
+        <w:rPr>
+          <w:rFonts w:ascii="Calibri" w:eastAsia="Times New Roman" w:hAnsi="Calibri" w:cs="Calibri"/>
+          <w:color w:val="000000"/>
+          <w:kern w:val="0"/>
+          <w:sz w:val="28"/>
+          <w:szCs w:val="28"/>
+          <w:lang w:eastAsia="en-IN"/>
+          <w14:ligatures w14:val="none"/>
+        </w:rPr>
+        <w:t>.</w:t>
+      </w:r>
+    </w:p>
+    <w:p>
+      <w:pPr>
+        <w:pStyle w:val="ListParagraph"/>
+        <w:numPr>
+          <w:ilvl w:val="0"/>
+          <w:numId w:val="5"/>
+        </w:numPr>
+        <w:spacing w:after="0" w:line="240" w:lineRule="auto"/>
+        <w:rPr>
+          <w:rFonts w:ascii="Calibri" w:eastAsia="Times New Roman" w:hAnsi="Calibri" w:cs="Calibri"/>
+          <w:color w:val="000000"/>
+          <w:kern w:val="0"/>
+          <w:sz w:val="28"/>
+          <w:szCs w:val="28"/>
+          <w:lang w:eastAsia="en-IN"/>
+          <w14:ligatures w14:val="none"/>
+        </w:rPr>
+      </w:pPr>
+      <w:r>
+        <w:rPr>
+          <w:rFonts w:ascii="Calibri" w:eastAsia="Times New Roman" w:hAnsi="Calibri" w:cs="Calibri"/>
+          <w:color w:val="000000"/>
+          <w:kern w:val="0"/>
+          <w:sz w:val="28"/>
+          <w:szCs w:val="28"/>
+          <w:lang w:eastAsia="en-IN"/>
+          <w14:ligatures w14:val="none"/>
+        </w:rPr>
+        <w:t>A work area is declared using DATA wa TYPE ...</w:t>
+      </w:r>
+    </w:p>
+    <w:p>
+      <w:pPr>
+        <w:pStyle w:val="ListParagraph"/>
+        <w:numPr>
+          <w:ilvl w:val="0"/>
+          <w:numId w:val="5"/>
+        </w:numPr>
+        <w:spacing w:after="0" w:line="240" w:lineRule="auto"/>
+        <w:rPr>
+          <w:rFonts w:ascii="Calibri" w:eastAsia="Times New Roman" w:hAnsi="Calibri" w:cs="Calibri"/>
+          <w:color w:val="000000"/>
+          <w:kern w:val="0"/>
+          <w:sz w:val="28"/>
+          <w:szCs w:val="28"/>
+          <w:lang w:eastAsia="en-IN"/>
+          <w14:ligatures w14:val="none"/>
+        </w:rPr>
+      </w:pPr>
+      <w:r>
+        <w:rPr>
+          <w:rFonts w:ascii="Calibri" w:eastAsia="Times New Roman" w:hAnsi="Calibri" w:cs="Calibri"/>
+          <w:color w:val="000000"/>
+          <w:kern w:val="0"/>
+          <w:sz w:val="28"/>
+          <w:szCs w:val="28"/>
+          <w:lang w:eastAsia="en-IN"/>
+          <w14:ligatures w14:val="none"/>
+        </w:rPr>
+        <w:t>A work area is used with LOOP AT to fetch one row at a time from an internal table</w:t>
+      </w:r>
+    </w:p>
+    <w:p>
+      <w:pPr>
+        <w:pStyle w:val="ListParagraph"/>
+        <w:spacing w:after="0" w:line="240" w:lineRule="auto"/>
+        <w:ind w:left="744"/>
+        <w:rPr>
+          <w:rFonts w:ascii="Calibri" w:eastAsia="Times New Roman" w:hAnsi="Calibri" w:cs="Calibri"/>
+          <w:color w:val="000000"/>
+          <w:kern w:val="0"/>
+          <w:sz w:val="28"/>
+          <w:szCs w:val="28"/>
+          <w:lang w:eastAsia="en-IN"/>
+          <w14:ligatures w14:val="none"/>
+        </w:rPr>
+      </w:pPr>
+    </w:p>
+    <w:p>
+      <w:pPr>
+        <w:pStyle w:val="ListParagraph"/>
+        <w:numPr>
+          <w:ilvl w:val="0"/>
+          <w:numId w:val="5"/>
+        </w:numPr>
+        <w:spacing w:after="0" w:line="240" w:lineRule="auto"/>
+        <w:rPr>
+          <w:rFonts w:ascii="Calibri" w:eastAsia="Times New Roman" w:hAnsi="Calibri" w:cs="Calibri"/>
+          <w:color w:val="000000"/>
+          <w:kern w:val="0"/>
+          <w:sz w:val="28"/>
+          <w:szCs w:val="28"/>
+          <w:lang w:eastAsia="en-IN"/>
+          <w14:ligatures w14:val="none"/>
+        </w:rPr>
+      </w:pPr>
+      <w:r>
+        <w:rPr>
+          <w:rFonts w:ascii="Calibri" w:eastAsia="Times New Roman" w:hAnsi="Calibri" w:cs="Calibri"/>
+          <w:color w:val="000000"/>
+          <w:kern w:val="0"/>
+          <w:sz w:val="28"/>
+          <w:szCs w:val="28"/>
+          <w:lang w:eastAsia="en-IN"/>
+          <w14:ligatures w14:val="none"/>
+        </w:rPr>
+        <w:t>Example:</w:t>
+      </w:r>
+    </w:p>
+    <w:p>
+      <w:pPr>
+        <w:pStyle w:val="ListParagraph"/>
+        <w:numPr>
+          <w:ilvl w:val="0"/>
+          <w:numId w:val="5"/>
+        </w:numPr>
+        <w:spacing w:after="0" w:line="240" w:lineRule="auto"/>
+        <w:rPr>
+          <w:rFonts w:ascii="Calibri" w:eastAsia="Times New Roman" w:hAnsi="Calibri" w:cs="Calibri"/>
+          <w:color w:val="000000"/>
+          <w:kern w:val="0"/>
+          <w:sz w:val="28"/>
+          <w:szCs w:val="28"/>
+          <w:lang w:eastAsia="en-IN"/>
+          <w14:ligatures w14:val="none"/>
+        </w:rPr>
+      </w:pPr>
+      <w:r>
+        <w:rPr>
+          <w:rFonts w:ascii="Calibri" w:eastAsia="Times New Roman" w:hAnsi="Calibri" w:cs="Calibri"/>
+          <w:color w:val="000000"/>
+          <w:kern w:val="0"/>
+          <w:sz w:val="28"/>
+          <w:szCs w:val="28"/>
+          <w:lang w:eastAsia="en-IN"/>
+          <w14:ligatures w14:val="none"/>
+        </w:rPr>
+        <w:t>TYPES: BEGIN OF ty_student,</w:t>
+      </w:r>
+    </w:p>
+    <w:p>
+      <w:pPr>
+        <w:pStyle w:val="ListParagraph"/>
+        <w:numPr>
+          <w:ilvl w:val="0"/>
+          <w:numId w:val="5"/>
+        </w:numPr>
+        <w:spacing w:after="0" w:line="240" w:lineRule="auto"/>
+        <w:rPr>
+          <w:rFonts w:ascii="Calibri" w:eastAsia="Times New Roman" w:hAnsi="Calibri" w:cs="Calibri"/>
+          <w:color w:val="000000"/>
+          <w:kern w:val="0"/>
+          <w:sz w:val="28"/>
+          <w:szCs w:val="28"/>
+          <w:lang w:eastAsia="en-IN"/>
+          <w14:ligatures w14:val="none"/>
+        </w:rPr>
+      </w:pPr>
+      <w:r>
+        <w:rPr>
+          <w:rFonts w:ascii="Calibri" w:eastAsia="Times New Roman" w:hAnsi="Calibri" w:cs="Calibri"/>
+          <w:color w:val="000000"/>
+          <w:kern w:val="0"/>
+          <w:sz w:val="28"/>
+          <w:szCs w:val="28"/>
+          <w:lang w:eastAsia="en-IN"/>
+          <w14:ligatures w14:val="none"/>
+        </w:rPr>
+        <w:t xml:space="preserve">         id   TYPE i,</w:t>
+      </w:r>
+    </w:p>
+    <w:p>
+      <w:pPr>
+        <w:pStyle w:val="ListParagraph"/>
+        <w:numPr>
+          <w:ilvl w:val="0"/>
+          <w:numId w:val="5"/>
+        </w:numPr>
+        <w:spacing w:after="0" w:line="240" w:lineRule="auto"/>
+        <w:rPr>
+          <w:rFonts w:ascii="Calibri" w:eastAsia="Times New Roman" w:hAnsi="Calibri" w:cs="Calibri"/>
+          <w:color w:val="000000"/>
+          <w:kern w:val="0"/>
+          <w:sz w:val="28"/>
+          <w:szCs w:val="28"/>
+          <w:lang w:eastAsia="en-IN"/>
+          <w14:ligatures w14:val="none"/>
+        </w:rPr>
+      </w:pPr>
+      <w:r>
+        <w:rPr>
+          <w:rFonts w:ascii="Calibri" w:eastAsia="Times New Roman" w:hAnsi="Calibri" w:cs="Calibri"/>
+          <w:color w:val="000000"/>
+          <w:kern w:val="0"/>
+          <w:sz w:val="28"/>
+          <w:szCs w:val="28"/>
+          <w:lang w:eastAsia="en-IN"/>
+          <w14:ligatures w14:val="none"/>
+        </w:rPr>
+        <w:t xml:space="preserve">         name TYPE string,</w:t>
+      </w:r>
+    </w:p>
+    <w:p>
+      <w:pPr>
+        <w:pStyle w:val="ListParagraph"/>
+        <w:numPr>
+          <w:ilvl w:val="0"/>
+          <w:numId w:val="5"/>
+        </w:numPr>
+        <w:spacing w:after="0" w:line="240" w:lineRule="auto"/>
+        <w:rPr>
+          <w:rFonts w:ascii="Calibri" w:eastAsia="Times New Roman" w:hAnsi="Calibri" w:cs="Calibri"/>
+          <w:color w:val="000000"/>
+          <w:kern w:val="0"/>
+          <w:sz w:val="28"/>
+          <w:szCs w:val="28"/>
+          <w:lang w:eastAsia="en-IN"/>
+          <w14:ligatures w14:val="none"/>
+        </w:rPr>
+      </w:pPr>
+      <w:r>
+        <w:rPr>
+          <w:rFonts w:ascii="Calibri" w:eastAsia="Times New Roman" w:hAnsi="Calibri" w:cs="Calibri"/>
+          <w:color w:val="000000"/>
+          <w:kern w:val="0"/>
+          <w:sz w:val="28"/>
+          <w:szCs w:val="28"/>
+          <w:lang w:eastAsia="en-IN"/>
+          <w14:ligatures w14:val="none"/>
+        </w:rPr>
+        <w:t xml:space="preserve">       END OF ty_student.</w:t>
+      </w:r>
+    </w:p>
+    <w:p>
+      <w:pPr>
+        <w:pStyle w:val="ListParagraph"/>
+        <w:numPr>
+          <w:ilvl w:val="0"/>
+          <w:numId w:val="5"/>
+        </w:numPr>
+        <w:spacing w:after="0" w:line="240" w:lineRule="auto"/>
+        <w:rPr>
+          <w:rFonts w:ascii="Calibri" w:eastAsia="Times New Roman" w:hAnsi="Calibri" w:cs="Calibri"/>
+          <w:color w:val="000000"/>
+          <w:kern w:val="0"/>
+          <w:sz w:val="28"/>
+          <w:szCs w:val="28"/>
+          <w:lang w:eastAsia="en-IN"/>
+          <w14:ligatures w14:val="none"/>
+        </w:rPr>
+      </w:pPr>
+    </w:p>
+    <w:p>
+      <w:pPr>
+        <w:pStyle w:val="ListParagraph"/>
+        <w:numPr>
+          <w:ilvl w:val="0"/>
+          <w:numId w:val="5"/>
+        </w:numPr>
+        <w:spacing w:after="0" w:line="240" w:lineRule="auto"/>
+        <w:rPr>
+          <w:rFonts w:ascii="Calibri" w:eastAsia="Times New Roman" w:hAnsi="Calibri" w:cs="Calibri"/>
+          <w:color w:val="000000"/>
+          <w:kern w:val="0"/>
+          <w:sz w:val="28"/>
+          <w:szCs w:val="28"/>
+          <w:lang w:eastAsia="en-IN"/>
+          <w14:ligatures w14:val="none"/>
+        </w:rPr>
+      </w:pPr>
+      <w:r>
+        <w:rPr>
+          <w:rFonts w:ascii="Calibri" w:eastAsia="Times New Roman" w:hAnsi="Calibri" w:cs="Calibri"/>
+          <w:color w:val="000000"/>
+          <w:kern w:val="0"/>
+          <w:sz w:val="28"/>
+          <w:szCs w:val="28"/>
+          <w:lang w:eastAsia="en-IN"/>
+          <w14:ligatures w14:val="none"/>
+        </w:rPr>
+        <w:t>DATA: wa_student TYPE ty_student,        "Work area</w:t>
+      </w:r>
+    </w:p>
+    <w:p>
+      <w:pPr>
+        <w:pStyle w:val="ListParagraph"/>
+        <w:numPr>
+          <w:ilvl w:val="0"/>
+          <w:numId w:val="5"/>
+        </w:numPr>
+        <w:spacing w:after="0" w:line="240" w:lineRule="auto"/>
+        <w:rPr>
+          <w:rFonts w:ascii="Calibri" w:eastAsia="Times New Roman" w:hAnsi="Calibri" w:cs="Calibri"/>
+          <w:color w:val="000000"/>
+          <w:kern w:val="0"/>
+          <w:sz w:val="28"/>
+          <w:szCs w:val="28"/>
+          <w:lang w:eastAsia="en-IN"/>
+          <w14:ligatures w14:val="none"/>
+        </w:rPr>
+      </w:pPr>
+      <w:r>
+        <w:rPr>
+          <w:rFonts w:ascii="Calibri" w:eastAsia="Times New Roman" w:hAnsi="Calibri" w:cs="Calibri"/>
+          <w:color w:val="000000"/>
+          <w:kern w:val="0"/>
+          <w:sz w:val="28"/>
+          <w:szCs w:val="28"/>
+          <w:lang w:eastAsia="en-IN"/>
+          <w14:ligatures w14:val="none"/>
+        </w:rPr>
+        <w:t xml:space="preserve">      it_student TYPE TABLE OF ty_student.</w:t>
+      </w:r>
       <w:r>
         <w:rPr>
           <w:rFonts w:ascii="Calibri" w:eastAsia="Times New Roman" w:hAnsi="Calibri" w:cs="Calibri"/>
@@ -3848,117 +4024,19 @@
           <w:lang w:eastAsia="en-IN"/>
           <w14:ligatures w14:val="none"/>
         </w:rPr>
-        <w:t>..</w:t>
-      </w:r>
-      <w:proofErr w:type="gramEnd"/>
-    </w:p>
-    <w:p>
-      <w:pPr>
-        <w:pStyle w:val="ListParagraph"/>
-        <w:numPr>
-          <w:ilvl w:val="0"/>
-          <w:numId w:val="5"/>
-        </w:numPr>
-        <w:spacing w:after="0" w:line="240" w:lineRule="auto"/>
-        <w:rPr>
-          <w:rFonts w:ascii="Calibri" w:eastAsia="Times New Roman" w:hAnsi="Calibri" w:cs="Calibri"/>
-          <w:color w:val="000000"/>
-          <w:kern w:val="0"/>
-          <w:sz w:val="28"/>
-          <w:szCs w:val="28"/>
-          <w:lang w:eastAsia="en-IN"/>
-          <w14:ligatures w14:val="none"/>
-        </w:rPr>
-      </w:pPr>
-      <w:r>
-        <w:rPr>
-          <w:rFonts w:ascii="Calibri" w:eastAsia="Times New Roman" w:hAnsi="Calibri" w:cs="Calibri"/>
-          <w:color w:val="000000"/>
-          <w:kern w:val="0"/>
-          <w:sz w:val="28"/>
-          <w:szCs w:val="28"/>
-          <w:lang w:eastAsia="en-IN"/>
-          <w14:ligatures w14:val="none"/>
-        </w:rPr>
-        <w:t>internal table is the source of data in the loop.</w:t>
-      </w:r>
-      <w:r>
-        <w:rPr>
-          <w:rFonts w:ascii="Calibri" w:eastAsia="Times New Roman" w:hAnsi="Calibri" w:cs="Calibri"/>
-          <w:color w:val="000000"/>
-          <w:kern w:val="0"/>
-          <w:sz w:val="28"/>
-          <w:szCs w:val="28"/>
-          <w:lang w:eastAsia="en-IN"/>
-          <w14:ligatures w14:val="none"/>
-        </w:rPr>
-        <w:br/>
-      </w:r>
-    </w:p>
-    <w:p>
-      <w:pPr>
-        <w:pStyle w:val="ListParagraph"/>
-        <w:numPr>
-          <w:ilvl w:val="0"/>
-          <w:numId w:val="5"/>
-        </w:numPr>
-        <w:spacing w:after="0" w:line="240" w:lineRule="auto"/>
-        <w:rPr>
-          <w:rFonts w:ascii="Calibri" w:eastAsia="Times New Roman" w:hAnsi="Calibri" w:cs="Calibri"/>
-          <w:b/>
-          <w:bCs/>
-          <w:color w:val="000000"/>
-          <w:kern w:val="0"/>
-          <w:sz w:val="28"/>
-          <w:szCs w:val="28"/>
-          <w:lang w:eastAsia="en-IN"/>
-          <w14:ligatures w14:val="none"/>
-        </w:rPr>
-      </w:pPr>
-      <w:r>
-        <w:rPr>
-          <w:rFonts w:ascii="Calibri" w:eastAsia="Times New Roman" w:hAnsi="Calibri" w:cs="Calibri"/>
-          <w:b/>
-          <w:bCs/>
-          <w:color w:val="000000"/>
-          <w:kern w:val="0"/>
-          <w:sz w:val="28"/>
-          <w:szCs w:val="28"/>
-          <w:lang w:eastAsia="en-IN"/>
-          <w14:ligatures w14:val="none"/>
-        </w:rPr>
-        <w:t>Work Area:</w:t>
-      </w:r>
-    </w:p>
-    <w:p>
-      <w:pPr>
-        <w:pStyle w:val="ListParagraph"/>
-        <w:numPr>
-          <w:ilvl w:val="0"/>
-          <w:numId w:val="5"/>
-        </w:numPr>
-        <w:spacing w:after="0" w:line="240" w:lineRule="auto"/>
-        <w:rPr>
-          <w:rFonts w:ascii="Calibri" w:eastAsia="Times New Roman" w:hAnsi="Calibri" w:cs="Calibri"/>
-          <w:color w:val="000000"/>
-          <w:kern w:val="0"/>
-          <w:sz w:val="28"/>
-          <w:szCs w:val="28"/>
-          <w:lang w:eastAsia="en-IN"/>
-          <w14:ligatures w14:val="none"/>
-        </w:rPr>
-      </w:pPr>
-      <w:r>
-        <w:rPr>
-          <w:rFonts w:ascii="Calibri" w:eastAsia="Times New Roman" w:hAnsi="Calibri" w:cs="Calibri"/>
-          <w:color w:val="000000"/>
-          <w:kern w:val="0"/>
-          <w:sz w:val="28"/>
-          <w:szCs w:val="28"/>
-          <w:lang w:eastAsia="en-IN"/>
-          <w14:ligatures w14:val="none"/>
-        </w:rPr>
-        <w:t>A work area can hold only a single row of data at a time</w:t>
+        <w:t xml:space="preserve"> </w:t>
+      </w:r>
+      <w:r>
+        <w:rPr>
+          <w:rFonts w:ascii="Calibri" w:eastAsia="Times New Roman" w:hAnsi="Calibri" w:cs="Calibri"/>
+          <w:color w:val="000000"/>
+          <w:kern w:val="0"/>
+          <w:sz w:val="28"/>
+          <w:szCs w:val="28"/>
+          <w:lang w:eastAsia="en-IN"/>
+          <w14:ligatures w14:val="none"/>
+        </w:rPr>
+        <w:t>"Internal table</w:t>
       </w:r>
       <w:r>
         <w:rPr>
@@ -3976,176 +4054,278 @@
     <w:p>
       <w:pPr>
         <w:pStyle w:val="ListParagraph"/>
-        <w:numPr>
-          <w:ilvl w:val="0"/>
-          <w:numId w:val="5"/>
-        </w:numPr>
-        <w:spacing w:after="0" w:line="240" w:lineRule="auto"/>
-        <w:rPr>
-          <w:rFonts w:ascii="Calibri" w:eastAsia="Times New Roman" w:hAnsi="Calibri" w:cs="Calibri"/>
-          <w:color w:val="000000"/>
-          <w:kern w:val="0"/>
-          <w:sz w:val="28"/>
-          <w:szCs w:val="28"/>
-          <w:lang w:eastAsia="en-IN"/>
-          <w14:ligatures w14:val="none"/>
-        </w:rPr>
-      </w:pPr>
-      <w:r>
-        <w:rPr>
-          <w:rFonts w:ascii="Calibri" w:eastAsia="Times New Roman" w:hAnsi="Calibri" w:cs="Calibri"/>
-          <w:color w:val="000000"/>
-          <w:kern w:val="0"/>
-          <w:sz w:val="28"/>
-          <w:szCs w:val="28"/>
-          <w:lang w:eastAsia="en-IN"/>
-          <w14:ligatures w14:val="none"/>
-        </w:rPr>
-        <w:t>A work area is used to process or store one record temporarily</w:t>
-      </w:r>
-      <w:r>
-        <w:rPr>
-          <w:rFonts w:ascii="Calibri" w:eastAsia="Times New Roman" w:hAnsi="Calibri" w:cs="Calibri"/>
-          <w:color w:val="000000"/>
-          <w:kern w:val="0"/>
-          <w:sz w:val="28"/>
-          <w:szCs w:val="28"/>
-          <w:lang w:eastAsia="en-IN"/>
-          <w14:ligatures w14:val="none"/>
-        </w:rPr>
-        <w:t>.</w:t>
-      </w:r>
-    </w:p>
-    <w:p>
-      <w:pPr>
-        <w:pStyle w:val="ListParagraph"/>
-        <w:numPr>
-          <w:ilvl w:val="0"/>
-          <w:numId w:val="5"/>
-        </w:numPr>
-        <w:spacing w:after="0" w:line="240" w:lineRule="auto"/>
-        <w:rPr>
-          <w:rFonts w:ascii="Calibri" w:eastAsia="Times New Roman" w:hAnsi="Calibri" w:cs="Calibri"/>
-          <w:color w:val="000000"/>
-          <w:kern w:val="0"/>
-          <w:sz w:val="28"/>
-          <w:szCs w:val="28"/>
-          <w:lang w:eastAsia="en-IN"/>
-          <w14:ligatures w14:val="none"/>
-        </w:rPr>
-      </w:pPr>
-      <w:r>
-        <w:rPr>
-          <w:rFonts w:ascii="Calibri" w:eastAsia="Times New Roman" w:hAnsi="Calibri" w:cs="Calibri"/>
-          <w:color w:val="000000"/>
-          <w:kern w:val="0"/>
-          <w:sz w:val="28"/>
-          <w:szCs w:val="28"/>
-          <w:lang w:eastAsia="en-IN"/>
-          <w14:ligatures w14:val="none"/>
-        </w:rPr>
-        <w:t>A work area occupies memory for only one structure</w:t>
-      </w:r>
-      <w:r>
-        <w:rPr>
-          <w:rFonts w:ascii="Calibri" w:eastAsia="Times New Roman" w:hAnsi="Calibri" w:cs="Calibri"/>
-          <w:color w:val="000000"/>
-          <w:kern w:val="0"/>
-          <w:sz w:val="28"/>
-          <w:szCs w:val="28"/>
-          <w:lang w:eastAsia="en-IN"/>
-          <w14:ligatures w14:val="none"/>
-        </w:rPr>
-        <w:t>.</w:t>
-      </w:r>
-    </w:p>
-    <w:p>
-      <w:pPr>
-        <w:pStyle w:val="ListParagraph"/>
-        <w:numPr>
-          <w:ilvl w:val="0"/>
-          <w:numId w:val="5"/>
-        </w:numPr>
-        <w:spacing w:after="0" w:line="240" w:lineRule="auto"/>
-        <w:rPr>
-          <w:rFonts w:ascii="Calibri" w:eastAsia="Times New Roman" w:hAnsi="Calibri" w:cs="Calibri"/>
-          <w:color w:val="000000"/>
-          <w:kern w:val="0"/>
-          <w:sz w:val="28"/>
-          <w:szCs w:val="28"/>
-          <w:lang w:eastAsia="en-IN"/>
-          <w14:ligatures w14:val="none"/>
-        </w:rPr>
-      </w:pPr>
-      <w:r>
-        <w:rPr>
-          <w:rFonts w:ascii="Calibri" w:eastAsia="Times New Roman" w:hAnsi="Calibri" w:cs="Calibri"/>
-          <w:color w:val="000000"/>
-          <w:kern w:val="0"/>
-          <w:sz w:val="28"/>
-          <w:szCs w:val="28"/>
-          <w:lang w:eastAsia="en-IN"/>
-          <w14:ligatures w14:val="none"/>
-        </w:rPr>
-        <w:t xml:space="preserve">A work area is declared using DATA </w:t>
-      </w:r>
-      <w:proofErr w:type="spellStart"/>
-      <w:r>
-        <w:rPr>
-          <w:rFonts w:ascii="Calibri" w:eastAsia="Times New Roman" w:hAnsi="Calibri" w:cs="Calibri"/>
-          <w:color w:val="000000"/>
-          <w:kern w:val="0"/>
-          <w:sz w:val="28"/>
-          <w:szCs w:val="28"/>
-          <w:lang w:eastAsia="en-IN"/>
-          <w14:ligatures w14:val="none"/>
-        </w:rPr>
-        <w:t>wa</w:t>
-      </w:r>
-      <w:proofErr w:type="spellEnd"/>
-      <w:r>
-        <w:rPr>
-          <w:rFonts w:ascii="Calibri" w:eastAsia="Times New Roman" w:hAnsi="Calibri" w:cs="Calibri"/>
-          <w:color w:val="000000"/>
-          <w:kern w:val="0"/>
-          <w:sz w:val="28"/>
-          <w:szCs w:val="28"/>
-          <w:lang w:eastAsia="en-IN"/>
-          <w14:ligatures w14:val="none"/>
-        </w:rPr>
-        <w:t xml:space="preserve"> TYPE ...</w:t>
-      </w:r>
-    </w:p>
-    <w:p>
-      <w:pPr>
-        <w:pStyle w:val="ListParagraph"/>
-        <w:numPr>
-          <w:ilvl w:val="0"/>
-          <w:numId w:val="5"/>
-        </w:numPr>
-        <w:spacing w:after="0" w:line="240" w:lineRule="auto"/>
-        <w:rPr>
-          <w:rFonts w:ascii="Calibri" w:eastAsia="Times New Roman" w:hAnsi="Calibri" w:cs="Calibri"/>
-          <w:color w:val="000000"/>
-          <w:kern w:val="0"/>
-          <w:sz w:val="28"/>
-          <w:szCs w:val="28"/>
-          <w:lang w:eastAsia="en-IN"/>
-          <w14:ligatures w14:val="none"/>
-        </w:rPr>
-      </w:pPr>
-      <w:r>
-        <w:rPr>
-          <w:rFonts w:ascii="Calibri" w:eastAsia="Times New Roman" w:hAnsi="Calibri" w:cs="Calibri"/>
-          <w:color w:val="000000"/>
-          <w:kern w:val="0"/>
-          <w:sz w:val="28"/>
-          <w:szCs w:val="28"/>
-          <w:lang w:eastAsia="en-IN"/>
-          <w14:ligatures w14:val="none"/>
-        </w:rPr>
-        <w:t>A work area is used with LOOP AT to fetch one row at a time from an internal table</w:t>
-      </w:r>
+        <w:spacing w:after="0" w:line="240" w:lineRule="auto"/>
+        <w:ind w:left="744"/>
+        <w:rPr>
+          <w:rFonts w:ascii="Calibri" w:eastAsia="Times New Roman" w:hAnsi="Calibri" w:cs="Calibri"/>
+          <w:color w:val="000000"/>
+          <w:kern w:val="0"/>
+          <w:sz w:val="28"/>
+          <w:szCs w:val="28"/>
+          <w:lang w:eastAsia="en-IN"/>
+          <w14:ligatures w14:val="none"/>
+        </w:rPr>
+      </w:pPr>
+    </w:p>
+    <w:p>
+      <w:pPr>
+        <w:pStyle w:val="ListParagraph"/>
+        <w:numPr>
+          <w:ilvl w:val="0"/>
+          <w:numId w:val="5"/>
+        </w:numPr>
+        <w:spacing w:after="0" w:line="240" w:lineRule="auto"/>
+        <w:rPr>
+          <w:rFonts w:ascii="Calibri" w:eastAsia="Times New Roman" w:hAnsi="Calibri" w:cs="Calibri"/>
+          <w:color w:val="000000"/>
+          <w:kern w:val="0"/>
+          <w:sz w:val="28"/>
+          <w:szCs w:val="28"/>
+          <w:lang w:eastAsia="en-IN"/>
+          <w14:ligatures w14:val="none"/>
+        </w:rPr>
+      </w:pPr>
+      <w:r>
+        <w:rPr>
+          <w:rFonts w:ascii="Calibri" w:eastAsia="Times New Roman" w:hAnsi="Calibri" w:cs="Calibri"/>
+          <w:color w:val="000000"/>
+          <w:kern w:val="0"/>
+          <w:sz w:val="28"/>
+          <w:szCs w:val="28"/>
+          <w:lang w:eastAsia="en-IN"/>
+          <w14:ligatures w14:val="none"/>
+        </w:rPr>
+        <w:t>Filling Internal Table using Work Area</w:t>
+      </w:r>
+      <w:r>
+        <w:rPr>
+          <w:rFonts w:ascii="Calibri" w:eastAsia="Times New Roman" w:hAnsi="Calibri" w:cs="Calibri"/>
+          <w:color w:val="000000"/>
+          <w:kern w:val="0"/>
+          <w:sz w:val="28"/>
+          <w:szCs w:val="28"/>
+          <w:lang w:eastAsia="en-IN"/>
+          <w14:ligatures w14:val="none"/>
+        </w:rPr>
+        <w:t>:</w:t>
+      </w:r>
+    </w:p>
+    <w:p>
+      <w:pPr>
+        <w:pStyle w:val="ListParagraph"/>
+        <w:numPr>
+          <w:ilvl w:val="0"/>
+          <w:numId w:val="5"/>
+        </w:numPr>
+        <w:spacing w:after="0" w:line="240" w:lineRule="auto"/>
+        <w:rPr>
+          <w:rFonts w:ascii="Calibri" w:eastAsia="Times New Roman" w:hAnsi="Calibri" w:cs="Calibri"/>
+          <w:color w:val="000000"/>
+          <w:kern w:val="0"/>
+          <w:sz w:val="28"/>
+          <w:szCs w:val="28"/>
+          <w:lang w:eastAsia="en-IN"/>
+          <w14:ligatures w14:val="none"/>
+        </w:rPr>
+      </w:pPr>
+      <w:r>
+        <w:rPr>
+          <w:rFonts w:ascii="Calibri" w:eastAsia="Times New Roman" w:hAnsi="Calibri" w:cs="Calibri"/>
+          <w:color w:val="000000"/>
+          <w:kern w:val="0"/>
+          <w:sz w:val="28"/>
+          <w:szCs w:val="28"/>
+          <w:lang w:eastAsia="en-IN"/>
+          <w14:ligatures w14:val="none"/>
+        </w:rPr>
+        <w:t>wa_student-id = 1.</w:t>
+      </w:r>
+    </w:p>
+    <w:p>
+      <w:pPr>
+        <w:pStyle w:val="ListParagraph"/>
+        <w:numPr>
+          <w:ilvl w:val="0"/>
+          <w:numId w:val="5"/>
+        </w:numPr>
+        <w:spacing w:after="0" w:line="240" w:lineRule="auto"/>
+        <w:rPr>
+          <w:rFonts w:ascii="Calibri" w:eastAsia="Times New Roman" w:hAnsi="Calibri" w:cs="Calibri"/>
+          <w:color w:val="000000"/>
+          <w:kern w:val="0"/>
+          <w:sz w:val="28"/>
+          <w:szCs w:val="28"/>
+          <w:lang w:eastAsia="en-IN"/>
+          <w14:ligatures w14:val="none"/>
+        </w:rPr>
+      </w:pPr>
+      <w:r>
+        <w:rPr>
+          <w:rFonts w:ascii="Calibri" w:eastAsia="Times New Roman" w:hAnsi="Calibri" w:cs="Calibri"/>
+          <w:color w:val="000000"/>
+          <w:kern w:val="0"/>
+          <w:sz w:val="28"/>
+          <w:szCs w:val="28"/>
+          <w:lang w:eastAsia="en-IN"/>
+          <w14:ligatures w14:val="none"/>
+        </w:rPr>
+        <w:t>wa_student-name = 'Rahul'.</w:t>
+      </w:r>
+    </w:p>
+    <w:p>
+      <w:pPr>
+        <w:pStyle w:val="ListParagraph"/>
+        <w:numPr>
+          <w:ilvl w:val="0"/>
+          <w:numId w:val="5"/>
+        </w:numPr>
+        <w:spacing w:after="0" w:line="240" w:lineRule="auto"/>
+        <w:rPr>
+          <w:rFonts w:ascii="Calibri" w:eastAsia="Times New Roman" w:hAnsi="Calibri" w:cs="Calibri"/>
+          <w:color w:val="000000"/>
+          <w:kern w:val="0"/>
+          <w:sz w:val="28"/>
+          <w:szCs w:val="28"/>
+          <w:lang w:eastAsia="en-IN"/>
+          <w14:ligatures w14:val="none"/>
+        </w:rPr>
+      </w:pPr>
+      <w:r>
+        <w:rPr>
+          <w:rFonts w:ascii="Calibri" w:eastAsia="Times New Roman" w:hAnsi="Calibri" w:cs="Calibri"/>
+          <w:color w:val="000000"/>
+          <w:kern w:val="0"/>
+          <w:sz w:val="28"/>
+          <w:szCs w:val="28"/>
+          <w:lang w:eastAsia="en-IN"/>
+          <w14:ligatures w14:val="none"/>
+        </w:rPr>
+        <w:t>APPEND wa_student TO it_student.</w:t>
+      </w:r>
+    </w:p>
+    <w:p>
+      <w:pPr>
+        <w:spacing w:after="0" w:line="240" w:lineRule="auto"/>
+        <w:ind w:left="360"/>
+        <w:rPr>
+          <w:rFonts w:ascii="Calibri" w:eastAsia="Times New Roman" w:hAnsi="Calibri" w:cs="Calibri"/>
+          <w:color w:val="000000"/>
+          <w:kern w:val="0"/>
+          <w:sz w:val="28"/>
+          <w:szCs w:val="28"/>
+          <w:lang w:eastAsia="en-IN"/>
+          <w14:ligatures w14:val="none"/>
+        </w:rPr>
+      </w:pPr>
+    </w:p>
+    <w:p>
+      <w:pPr>
+        <w:pStyle w:val="ListParagraph"/>
+        <w:numPr>
+          <w:ilvl w:val="0"/>
+          <w:numId w:val="5"/>
+        </w:numPr>
+        <w:spacing w:after="0" w:line="240" w:lineRule="auto"/>
+        <w:rPr>
+          <w:rFonts w:ascii="Calibri" w:eastAsia="Times New Roman" w:hAnsi="Calibri" w:cs="Calibri"/>
+          <w:color w:val="000000"/>
+          <w:kern w:val="0"/>
+          <w:sz w:val="28"/>
+          <w:szCs w:val="28"/>
+          <w:lang w:eastAsia="en-IN"/>
+          <w14:ligatures w14:val="none"/>
+        </w:rPr>
+      </w:pPr>
+      <w:r>
+        <w:rPr>
+          <w:rFonts w:ascii="Calibri" w:eastAsia="Times New Roman" w:hAnsi="Calibri" w:cs="Calibri"/>
+          <w:color w:val="000000"/>
+          <w:kern w:val="0"/>
+          <w:sz w:val="28"/>
+          <w:szCs w:val="28"/>
+          <w:lang w:eastAsia="en-IN"/>
+          <w14:ligatures w14:val="none"/>
+        </w:rPr>
+        <w:t>wa_student-id = 2.</w:t>
+      </w:r>
+    </w:p>
+    <w:p>
+      <w:pPr>
+        <w:pStyle w:val="ListParagraph"/>
+        <w:numPr>
+          <w:ilvl w:val="0"/>
+          <w:numId w:val="5"/>
+        </w:numPr>
+        <w:spacing w:after="0" w:line="240" w:lineRule="auto"/>
+        <w:rPr>
+          <w:rFonts w:ascii="Calibri" w:eastAsia="Times New Roman" w:hAnsi="Calibri" w:cs="Calibri"/>
+          <w:color w:val="000000"/>
+          <w:kern w:val="0"/>
+          <w:sz w:val="28"/>
+          <w:szCs w:val="28"/>
+          <w:lang w:eastAsia="en-IN"/>
+          <w14:ligatures w14:val="none"/>
+        </w:rPr>
+      </w:pPr>
+      <w:r>
+        <w:rPr>
+          <w:rFonts w:ascii="Calibri" w:eastAsia="Times New Roman" w:hAnsi="Calibri" w:cs="Calibri"/>
+          <w:color w:val="000000"/>
+          <w:kern w:val="0"/>
+          <w:sz w:val="28"/>
+          <w:szCs w:val="28"/>
+          <w:lang w:eastAsia="en-IN"/>
+          <w14:ligatures w14:val="none"/>
+        </w:rPr>
+        <w:t>wa_student-name = 'Anita'.</w:t>
+      </w:r>
+    </w:p>
+    <w:p>
+      <w:pPr>
+        <w:pStyle w:val="ListParagraph"/>
+        <w:numPr>
+          <w:ilvl w:val="0"/>
+          <w:numId w:val="5"/>
+        </w:numPr>
+        <w:spacing w:after="0" w:line="240" w:lineRule="auto"/>
+        <w:rPr>
+          <w:rFonts w:ascii="Calibri" w:eastAsia="Times New Roman" w:hAnsi="Calibri" w:cs="Calibri"/>
+          <w:color w:val="000000"/>
+          <w:kern w:val="0"/>
+          <w:sz w:val="28"/>
+          <w:szCs w:val="28"/>
+          <w:lang w:eastAsia="en-IN"/>
+          <w14:ligatures w14:val="none"/>
+        </w:rPr>
+      </w:pPr>
+      <w:r>
+        <w:rPr>
+          <w:rFonts w:ascii="Calibri" w:eastAsia="Times New Roman" w:hAnsi="Calibri" w:cs="Calibri"/>
+          <w:color w:val="000000"/>
+          <w:kern w:val="0"/>
+          <w:sz w:val="28"/>
+          <w:szCs w:val="28"/>
+          <w:lang w:eastAsia="en-IN"/>
+          <w14:ligatures w14:val="none"/>
+        </w:rPr>
+        <w:t>APPEND wa_student TO it_student.</w:t>
+      </w:r>
+    </w:p>
+    <w:p>
+      <w:pPr>
+        <w:pStyle w:val="ListParagraph"/>
+        <w:spacing w:after="0" w:line="240" w:lineRule="auto"/>
+        <w:ind w:left="744"/>
+        <w:rPr>
+          <w:rFonts w:ascii="Calibri" w:eastAsia="Times New Roman" w:hAnsi="Calibri" w:cs="Calibri"/>
+          <w:color w:val="000000"/>
+          <w:kern w:val="0"/>
+          <w:sz w:val="28"/>
+          <w:szCs w:val="28"/>
+          <w:lang w:eastAsia="en-IN"/>
+          <w14:ligatures w14:val="none"/>
+        </w:rPr>
+      </w:pPr>
     </w:p>
     <w:p>
       <w:pPr>
@@ -4177,523 +4357,17 @@
         </w:rPr>
         <w:t xml:space="preserve"> </w:t>
       </w:r>
-    </w:p>
-    <w:p>
-      <w:pPr>
-        <w:pStyle w:val="ListParagraph"/>
-        <w:numPr>
-          <w:ilvl w:val="0"/>
-          <w:numId w:val="5"/>
-        </w:numPr>
-        <w:spacing w:after="0" w:line="240" w:lineRule="auto"/>
-        <w:rPr>
-          <w:rFonts w:ascii="Calibri" w:eastAsia="Times New Roman" w:hAnsi="Calibri" w:cs="Calibri"/>
-          <w:color w:val="000000"/>
-          <w:kern w:val="0"/>
-          <w:sz w:val="28"/>
-          <w:szCs w:val="28"/>
-          <w:lang w:eastAsia="en-IN"/>
-          <w14:ligatures w14:val="none"/>
-        </w:rPr>
-      </w:pPr>
-      <w:r>
-        <w:rPr>
-          <w:rFonts w:ascii="Calibri" w:eastAsia="Times New Roman" w:hAnsi="Calibri" w:cs="Calibri"/>
-          <w:color w:val="000000"/>
-          <w:kern w:val="0"/>
-          <w:sz w:val="28"/>
-          <w:szCs w:val="28"/>
-          <w:lang w:eastAsia="en-IN"/>
-          <w14:ligatures w14:val="none"/>
-        </w:rPr>
-        <w:t>Example:</w:t>
-      </w:r>
-    </w:p>
-    <w:p>
-      <w:pPr>
-        <w:pStyle w:val="ListParagraph"/>
-        <w:numPr>
-          <w:ilvl w:val="0"/>
-          <w:numId w:val="5"/>
-        </w:numPr>
-        <w:spacing w:after="0" w:line="240" w:lineRule="auto"/>
-        <w:rPr>
-          <w:rFonts w:ascii="Calibri" w:eastAsia="Times New Roman" w:hAnsi="Calibri" w:cs="Calibri"/>
-          <w:color w:val="000000"/>
-          <w:kern w:val="0"/>
-          <w:sz w:val="28"/>
-          <w:szCs w:val="28"/>
-          <w:lang w:eastAsia="en-IN"/>
-          <w14:ligatures w14:val="none"/>
-        </w:rPr>
-      </w:pPr>
-      <w:r>
-        <w:rPr>
-          <w:rFonts w:ascii="Calibri" w:eastAsia="Times New Roman" w:hAnsi="Calibri" w:cs="Calibri"/>
-          <w:color w:val="000000"/>
-          <w:kern w:val="0"/>
-          <w:sz w:val="28"/>
-          <w:szCs w:val="28"/>
-          <w:lang w:eastAsia="en-IN"/>
-          <w14:ligatures w14:val="none"/>
-        </w:rPr>
-        <w:t xml:space="preserve">TYPES: BEGIN OF </w:t>
-      </w:r>
-      <w:proofErr w:type="spellStart"/>
-      <w:r>
-        <w:rPr>
-          <w:rFonts w:ascii="Calibri" w:eastAsia="Times New Roman" w:hAnsi="Calibri" w:cs="Calibri"/>
-          <w:color w:val="000000"/>
-          <w:kern w:val="0"/>
-          <w:sz w:val="28"/>
-          <w:szCs w:val="28"/>
-          <w:lang w:eastAsia="en-IN"/>
-          <w14:ligatures w14:val="none"/>
-        </w:rPr>
-        <w:t>ty_student</w:t>
-      </w:r>
-      <w:proofErr w:type="spellEnd"/>
-      <w:r>
-        <w:rPr>
-          <w:rFonts w:ascii="Calibri" w:eastAsia="Times New Roman" w:hAnsi="Calibri" w:cs="Calibri"/>
-          <w:color w:val="000000"/>
-          <w:kern w:val="0"/>
-          <w:sz w:val="28"/>
-          <w:szCs w:val="28"/>
-          <w:lang w:eastAsia="en-IN"/>
-          <w14:ligatures w14:val="none"/>
-        </w:rPr>
-        <w:t>,</w:t>
-      </w:r>
-    </w:p>
-    <w:p>
-      <w:pPr>
-        <w:pStyle w:val="ListParagraph"/>
-        <w:numPr>
-          <w:ilvl w:val="0"/>
-          <w:numId w:val="5"/>
-        </w:numPr>
-        <w:spacing w:after="0" w:line="240" w:lineRule="auto"/>
-        <w:rPr>
-          <w:rFonts w:ascii="Calibri" w:eastAsia="Times New Roman" w:hAnsi="Calibri" w:cs="Calibri"/>
-          <w:color w:val="000000"/>
-          <w:kern w:val="0"/>
-          <w:sz w:val="28"/>
-          <w:szCs w:val="28"/>
-          <w:lang w:eastAsia="en-IN"/>
-          <w14:ligatures w14:val="none"/>
-        </w:rPr>
-      </w:pPr>
-      <w:r>
-        <w:rPr>
-          <w:rFonts w:ascii="Calibri" w:eastAsia="Times New Roman" w:hAnsi="Calibri" w:cs="Calibri"/>
-          <w:color w:val="000000"/>
-          <w:kern w:val="0"/>
-          <w:sz w:val="28"/>
-          <w:szCs w:val="28"/>
-          <w:lang w:eastAsia="en-IN"/>
-          <w14:ligatures w14:val="none"/>
-        </w:rPr>
-        <w:t xml:space="preserve">         id   TYPE </w:t>
-      </w:r>
-      <w:proofErr w:type="spellStart"/>
-      <w:r>
-        <w:rPr>
-          <w:rFonts w:ascii="Calibri" w:eastAsia="Times New Roman" w:hAnsi="Calibri" w:cs="Calibri"/>
-          <w:color w:val="000000"/>
-          <w:kern w:val="0"/>
-          <w:sz w:val="28"/>
-          <w:szCs w:val="28"/>
-          <w:lang w:eastAsia="en-IN"/>
-          <w14:ligatures w14:val="none"/>
-        </w:rPr>
-        <w:t>i</w:t>
-      </w:r>
-      <w:proofErr w:type="spellEnd"/>
-      <w:r>
-        <w:rPr>
-          <w:rFonts w:ascii="Calibri" w:eastAsia="Times New Roman" w:hAnsi="Calibri" w:cs="Calibri"/>
-          <w:color w:val="000000"/>
-          <w:kern w:val="0"/>
-          <w:sz w:val="28"/>
-          <w:szCs w:val="28"/>
-          <w:lang w:eastAsia="en-IN"/>
-          <w14:ligatures w14:val="none"/>
-        </w:rPr>
-        <w:t>,</w:t>
-      </w:r>
-    </w:p>
-    <w:p>
-      <w:pPr>
-        <w:pStyle w:val="ListParagraph"/>
-        <w:numPr>
-          <w:ilvl w:val="0"/>
-          <w:numId w:val="5"/>
-        </w:numPr>
-        <w:spacing w:after="0" w:line="240" w:lineRule="auto"/>
-        <w:rPr>
-          <w:rFonts w:ascii="Calibri" w:eastAsia="Times New Roman" w:hAnsi="Calibri" w:cs="Calibri"/>
-          <w:color w:val="000000"/>
-          <w:kern w:val="0"/>
-          <w:sz w:val="28"/>
-          <w:szCs w:val="28"/>
-          <w:lang w:eastAsia="en-IN"/>
-          <w14:ligatures w14:val="none"/>
-        </w:rPr>
-      </w:pPr>
-      <w:r>
-        <w:rPr>
-          <w:rFonts w:ascii="Calibri" w:eastAsia="Times New Roman" w:hAnsi="Calibri" w:cs="Calibri"/>
-          <w:color w:val="000000"/>
-          <w:kern w:val="0"/>
-          <w:sz w:val="28"/>
-          <w:szCs w:val="28"/>
-          <w:lang w:eastAsia="en-IN"/>
-          <w14:ligatures w14:val="none"/>
-        </w:rPr>
-        <w:t xml:space="preserve">         name TYPE string,</w:t>
-      </w:r>
-    </w:p>
-    <w:p>
-      <w:pPr>
-        <w:pStyle w:val="ListParagraph"/>
-        <w:numPr>
-          <w:ilvl w:val="0"/>
-          <w:numId w:val="5"/>
-        </w:numPr>
-        <w:spacing w:after="0" w:line="240" w:lineRule="auto"/>
-        <w:rPr>
-          <w:rFonts w:ascii="Calibri" w:eastAsia="Times New Roman" w:hAnsi="Calibri" w:cs="Calibri"/>
-          <w:color w:val="000000"/>
-          <w:kern w:val="0"/>
-          <w:sz w:val="28"/>
-          <w:szCs w:val="28"/>
-          <w:lang w:eastAsia="en-IN"/>
-          <w14:ligatures w14:val="none"/>
-        </w:rPr>
-      </w:pPr>
-      <w:r>
-        <w:rPr>
-          <w:rFonts w:ascii="Calibri" w:eastAsia="Times New Roman" w:hAnsi="Calibri" w:cs="Calibri"/>
-          <w:color w:val="000000"/>
-          <w:kern w:val="0"/>
-          <w:sz w:val="28"/>
-          <w:szCs w:val="28"/>
-          <w:lang w:eastAsia="en-IN"/>
-          <w14:ligatures w14:val="none"/>
-        </w:rPr>
-        <w:t xml:space="preserve">       END OF </w:t>
-      </w:r>
-      <w:proofErr w:type="spellStart"/>
-      <w:r>
-        <w:rPr>
-          <w:rFonts w:ascii="Calibri" w:eastAsia="Times New Roman" w:hAnsi="Calibri" w:cs="Calibri"/>
-          <w:color w:val="000000"/>
-          <w:kern w:val="0"/>
-          <w:sz w:val="28"/>
-          <w:szCs w:val="28"/>
-          <w:lang w:eastAsia="en-IN"/>
-          <w14:ligatures w14:val="none"/>
-        </w:rPr>
-        <w:t>ty_student</w:t>
-      </w:r>
-      <w:proofErr w:type="spellEnd"/>
-      <w:r>
-        <w:rPr>
-          <w:rFonts w:ascii="Calibri" w:eastAsia="Times New Roman" w:hAnsi="Calibri" w:cs="Calibri"/>
-          <w:color w:val="000000"/>
-          <w:kern w:val="0"/>
-          <w:sz w:val="28"/>
-          <w:szCs w:val="28"/>
-          <w:lang w:eastAsia="en-IN"/>
-          <w14:ligatures w14:val="none"/>
-        </w:rPr>
-        <w:t>.</w:t>
-      </w:r>
-    </w:p>
-    <w:p>
-      <w:pPr>
-        <w:pStyle w:val="ListParagraph"/>
-        <w:numPr>
-          <w:ilvl w:val="0"/>
-          <w:numId w:val="5"/>
-        </w:numPr>
-        <w:spacing w:after="0" w:line="240" w:lineRule="auto"/>
-        <w:rPr>
-          <w:rFonts w:ascii="Calibri" w:eastAsia="Times New Roman" w:hAnsi="Calibri" w:cs="Calibri"/>
-          <w:color w:val="000000"/>
-          <w:kern w:val="0"/>
-          <w:sz w:val="28"/>
-          <w:szCs w:val="28"/>
-          <w:lang w:eastAsia="en-IN"/>
-          <w14:ligatures w14:val="none"/>
-        </w:rPr>
-      </w:pPr>
-    </w:p>
-    <w:p>
-      <w:pPr>
-        <w:pStyle w:val="ListParagraph"/>
-        <w:numPr>
-          <w:ilvl w:val="0"/>
-          <w:numId w:val="5"/>
-        </w:numPr>
-        <w:spacing w:after="0" w:line="240" w:lineRule="auto"/>
-        <w:rPr>
-          <w:rFonts w:ascii="Calibri" w:eastAsia="Times New Roman" w:hAnsi="Calibri" w:cs="Calibri"/>
-          <w:color w:val="000000"/>
-          <w:kern w:val="0"/>
-          <w:sz w:val="28"/>
-          <w:szCs w:val="28"/>
-          <w:lang w:eastAsia="en-IN"/>
-          <w14:ligatures w14:val="none"/>
-        </w:rPr>
-      </w:pPr>
-      <w:r>
-        <w:rPr>
-          <w:rFonts w:ascii="Calibri" w:eastAsia="Times New Roman" w:hAnsi="Calibri" w:cs="Calibri"/>
-          <w:color w:val="000000"/>
-          <w:kern w:val="0"/>
-          <w:sz w:val="28"/>
-          <w:szCs w:val="28"/>
-          <w:lang w:eastAsia="en-IN"/>
-          <w14:ligatures w14:val="none"/>
-        </w:rPr>
-        <w:t xml:space="preserve">DATA: </w:t>
-      </w:r>
-      <w:proofErr w:type="spellStart"/>
-      <w:r>
-        <w:rPr>
-          <w:rFonts w:ascii="Calibri" w:eastAsia="Times New Roman" w:hAnsi="Calibri" w:cs="Calibri"/>
-          <w:color w:val="000000"/>
-          <w:kern w:val="0"/>
-          <w:sz w:val="28"/>
-          <w:szCs w:val="28"/>
-          <w:lang w:eastAsia="en-IN"/>
-          <w14:ligatures w14:val="none"/>
-        </w:rPr>
-        <w:t>wa_student</w:t>
-      </w:r>
-      <w:proofErr w:type="spellEnd"/>
-      <w:r>
-        <w:rPr>
-          <w:rFonts w:ascii="Calibri" w:eastAsia="Times New Roman" w:hAnsi="Calibri" w:cs="Calibri"/>
-          <w:color w:val="000000"/>
-          <w:kern w:val="0"/>
-          <w:sz w:val="28"/>
-          <w:szCs w:val="28"/>
-          <w:lang w:eastAsia="en-IN"/>
-          <w14:ligatures w14:val="none"/>
-        </w:rPr>
-        <w:t xml:space="preserve"> TYPE </w:t>
-      </w:r>
-      <w:proofErr w:type="spellStart"/>
-      <w:r>
-        <w:rPr>
-          <w:rFonts w:ascii="Calibri" w:eastAsia="Times New Roman" w:hAnsi="Calibri" w:cs="Calibri"/>
-          <w:color w:val="000000"/>
-          <w:kern w:val="0"/>
-          <w:sz w:val="28"/>
-          <w:szCs w:val="28"/>
-          <w:lang w:eastAsia="en-IN"/>
-          <w14:ligatures w14:val="none"/>
-        </w:rPr>
-        <w:t>ty_</w:t>
-      </w:r>
-      <w:proofErr w:type="gramStart"/>
-      <w:r>
-        <w:rPr>
-          <w:rFonts w:ascii="Calibri" w:eastAsia="Times New Roman" w:hAnsi="Calibri" w:cs="Calibri"/>
-          <w:color w:val="000000"/>
-          <w:kern w:val="0"/>
-          <w:sz w:val="28"/>
-          <w:szCs w:val="28"/>
-          <w:lang w:eastAsia="en-IN"/>
-          <w14:ligatures w14:val="none"/>
-        </w:rPr>
-        <w:t>student</w:t>
-      </w:r>
-      <w:proofErr w:type="spellEnd"/>
-      <w:r>
-        <w:rPr>
-          <w:rFonts w:ascii="Calibri" w:eastAsia="Times New Roman" w:hAnsi="Calibri" w:cs="Calibri"/>
-          <w:color w:val="000000"/>
-          <w:kern w:val="0"/>
-          <w:sz w:val="28"/>
-          <w:szCs w:val="28"/>
-          <w:lang w:eastAsia="en-IN"/>
-          <w14:ligatures w14:val="none"/>
-        </w:rPr>
-        <w:t xml:space="preserve">,   </w:t>
-      </w:r>
-      <w:proofErr w:type="gramEnd"/>
-      <w:r>
-        <w:rPr>
-          <w:rFonts w:ascii="Calibri" w:eastAsia="Times New Roman" w:hAnsi="Calibri" w:cs="Calibri"/>
-          <w:color w:val="000000"/>
-          <w:kern w:val="0"/>
-          <w:sz w:val="28"/>
-          <w:szCs w:val="28"/>
-          <w:lang w:eastAsia="en-IN"/>
-          <w14:ligatures w14:val="none"/>
-        </w:rPr>
-        <w:t xml:space="preserve">     "Work area</w:t>
-      </w:r>
-    </w:p>
-    <w:p>
-      <w:pPr>
-        <w:pStyle w:val="ListParagraph"/>
-        <w:numPr>
-          <w:ilvl w:val="0"/>
-          <w:numId w:val="5"/>
-        </w:numPr>
-        <w:spacing w:after="0" w:line="240" w:lineRule="auto"/>
-        <w:rPr>
-          <w:rFonts w:ascii="Calibri" w:eastAsia="Times New Roman" w:hAnsi="Calibri" w:cs="Calibri"/>
-          <w:color w:val="000000"/>
-          <w:kern w:val="0"/>
-          <w:sz w:val="28"/>
-          <w:szCs w:val="28"/>
-          <w:lang w:eastAsia="en-IN"/>
-          <w14:ligatures w14:val="none"/>
-        </w:rPr>
-      </w:pPr>
-      <w:r>
-        <w:rPr>
-          <w:rFonts w:ascii="Calibri" w:eastAsia="Times New Roman" w:hAnsi="Calibri" w:cs="Calibri"/>
-          <w:color w:val="000000"/>
-          <w:kern w:val="0"/>
-          <w:sz w:val="28"/>
-          <w:szCs w:val="28"/>
-          <w:lang w:eastAsia="en-IN"/>
-          <w14:ligatures w14:val="none"/>
-        </w:rPr>
-        <w:t xml:space="preserve">      </w:t>
-      </w:r>
-      <w:proofErr w:type="spellStart"/>
-      <w:r>
-        <w:rPr>
-          <w:rFonts w:ascii="Calibri" w:eastAsia="Times New Roman" w:hAnsi="Calibri" w:cs="Calibri"/>
-          <w:color w:val="000000"/>
-          <w:kern w:val="0"/>
-          <w:sz w:val="28"/>
-          <w:szCs w:val="28"/>
-          <w:lang w:eastAsia="en-IN"/>
-          <w14:ligatures w14:val="none"/>
-        </w:rPr>
-        <w:t>it_student</w:t>
-      </w:r>
-      <w:proofErr w:type="spellEnd"/>
-      <w:r>
-        <w:rPr>
-          <w:rFonts w:ascii="Calibri" w:eastAsia="Times New Roman" w:hAnsi="Calibri" w:cs="Calibri"/>
-          <w:color w:val="000000"/>
-          <w:kern w:val="0"/>
-          <w:sz w:val="28"/>
-          <w:szCs w:val="28"/>
-          <w:lang w:eastAsia="en-IN"/>
-          <w14:ligatures w14:val="none"/>
-        </w:rPr>
-        <w:t xml:space="preserve"> TYPE TABLE OF </w:t>
-      </w:r>
-      <w:proofErr w:type="spellStart"/>
-      <w:r>
-        <w:rPr>
-          <w:rFonts w:ascii="Calibri" w:eastAsia="Times New Roman" w:hAnsi="Calibri" w:cs="Calibri"/>
-          <w:color w:val="000000"/>
-          <w:kern w:val="0"/>
-          <w:sz w:val="28"/>
-          <w:szCs w:val="28"/>
-          <w:lang w:eastAsia="en-IN"/>
-          <w14:ligatures w14:val="none"/>
-        </w:rPr>
-        <w:t>ty_student</w:t>
-      </w:r>
-      <w:proofErr w:type="spellEnd"/>
-      <w:r>
-        <w:rPr>
-          <w:rFonts w:ascii="Calibri" w:eastAsia="Times New Roman" w:hAnsi="Calibri" w:cs="Calibri"/>
-          <w:color w:val="000000"/>
-          <w:kern w:val="0"/>
-          <w:sz w:val="28"/>
-          <w:szCs w:val="28"/>
-          <w:lang w:eastAsia="en-IN"/>
-          <w14:ligatures w14:val="none"/>
-        </w:rPr>
-        <w:t>. "Internal table</w:t>
-      </w:r>
-      <w:r>
-        <w:rPr>
-          <w:rFonts w:ascii="Calibri" w:eastAsia="Times New Roman" w:hAnsi="Calibri" w:cs="Calibri"/>
-          <w:color w:val="000000"/>
-          <w:kern w:val="0"/>
-          <w:sz w:val="28"/>
-          <w:szCs w:val="28"/>
-          <w:lang w:eastAsia="en-IN"/>
-          <w14:ligatures w14:val="none"/>
-        </w:rPr>
-        <w:t>.</w:t>
-      </w:r>
-    </w:p>
-    <w:p>
-      <w:pPr>
-        <w:pStyle w:val="ListParagraph"/>
-        <w:numPr>
-          <w:ilvl w:val="0"/>
-          <w:numId w:val="5"/>
-        </w:numPr>
-        <w:spacing w:after="0" w:line="240" w:lineRule="auto"/>
-        <w:rPr>
-          <w:rFonts w:ascii="Calibri" w:eastAsia="Times New Roman" w:hAnsi="Calibri" w:cs="Calibri"/>
-          <w:color w:val="000000"/>
-          <w:kern w:val="0"/>
-          <w:sz w:val="28"/>
-          <w:szCs w:val="28"/>
-          <w:lang w:eastAsia="en-IN"/>
-          <w14:ligatures w14:val="none"/>
-        </w:rPr>
-      </w:pPr>
-      <w:r>
-        <w:rPr>
-          <w:rFonts w:ascii="Calibri" w:eastAsia="Times New Roman" w:hAnsi="Calibri" w:cs="Calibri"/>
-          <w:color w:val="000000"/>
-          <w:kern w:val="0"/>
-          <w:sz w:val="28"/>
-          <w:szCs w:val="28"/>
-          <w:lang w:eastAsia="en-IN"/>
-          <w14:ligatures w14:val="none"/>
-        </w:rPr>
-        <w:t xml:space="preserve"> </w:t>
-      </w:r>
-    </w:p>
-    <w:p>
-      <w:pPr>
-        <w:pStyle w:val="ListParagraph"/>
-        <w:numPr>
-          <w:ilvl w:val="0"/>
-          <w:numId w:val="5"/>
-        </w:numPr>
-        <w:spacing w:after="0" w:line="240" w:lineRule="auto"/>
-        <w:rPr>
-          <w:rFonts w:ascii="Calibri" w:eastAsia="Times New Roman" w:hAnsi="Calibri" w:cs="Calibri"/>
-          <w:color w:val="000000"/>
-          <w:kern w:val="0"/>
-          <w:sz w:val="28"/>
-          <w:szCs w:val="28"/>
-          <w:lang w:eastAsia="en-IN"/>
-          <w14:ligatures w14:val="none"/>
-        </w:rPr>
-      </w:pPr>
-      <w:r>
-        <w:rPr>
-          <w:rFonts w:ascii="Calibri" w:eastAsia="Times New Roman" w:hAnsi="Calibri" w:cs="Calibri"/>
-          <w:color w:val="000000"/>
-          <w:kern w:val="0"/>
-          <w:sz w:val="28"/>
-          <w:szCs w:val="28"/>
-          <w:lang w:eastAsia="en-IN"/>
-          <w14:ligatures w14:val="none"/>
-        </w:rPr>
-        <w:t>Filling Internal Table using Work Area</w:t>
+      <w:r>
+        <w:rPr>
+          <w:rFonts w:ascii="Calibri" w:eastAsia="Times New Roman" w:hAnsi="Calibri" w:cs="Calibri"/>
+          <w:color w:val="000000"/>
+          <w:kern w:val="0"/>
+          <w:sz w:val="28"/>
+          <w:szCs w:val="28"/>
+          <w:lang w:eastAsia="en-IN"/>
+          <w14:ligatures w14:val="none"/>
+        </w:rPr>
+        <w:t>Reading Internal Table using Work Area</w:t>
       </w:r>
       <w:r>
         <w:rPr>
@@ -4726,483 +4400,18 @@
           <w14:ligatures w14:val="none"/>
         </w:rPr>
       </w:pPr>
-      <w:proofErr w:type="spellStart"/>
-      <w:r>
-        <w:rPr>
-          <w:rFonts w:ascii="Calibri" w:eastAsia="Times New Roman" w:hAnsi="Calibri" w:cs="Calibri"/>
-          <w:color w:val="000000"/>
-          <w:kern w:val="0"/>
-          <w:sz w:val="28"/>
-          <w:szCs w:val="28"/>
-          <w:lang w:eastAsia="en-IN"/>
-          <w14:ligatures w14:val="none"/>
-        </w:rPr>
-        <w:t>wa_student</w:t>
-      </w:r>
-      <w:proofErr w:type="spellEnd"/>
-      <w:r>
-        <w:rPr>
-          <w:rFonts w:ascii="Calibri" w:eastAsia="Times New Roman" w:hAnsi="Calibri" w:cs="Calibri"/>
-          <w:color w:val="000000"/>
-          <w:kern w:val="0"/>
-          <w:sz w:val="28"/>
-          <w:szCs w:val="28"/>
-          <w:lang w:eastAsia="en-IN"/>
-          <w14:ligatures w14:val="none"/>
-        </w:rPr>
-        <w:t>-id = 1.</w:t>
-      </w:r>
-    </w:p>
-    <w:p>
-      <w:pPr>
-        <w:pStyle w:val="ListParagraph"/>
-        <w:numPr>
-          <w:ilvl w:val="0"/>
-          <w:numId w:val="5"/>
-        </w:numPr>
-        <w:spacing w:after="0" w:line="240" w:lineRule="auto"/>
-        <w:rPr>
-          <w:rFonts w:ascii="Calibri" w:eastAsia="Times New Roman" w:hAnsi="Calibri" w:cs="Calibri"/>
-          <w:color w:val="000000"/>
-          <w:kern w:val="0"/>
-          <w:sz w:val="28"/>
-          <w:szCs w:val="28"/>
-          <w:lang w:eastAsia="en-IN"/>
-          <w14:ligatures w14:val="none"/>
-        </w:rPr>
-      </w:pPr>
-      <w:proofErr w:type="spellStart"/>
-      <w:r>
-        <w:rPr>
-          <w:rFonts w:ascii="Calibri" w:eastAsia="Times New Roman" w:hAnsi="Calibri" w:cs="Calibri"/>
-          <w:color w:val="000000"/>
-          <w:kern w:val="0"/>
-          <w:sz w:val="28"/>
-          <w:szCs w:val="28"/>
-          <w:lang w:eastAsia="en-IN"/>
-          <w14:ligatures w14:val="none"/>
-        </w:rPr>
-        <w:t>wa_student</w:t>
-      </w:r>
-      <w:proofErr w:type="spellEnd"/>
-      <w:r>
-        <w:rPr>
-          <w:rFonts w:ascii="Calibri" w:eastAsia="Times New Roman" w:hAnsi="Calibri" w:cs="Calibri"/>
-          <w:color w:val="000000"/>
-          <w:kern w:val="0"/>
-          <w:sz w:val="28"/>
-          <w:szCs w:val="28"/>
-          <w:lang w:eastAsia="en-IN"/>
-          <w14:ligatures w14:val="none"/>
-        </w:rPr>
-        <w:t>-name = 'Rahul'.</w:t>
-      </w:r>
-    </w:p>
-    <w:p>
-      <w:pPr>
-        <w:pStyle w:val="ListParagraph"/>
-        <w:numPr>
-          <w:ilvl w:val="0"/>
-          <w:numId w:val="5"/>
-        </w:numPr>
-        <w:spacing w:after="0" w:line="240" w:lineRule="auto"/>
-        <w:rPr>
-          <w:rFonts w:ascii="Calibri" w:eastAsia="Times New Roman" w:hAnsi="Calibri" w:cs="Calibri"/>
-          <w:color w:val="000000"/>
-          <w:kern w:val="0"/>
-          <w:sz w:val="28"/>
-          <w:szCs w:val="28"/>
-          <w:lang w:eastAsia="en-IN"/>
-          <w14:ligatures w14:val="none"/>
-        </w:rPr>
-      </w:pPr>
-      <w:r>
-        <w:rPr>
-          <w:rFonts w:ascii="Calibri" w:eastAsia="Times New Roman" w:hAnsi="Calibri" w:cs="Calibri"/>
-          <w:color w:val="000000"/>
-          <w:kern w:val="0"/>
-          <w:sz w:val="28"/>
-          <w:szCs w:val="28"/>
-          <w:lang w:eastAsia="en-IN"/>
-          <w14:ligatures w14:val="none"/>
-        </w:rPr>
-        <w:t xml:space="preserve">APPEND </w:t>
-      </w:r>
-      <w:proofErr w:type="spellStart"/>
-      <w:r>
-        <w:rPr>
-          <w:rFonts w:ascii="Calibri" w:eastAsia="Times New Roman" w:hAnsi="Calibri" w:cs="Calibri"/>
-          <w:color w:val="000000"/>
-          <w:kern w:val="0"/>
-          <w:sz w:val="28"/>
-          <w:szCs w:val="28"/>
-          <w:lang w:eastAsia="en-IN"/>
-          <w14:ligatures w14:val="none"/>
-        </w:rPr>
-        <w:t>wa_student</w:t>
-      </w:r>
-      <w:proofErr w:type="spellEnd"/>
-      <w:r>
-        <w:rPr>
-          <w:rFonts w:ascii="Calibri" w:eastAsia="Times New Roman" w:hAnsi="Calibri" w:cs="Calibri"/>
-          <w:color w:val="000000"/>
-          <w:kern w:val="0"/>
-          <w:sz w:val="28"/>
-          <w:szCs w:val="28"/>
-          <w:lang w:eastAsia="en-IN"/>
-          <w14:ligatures w14:val="none"/>
-        </w:rPr>
-        <w:t xml:space="preserve"> TO </w:t>
-      </w:r>
-      <w:proofErr w:type="spellStart"/>
-      <w:r>
-        <w:rPr>
-          <w:rFonts w:ascii="Calibri" w:eastAsia="Times New Roman" w:hAnsi="Calibri" w:cs="Calibri"/>
-          <w:color w:val="000000"/>
-          <w:kern w:val="0"/>
-          <w:sz w:val="28"/>
-          <w:szCs w:val="28"/>
-          <w:lang w:eastAsia="en-IN"/>
-          <w14:ligatures w14:val="none"/>
-        </w:rPr>
-        <w:t>it_student</w:t>
-      </w:r>
-      <w:proofErr w:type="spellEnd"/>
-      <w:r>
-        <w:rPr>
-          <w:rFonts w:ascii="Calibri" w:eastAsia="Times New Roman" w:hAnsi="Calibri" w:cs="Calibri"/>
-          <w:color w:val="000000"/>
-          <w:kern w:val="0"/>
-          <w:sz w:val="28"/>
-          <w:szCs w:val="28"/>
-          <w:lang w:eastAsia="en-IN"/>
-          <w14:ligatures w14:val="none"/>
-        </w:rPr>
-        <w:t>.</w:t>
-      </w:r>
-    </w:p>
-    <w:p>
-      <w:pPr>
-        <w:pStyle w:val="ListParagraph"/>
-        <w:numPr>
-          <w:ilvl w:val="0"/>
-          <w:numId w:val="5"/>
-        </w:numPr>
-        <w:spacing w:after="0" w:line="240" w:lineRule="auto"/>
-        <w:rPr>
-          <w:rFonts w:ascii="Calibri" w:eastAsia="Times New Roman" w:hAnsi="Calibri" w:cs="Calibri"/>
-          <w:color w:val="000000"/>
-          <w:kern w:val="0"/>
-          <w:sz w:val="28"/>
-          <w:szCs w:val="28"/>
-          <w:lang w:eastAsia="en-IN"/>
-          <w14:ligatures w14:val="none"/>
-        </w:rPr>
-      </w:pPr>
-    </w:p>
-    <w:p>
-      <w:pPr>
-        <w:pStyle w:val="ListParagraph"/>
-        <w:numPr>
-          <w:ilvl w:val="0"/>
-          <w:numId w:val="5"/>
-        </w:numPr>
-        <w:spacing w:after="0" w:line="240" w:lineRule="auto"/>
-        <w:rPr>
-          <w:rFonts w:ascii="Calibri" w:eastAsia="Times New Roman" w:hAnsi="Calibri" w:cs="Calibri"/>
-          <w:color w:val="000000"/>
-          <w:kern w:val="0"/>
-          <w:sz w:val="28"/>
-          <w:szCs w:val="28"/>
-          <w:lang w:eastAsia="en-IN"/>
-          <w14:ligatures w14:val="none"/>
-        </w:rPr>
-      </w:pPr>
-      <w:proofErr w:type="spellStart"/>
-      <w:r>
-        <w:rPr>
-          <w:rFonts w:ascii="Calibri" w:eastAsia="Times New Roman" w:hAnsi="Calibri" w:cs="Calibri"/>
-          <w:color w:val="000000"/>
-          <w:kern w:val="0"/>
-          <w:sz w:val="28"/>
-          <w:szCs w:val="28"/>
-          <w:lang w:eastAsia="en-IN"/>
-          <w14:ligatures w14:val="none"/>
-        </w:rPr>
-        <w:t>wa_student</w:t>
-      </w:r>
-      <w:proofErr w:type="spellEnd"/>
-      <w:r>
-        <w:rPr>
-          <w:rFonts w:ascii="Calibri" w:eastAsia="Times New Roman" w:hAnsi="Calibri" w:cs="Calibri"/>
-          <w:color w:val="000000"/>
-          <w:kern w:val="0"/>
-          <w:sz w:val="28"/>
-          <w:szCs w:val="28"/>
-          <w:lang w:eastAsia="en-IN"/>
-          <w14:ligatures w14:val="none"/>
-        </w:rPr>
-        <w:t>-id = 2.</w:t>
-      </w:r>
-    </w:p>
-    <w:p>
-      <w:pPr>
-        <w:pStyle w:val="ListParagraph"/>
-        <w:numPr>
-          <w:ilvl w:val="0"/>
-          <w:numId w:val="5"/>
-        </w:numPr>
-        <w:spacing w:after="0" w:line="240" w:lineRule="auto"/>
-        <w:rPr>
-          <w:rFonts w:ascii="Calibri" w:eastAsia="Times New Roman" w:hAnsi="Calibri" w:cs="Calibri"/>
-          <w:color w:val="000000"/>
-          <w:kern w:val="0"/>
-          <w:sz w:val="28"/>
-          <w:szCs w:val="28"/>
-          <w:lang w:eastAsia="en-IN"/>
-          <w14:ligatures w14:val="none"/>
-        </w:rPr>
-      </w:pPr>
-      <w:proofErr w:type="spellStart"/>
-      <w:r>
-        <w:rPr>
-          <w:rFonts w:ascii="Calibri" w:eastAsia="Times New Roman" w:hAnsi="Calibri" w:cs="Calibri"/>
-          <w:color w:val="000000"/>
-          <w:kern w:val="0"/>
-          <w:sz w:val="28"/>
-          <w:szCs w:val="28"/>
-          <w:lang w:eastAsia="en-IN"/>
-          <w14:ligatures w14:val="none"/>
-        </w:rPr>
-        <w:t>wa_student</w:t>
-      </w:r>
-      <w:proofErr w:type="spellEnd"/>
-      <w:r>
-        <w:rPr>
-          <w:rFonts w:ascii="Calibri" w:eastAsia="Times New Roman" w:hAnsi="Calibri" w:cs="Calibri"/>
-          <w:color w:val="000000"/>
-          <w:kern w:val="0"/>
-          <w:sz w:val="28"/>
-          <w:szCs w:val="28"/>
-          <w:lang w:eastAsia="en-IN"/>
-          <w14:ligatures w14:val="none"/>
-        </w:rPr>
-        <w:t>-name = 'Anita'.</w:t>
-      </w:r>
-    </w:p>
-    <w:p>
-      <w:pPr>
-        <w:pStyle w:val="ListParagraph"/>
-        <w:numPr>
-          <w:ilvl w:val="0"/>
-          <w:numId w:val="5"/>
-        </w:numPr>
-        <w:spacing w:after="0" w:line="240" w:lineRule="auto"/>
-        <w:rPr>
-          <w:rFonts w:ascii="Calibri" w:eastAsia="Times New Roman" w:hAnsi="Calibri" w:cs="Calibri"/>
-          <w:color w:val="000000"/>
-          <w:kern w:val="0"/>
-          <w:sz w:val="28"/>
-          <w:szCs w:val="28"/>
-          <w:lang w:eastAsia="en-IN"/>
-          <w14:ligatures w14:val="none"/>
-        </w:rPr>
-      </w:pPr>
-      <w:r>
-        <w:rPr>
-          <w:rFonts w:ascii="Calibri" w:eastAsia="Times New Roman" w:hAnsi="Calibri" w:cs="Calibri"/>
-          <w:color w:val="000000"/>
-          <w:kern w:val="0"/>
-          <w:sz w:val="28"/>
-          <w:szCs w:val="28"/>
-          <w:lang w:eastAsia="en-IN"/>
-          <w14:ligatures w14:val="none"/>
-        </w:rPr>
-        <w:t xml:space="preserve">APPEND </w:t>
-      </w:r>
-      <w:proofErr w:type="spellStart"/>
-      <w:r>
-        <w:rPr>
-          <w:rFonts w:ascii="Calibri" w:eastAsia="Times New Roman" w:hAnsi="Calibri" w:cs="Calibri"/>
-          <w:color w:val="000000"/>
-          <w:kern w:val="0"/>
-          <w:sz w:val="28"/>
-          <w:szCs w:val="28"/>
-          <w:lang w:eastAsia="en-IN"/>
-          <w14:ligatures w14:val="none"/>
-        </w:rPr>
-        <w:t>wa_student</w:t>
-      </w:r>
-      <w:proofErr w:type="spellEnd"/>
-      <w:r>
-        <w:rPr>
-          <w:rFonts w:ascii="Calibri" w:eastAsia="Times New Roman" w:hAnsi="Calibri" w:cs="Calibri"/>
-          <w:color w:val="000000"/>
-          <w:kern w:val="0"/>
-          <w:sz w:val="28"/>
-          <w:szCs w:val="28"/>
-          <w:lang w:eastAsia="en-IN"/>
-          <w14:ligatures w14:val="none"/>
-        </w:rPr>
-        <w:t xml:space="preserve"> TO </w:t>
-      </w:r>
-      <w:proofErr w:type="spellStart"/>
-      <w:r>
-        <w:rPr>
-          <w:rFonts w:ascii="Calibri" w:eastAsia="Times New Roman" w:hAnsi="Calibri" w:cs="Calibri"/>
-          <w:color w:val="000000"/>
-          <w:kern w:val="0"/>
-          <w:sz w:val="28"/>
-          <w:szCs w:val="28"/>
-          <w:lang w:eastAsia="en-IN"/>
-          <w14:ligatures w14:val="none"/>
-        </w:rPr>
-        <w:t>it_student</w:t>
-      </w:r>
-      <w:proofErr w:type="spellEnd"/>
-      <w:r>
-        <w:rPr>
-          <w:rFonts w:ascii="Calibri" w:eastAsia="Times New Roman" w:hAnsi="Calibri" w:cs="Calibri"/>
-          <w:color w:val="000000"/>
-          <w:kern w:val="0"/>
-          <w:sz w:val="28"/>
-          <w:szCs w:val="28"/>
-          <w:lang w:eastAsia="en-IN"/>
-          <w14:ligatures w14:val="none"/>
-        </w:rPr>
-        <w:t>.</w:t>
-      </w:r>
-    </w:p>
-    <w:p>
-      <w:pPr>
-        <w:pStyle w:val="ListParagraph"/>
-        <w:numPr>
-          <w:ilvl w:val="0"/>
-          <w:numId w:val="5"/>
-        </w:numPr>
-        <w:spacing w:after="0" w:line="240" w:lineRule="auto"/>
-        <w:rPr>
-          <w:rFonts w:ascii="Calibri" w:eastAsia="Times New Roman" w:hAnsi="Calibri" w:cs="Calibri"/>
-          <w:color w:val="000000"/>
-          <w:kern w:val="0"/>
-          <w:sz w:val="28"/>
-          <w:szCs w:val="28"/>
-          <w:lang w:eastAsia="en-IN"/>
-          <w14:ligatures w14:val="none"/>
-        </w:rPr>
-      </w:pPr>
-      <w:r>
-        <w:rPr>
-          <w:rFonts w:ascii="Calibri" w:eastAsia="Times New Roman" w:hAnsi="Calibri" w:cs="Calibri"/>
-          <w:color w:val="000000"/>
-          <w:kern w:val="0"/>
-          <w:sz w:val="28"/>
-          <w:szCs w:val="28"/>
-          <w:lang w:eastAsia="en-IN"/>
-          <w14:ligatures w14:val="none"/>
-        </w:rPr>
-        <w:t xml:space="preserve"> </w:t>
-      </w:r>
-    </w:p>
-    <w:p>
-      <w:pPr>
-        <w:pStyle w:val="ListParagraph"/>
-        <w:numPr>
-          <w:ilvl w:val="0"/>
-          <w:numId w:val="5"/>
-        </w:numPr>
-        <w:spacing w:after="0" w:line="240" w:lineRule="auto"/>
-        <w:rPr>
-          <w:rFonts w:ascii="Calibri" w:eastAsia="Times New Roman" w:hAnsi="Calibri" w:cs="Calibri"/>
-          <w:color w:val="000000"/>
-          <w:kern w:val="0"/>
-          <w:sz w:val="28"/>
-          <w:szCs w:val="28"/>
-          <w:lang w:eastAsia="en-IN"/>
-          <w14:ligatures w14:val="none"/>
-        </w:rPr>
-      </w:pPr>
-      <w:r>
-        <w:rPr>
-          <w:rFonts w:ascii="Calibri" w:eastAsia="Times New Roman" w:hAnsi="Calibri" w:cs="Calibri"/>
-          <w:color w:val="000000"/>
-          <w:kern w:val="0"/>
-          <w:sz w:val="28"/>
-          <w:szCs w:val="28"/>
-          <w:lang w:eastAsia="en-IN"/>
-          <w14:ligatures w14:val="none"/>
-        </w:rPr>
-        <w:t xml:space="preserve"> </w:t>
-      </w:r>
-      <w:r>
-        <w:rPr>
-          <w:rFonts w:ascii="Calibri" w:eastAsia="Times New Roman" w:hAnsi="Calibri" w:cs="Calibri"/>
-          <w:color w:val="000000"/>
-          <w:kern w:val="0"/>
-          <w:sz w:val="28"/>
-          <w:szCs w:val="28"/>
-          <w:lang w:eastAsia="en-IN"/>
-          <w14:ligatures w14:val="none"/>
-        </w:rPr>
-        <w:t xml:space="preserve">Reading Internal Table </w:t>
-      </w:r>
-      <w:proofErr w:type="gramStart"/>
-      <w:r>
-        <w:rPr>
-          <w:rFonts w:ascii="Calibri" w:eastAsia="Times New Roman" w:hAnsi="Calibri" w:cs="Calibri"/>
-          <w:color w:val="000000"/>
-          <w:kern w:val="0"/>
-          <w:sz w:val="28"/>
-          <w:szCs w:val="28"/>
-          <w:lang w:eastAsia="en-IN"/>
-          <w14:ligatures w14:val="none"/>
-        </w:rPr>
-        <w:t>using</w:t>
-      </w:r>
-      <w:proofErr w:type="gramEnd"/>
-      <w:r>
-        <w:rPr>
-          <w:rFonts w:ascii="Calibri" w:eastAsia="Times New Roman" w:hAnsi="Calibri" w:cs="Calibri"/>
-          <w:color w:val="000000"/>
-          <w:kern w:val="0"/>
-          <w:sz w:val="28"/>
-          <w:szCs w:val="28"/>
-          <w:lang w:eastAsia="en-IN"/>
-          <w14:ligatures w14:val="none"/>
-        </w:rPr>
-        <w:t xml:space="preserve"> Work Area</w:t>
-      </w:r>
-      <w:r>
-        <w:rPr>
-          <w:rFonts w:ascii="Calibri" w:eastAsia="Times New Roman" w:hAnsi="Calibri" w:cs="Calibri"/>
-          <w:color w:val="000000"/>
-          <w:kern w:val="0"/>
-          <w:sz w:val="28"/>
-          <w:szCs w:val="28"/>
-          <w:lang w:eastAsia="en-IN"/>
-          <w14:ligatures w14:val="none"/>
-        </w:rPr>
-        <w:t>:</w:t>
-      </w:r>
-    </w:p>
-    <w:p>
-      <w:pPr>
-        <w:pStyle w:val="ListParagraph"/>
-        <w:numPr>
-          <w:ilvl w:val="0"/>
-          <w:numId w:val="5"/>
-        </w:numPr>
-        <w:spacing w:after="0" w:line="240" w:lineRule="auto"/>
-        <w:rPr>
-          <w:rFonts w:ascii="Calibri" w:eastAsia="Times New Roman" w:hAnsi="Calibri" w:cs="Calibri"/>
-          <w:color w:val="000000"/>
-          <w:kern w:val="0"/>
-          <w:sz w:val="28"/>
-          <w:szCs w:val="28"/>
-          <w:lang w:eastAsia="en-IN"/>
-          <w14:ligatures w14:val="none"/>
-        </w:rPr>
-      </w:pPr>
+      <w:r>
+        <w:rPr>
+          <w:rFonts w:ascii="Calibri" w:eastAsia="Times New Roman" w:hAnsi="Calibri" w:cs="Calibri"/>
+          <w:color w:val="000000"/>
+          <w:kern w:val="0"/>
+          <w:sz w:val="28"/>
+          <w:szCs w:val="28"/>
+          <w:lang w:eastAsia="en-IN"/>
+          <w14:ligatures w14:val="none"/>
+        </w:rPr>
+        <w:t>LOOP AT it_student INTO wa_student.</w:t>
+      </w:r>
     </w:p>
     <w:p>
       <w:pPr>
@@ -5233,142 +4442,7 @@
           <w14:ligatures w14:val="none"/>
         </w:rPr>
         <w:lastRenderedPageBreak/>
-        <w:t xml:space="preserve">LOOP AT </w:t>
-      </w:r>
-      <w:proofErr w:type="spellStart"/>
-      <w:r>
-        <w:rPr>
-          <w:rFonts w:ascii="Calibri" w:eastAsia="Times New Roman" w:hAnsi="Calibri" w:cs="Calibri"/>
-          <w:color w:val="000000"/>
-          <w:kern w:val="0"/>
-          <w:sz w:val="28"/>
-          <w:szCs w:val="28"/>
-          <w:lang w:eastAsia="en-IN"/>
-          <w14:ligatures w14:val="none"/>
-        </w:rPr>
-        <w:t>it_student</w:t>
-      </w:r>
-      <w:proofErr w:type="spellEnd"/>
-      <w:r>
-        <w:rPr>
-          <w:rFonts w:ascii="Calibri" w:eastAsia="Times New Roman" w:hAnsi="Calibri" w:cs="Calibri"/>
-          <w:color w:val="000000"/>
-          <w:kern w:val="0"/>
-          <w:sz w:val="28"/>
-          <w:szCs w:val="28"/>
-          <w:lang w:eastAsia="en-IN"/>
-          <w14:ligatures w14:val="none"/>
-        </w:rPr>
-        <w:t xml:space="preserve"> INTO </w:t>
-      </w:r>
-      <w:proofErr w:type="spellStart"/>
-      <w:r>
-        <w:rPr>
-          <w:rFonts w:ascii="Calibri" w:eastAsia="Times New Roman" w:hAnsi="Calibri" w:cs="Calibri"/>
-          <w:color w:val="000000"/>
-          <w:kern w:val="0"/>
-          <w:sz w:val="28"/>
-          <w:szCs w:val="28"/>
-          <w:lang w:eastAsia="en-IN"/>
-          <w14:ligatures w14:val="none"/>
-        </w:rPr>
-        <w:t>wa_student</w:t>
-      </w:r>
-      <w:proofErr w:type="spellEnd"/>
-      <w:r>
-        <w:rPr>
-          <w:rFonts w:ascii="Calibri" w:eastAsia="Times New Roman" w:hAnsi="Calibri" w:cs="Calibri"/>
-          <w:color w:val="000000"/>
-          <w:kern w:val="0"/>
-          <w:sz w:val="28"/>
-          <w:szCs w:val="28"/>
-          <w:lang w:eastAsia="en-IN"/>
-          <w14:ligatures w14:val="none"/>
-        </w:rPr>
-        <w:t>.</w:t>
-      </w:r>
-    </w:p>
-    <w:p>
-      <w:pPr>
-        <w:pStyle w:val="ListParagraph"/>
-        <w:numPr>
-          <w:ilvl w:val="0"/>
-          <w:numId w:val="5"/>
-        </w:numPr>
-        <w:spacing w:after="0" w:line="240" w:lineRule="auto"/>
-        <w:rPr>
-          <w:rFonts w:ascii="Calibri" w:eastAsia="Times New Roman" w:hAnsi="Calibri" w:cs="Calibri"/>
-          <w:color w:val="000000"/>
-          <w:kern w:val="0"/>
-          <w:sz w:val="28"/>
-          <w:szCs w:val="28"/>
-          <w:lang w:eastAsia="en-IN"/>
-          <w14:ligatures w14:val="none"/>
-        </w:rPr>
-      </w:pPr>
-      <w:r>
-        <w:rPr>
-          <w:rFonts w:ascii="Calibri" w:eastAsia="Times New Roman" w:hAnsi="Calibri" w:cs="Calibri"/>
-          <w:color w:val="000000"/>
-          <w:kern w:val="0"/>
-          <w:sz w:val="28"/>
-          <w:szCs w:val="28"/>
-          <w:lang w:eastAsia="en-IN"/>
-          <w14:ligatures w14:val="none"/>
-        </w:rPr>
-        <w:t xml:space="preserve">  WRITE: / </w:t>
-      </w:r>
-      <w:proofErr w:type="spellStart"/>
-      <w:r>
-        <w:rPr>
-          <w:rFonts w:ascii="Calibri" w:eastAsia="Times New Roman" w:hAnsi="Calibri" w:cs="Calibri"/>
-          <w:color w:val="000000"/>
-          <w:kern w:val="0"/>
-          <w:sz w:val="28"/>
-          <w:szCs w:val="28"/>
-          <w:lang w:eastAsia="en-IN"/>
-          <w14:ligatures w14:val="none"/>
-        </w:rPr>
-        <w:t>wa_student</w:t>
-      </w:r>
-      <w:proofErr w:type="spellEnd"/>
-      <w:r>
-        <w:rPr>
-          <w:rFonts w:ascii="Calibri" w:eastAsia="Times New Roman" w:hAnsi="Calibri" w:cs="Calibri"/>
-          <w:color w:val="000000"/>
-          <w:kern w:val="0"/>
-          <w:sz w:val="28"/>
-          <w:szCs w:val="28"/>
-          <w:lang w:eastAsia="en-IN"/>
-          <w14:ligatures w14:val="none"/>
-        </w:rPr>
-        <w:t xml:space="preserve">-id, </w:t>
-      </w:r>
-      <w:proofErr w:type="spellStart"/>
-      <w:r>
-        <w:rPr>
-          <w:rFonts w:ascii="Calibri" w:eastAsia="Times New Roman" w:hAnsi="Calibri" w:cs="Calibri"/>
-          <w:color w:val="000000"/>
-          <w:kern w:val="0"/>
-          <w:sz w:val="28"/>
-          <w:szCs w:val="28"/>
-          <w:lang w:eastAsia="en-IN"/>
-          <w14:ligatures w14:val="none"/>
-        </w:rPr>
-        <w:t>wa_student</w:t>
-      </w:r>
-      <w:proofErr w:type="spellEnd"/>
-      <w:r>
-        <w:rPr>
-          <w:rFonts w:ascii="Calibri" w:eastAsia="Times New Roman" w:hAnsi="Calibri" w:cs="Calibri"/>
-          <w:color w:val="000000"/>
-          <w:kern w:val="0"/>
-          <w:sz w:val="28"/>
-          <w:szCs w:val="28"/>
-          <w:lang w:eastAsia="en-IN"/>
-          <w14:ligatures w14:val="none"/>
-        </w:rPr>
-        <w:t>-name.</w:t>
+        <w:t xml:space="preserve">  WRITE: / wa_student-id, wa_student-name.</w:t>
       </w:r>
     </w:p>
     <w:p>
@@ -6573,6 +5647,7 @@
   <w:style w:type="character" w:default="1" w:styleId="DefaultParagraphFont">
     <w:name w:val="Default Paragraph Font"/>
     <w:uiPriority w:val="1"/>
+    <w:semiHidden/>
     <w:unhideWhenUsed/>
   </w:style>
   <w:style w:type="table" w:default="1" w:styleId="TableNormal">

--- a/Assignment abap.docx
+++ b/Assignment abap.docx
@@ -410,7 +410,59 @@
           <w:lang w:eastAsia="en-IN"/>
           <w14:ligatures w14:val="none"/>
         </w:rPr>
-        <w:t>Ex: DATA itab TYPE STANDARD TABLE OF ty_line.</w:t>
+        <w:t xml:space="preserve">Ex: DATA </w:t>
+      </w:r>
+      <w:proofErr w:type="spellStart"/>
+      <w:r>
+        <w:rPr>
+          <w:rFonts w:eastAsia="Times New Roman" w:cstheme="minorHAnsi"/>
+          <w:color w:val="242424"/>
+          <w:kern w:val="0"/>
+          <w:sz w:val="28"/>
+          <w:szCs w:val="28"/>
+          <w:lang w:eastAsia="en-IN"/>
+          <w14:ligatures w14:val="none"/>
+        </w:rPr>
+        <w:t>itab</w:t>
+      </w:r>
+      <w:proofErr w:type="spellEnd"/>
+      <w:r>
+        <w:rPr>
+          <w:rFonts w:eastAsia="Times New Roman" w:cstheme="minorHAnsi"/>
+          <w:color w:val="242424"/>
+          <w:kern w:val="0"/>
+          <w:sz w:val="28"/>
+          <w:szCs w:val="28"/>
+          <w:lang w:eastAsia="en-IN"/>
+          <w14:ligatures w14:val="none"/>
+        </w:rPr>
+        <w:t xml:space="preserve"> TYPE STANDARD TABLE OF </w:t>
+      </w:r>
+      <w:proofErr w:type="spellStart"/>
+      <w:r>
+        <w:rPr>
+          <w:rFonts w:eastAsia="Times New Roman" w:cstheme="minorHAnsi"/>
+          <w:color w:val="242424"/>
+          <w:kern w:val="0"/>
+          <w:sz w:val="28"/>
+          <w:szCs w:val="28"/>
+          <w:lang w:eastAsia="en-IN"/>
+          <w14:ligatures w14:val="none"/>
+        </w:rPr>
+        <w:t>ty_line</w:t>
+      </w:r>
+      <w:proofErr w:type="spellEnd"/>
+      <w:r>
+        <w:rPr>
+          <w:rFonts w:eastAsia="Times New Roman" w:cstheme="minorHAnsi"/>
+          <w:color w:val="242424"/>
+          <w:kern w:val="0"/>
+          <w:sz w:val="28"/>
+          <w:szCs w:val="28"/>
+          <w:lang w:eastAsia="en-IN"/>
+          <w14:ligatures w14:val="none"/>
+        </w:rPr>
+        <w:t>.</w:t>
       </w:r>
     </w:p>
     <w:p>
@@ -537,17 +589,10 @@
           <w:lang w:eastAsia="en-IN"/>
           <w14:ligatures w14:val="none"/>
         </w:rPr>
-        <w:t>Accessed by ondex or key.</w:t>
-      </w:r>
-    </w:p>
-    <w:p>
-      <w:pPr>
-        <w:pStyle w:val="ListParagraph"/>
-        <w:numPr>
-          <w:ilvl w:val="0"/>
-          <w:numId w:val="5"/>
-        </w:numPr>
-        <w:spacing w:after="0" w:line="240" w:lineRule="auto"/>
+        <w:t xml:space="preserve">Accessed by </w:t>
+      </w:r>
+      <w:proofErr w:type="spellStart"/>
+      <w:r>
         <w:rPr>
           <w:rFonts w:eastAsia="Times New Roman" w:cstheme="minorHAnsi"/>
           <w:color w:val="242424"/>
@@ -557,7 +602,9 @@
           <w:lang w:eastAsia="en-IN"/>
           <w14:ligatures w14:val="none"/>
         </w:rPr>
-      </w:pPr>
+        <w:t>ondex</w:t>
+      </w:r>
+      <w:proofErr w:type="spellEnd"/>
       <w:r>
         <w:rPr>
           <w:rFonts w:eastAsia="Times New Roman" w:cstheme="minorHAnsi"/>
@@ -568,7 +615,7 @@
           <w:lang w:eastAsia="en-IN"/>
           <w14:ligatures w14:val="none"/>
         </w:rPr>
-        <w:t>No duplicate entries.</w:t>
+        <w:t xml:space="preserve"> or key.</w:t>
       </w:r>
     </w:p>
     <w:p>
@@ -599,7 +646,7 @@
           <w:lang w:eastAsia="en-IN"/>
           <w14:ligatures w14:val="none"/>
         </w:rPr>
-        <w:t>Binary search.</w:t>
+        <w:t>No duplicate entries.</w:t>
       </w:r>
     </w:p>
     <w:p>
@@ -630,7 +677,90 @@
           <w:lang w:eastAsia="en-IN"/>
           <w14:ligatures w14:val="none"/>
         </w:rPr>
-        <w:t>Ex: DATA itab TYPE SORTED TABLE OF ty_line WITH KEY field.</w:t>
+        <w:t>Binary search.</w:t>
+      </w:r>
+    </w:p>
+    <w:p>
+      <w:pPr>
+        <w:pStyle w:val="ListParagraph"/>
+        <w:numPr>
+          <w:ilvl w:val="0"/>
+          <w:numId w:val="5"/>
+        </w:numPr>
+        <w:spacing w:after="0" w:line="240" w:lineRule="auto"/>
+        <w:rPr>
+          <w:rFonts w:eastAsia="Times New Roman" w:cstheme="minorHAnsi"/>
+          <w:color w:val="242424"/>
+          <w:kern w:val="0"/>
+          <w:sz w:val="28"/>
+          <w:szCs w:val="28"/>
+          <w:lang w:eastAsia="en-IN"/>
+          <w14:ligatures w14:val="none"/>
+        </w:rPr>
+      </w:pPr>
+      <w:r>
+        <w:rPr>
+          <w:rFonts w:eastAsia="Times New Roman" w:cstheme="minorHAnsi"/>
+          <w:color w:val="242424"/>
+          <w:kern w:val="0"/>
+          <w:sz w:val="28"/>
+          <w:szCs w:val="28"/>
+          <w:lang w:eastAsia="en-IN"/>
+          <w14:ligatures w14:val="none"/>
+        </w:rPr>
+        <w:t xml:space="preserve">Ex: DATA </w:t>
+      </w:r>
+      <w:proofErr w:type="spellStart"/>
+      <w:r>
+        <w:rPr>
+          <w:rFonts w:eastAsia="Times New Roman" w:cstheme="minorHAnsi"/>
+          <w:color w:val="242424"/>
+          <w:kern w:val="0"/>
+          <w:sz w:val="28"/>
+          <w:szCs w:val="28"/>
+          <w:lang w:eastAsia="en-IN"/>
+          <w14:ligatures w14:val="none"/>
+        </w:rPr>
+        <w:t>itab</w:t>
+      </w:r>
+      <w:proofErr w:type="spellEnd"/>
+      <w:r>
+        <w:rPr>
+          <w:rFonts w:eastAsia="Times New Roman" w:cstheme="minorHAnsi"/>
+          <w:color w:val="242424"/>
+          <w:kern w:val="0"/>
+          <w:sz w:val="28"/>
+          <w:szCs w:val="28"/>
+          <w:lang w:eastAsia="en-IN"/>
+          <w14:ligatures w14:val="none"/>
+        </w:rPr>
+        <w:t xml:space="preserve"> TYPE SORTED TABLE OF </w:t>
+      </w:r>
+      <w:proofErr w:type="spellStart"/>
+      <w:r>
+        <w:rPr>
+          <w:rFonts w:eastAsia="Times New Roman" w:cstheme="minorHAnsi"/>
+          <w:color w:val="242424"/>
+          <w:kern w:val="0"/>
+          <w:sz w:val="28"/>
+          <w:szCs w:val="28"/>
+          <w:lang w:eastAsia="en-IN"/>
+          <w14:ligatures w14:val="none"/>
+        </w:rPr>
+        <w:t>ty_line</w:t>
+      </w:r>
+      <w:proofErr w:type="spellEnd"/>
+      <w:r>
+        <w:rPr>
+          <w:rFonts w:eastAsia="Times New Roman" w:cstheme="minorHAnsi"/>
+          <w:color w:val="242424"/>
+          <w:kern w:val="0"/>
+          <w:sz w:val="28"/>
+          <w:szCs w:val="28"/>
+          <w:lang w:eastAsia="en-IN"/>
+          <w14:ligatures w14:val="none"/>
+        </w:rPr>
+        <w:t xml:space="preserve"> WITH KEY field.</w:t>
       </w:r>
     </w:p>
     <w:p>
@@ -796,17 +926,10 @@
           <w:lang w:eastAsia="en-IN"/>
           <w14:ligatures w14:val="none"/>
         </w:rPr>
-        <w:t>Accessed only by key(no index).</w:t>
-      </w:r>
-    </w:p>
-    <w:p>
-      <w:pPr>
-        <w:pStyle w:val="ListParagraph"/>
-        <w:numPr>
-          <w:ilvl w:val="0"/>
-          <w:numId w:val="5"/>
-        </w:numPr>
-        <w:spacing w:after="0" w:line="240" w:lineRule="auto"/>
+        <w:t xml:space="preserve">Accessed only by </w:t>
+      </w:r>
+      <w:proofErr w:type="gramStart"/>
+      <w:r>
         <w:rPr>
           <w:rFonts w:eastAsia="Times New Roman" w:cstheme="minorHAnsi"/>
           <w:color w:val="242424"/>
@@ -816,7 +939,9 @@
           <w:lang w:eastAsia="en-IN"/>
           <w14:ligatures w14:val="none"/>
         </w:rPr>
-      </w:pPr>
+        <w:t>key(</w:t>
+      </w:r>
+      <w:proofErr w:type="gramEnd"/>
       <w:r>
         <w:rPr>
           <w:rFonts w:eastAsia="Times New Roman" w:cstheme="minorHAnsi"/>
@@ -827,7 +952,7 @@
           <w:lang w:eastAsia="en-IN"/>
           <w14:ligatures w14:val="none"/>
         </w:rPr>
-        <w:t>No duplicate entries.</w:t>
+        <w:t>no index).</w:t>
       </w:r>
     </w:p>
     <w:p>
@@ -858,13 +983,17 @@
           <w:lang w:eastAsia="en-IN"/>
           <w14:ligatures w14:val="none"/>
         </w:rPr>
-        <w:t>Ex: DATA itab TYPE HASHED TABLE OF ty_line WITH UNIQUE KEY field.</w:t>
-      </w:r>
-    </w:p>
-    <w:p>
-      <w:pPr>
-        <w:spacing w:after="0" w:line="240" w:lineRule="auto"/>
-        <w:ind w:left="360"/>
+        <w:t>No duplicate entries.</w:t>
+      </w:r>
+    </w:p>
+    <w:p>
+      <w:pPr>
+        <w:pStyle w:val="ListParagraph"/>
+        <w:numPr>
+          <w:ilvl w:val="0"/>
+          <w:numId w:val="5"/>
+        </w:numPr>
+        <w:spacing w:after="0" w:line="240" w:lineRule="auto"/>
         <w:rPr>
           <w:rFonts w:eastAsia="Times New Roman" w:cstheme="minorHAnsi"/>
           <w:color w:val="242424"/>
@@ -875,6 +1004,85 @@
           <w14:ligatures w14:val="none"/>
         </w:rPr>
       </w:pPr>
+      <w:r>
+        <w:rPr>
+          <w:rFonts w:eastAsia="Times New Roman" w:cstheme="minorHAnsi"/>
+          <w:color w:val="242424"/>
+          <w:kern w:val="0"/>
+          <w:sz w:val="28"/>
+          <w:szCs w:val="28"/>
+          <w:lang w:eastAsia="en-IN"/>
+          <w14:ligatures w14:val="none"/>
+        </w:rPr>
+        <w:t xml:space="preserve">Ex: DATA </w:t>
+      </w:r>
+      <w:proofErr w:type="spellStart"/>
+      <w:r>
+        <w:rPr>
+          <w:rFonts w:eastAsia="Times New Roman" w:cstheme="minorHAnsi"/>
+          <w:color w:val="242424"/>
+          <w:kern w:val="0"/>
+          <w:sz w:val="28"/>
+          <w:szCs w:val="28"/>
+          <w:lang w:eastAsia="en-IN"/>
+          <w14:ligatures w14:val="none"/>
+        </w:rPr>
+        <w:t>itab</w:t>
+      </w:r>
+      <w:proofErr w:type="spellEnd"/>
+      <w:r>
+        <w:rPr>
+          <w:rFonts w:eastAsia="Times New Roman" w:cstheme="minorHAnsi"/>
+          <w:color w:val="242424"/>
+          <w:kern w:val="0"/>
+          <w:sz w:val="28"/>
+          <w:szCs w:val="28"/>
+          <w:lang w:eastAsia="en-IN"/>
+          <w14:ligatures w14:val="none"/>
+        </w:rPr>
+        <w:t xml:space="preserve"> TYPE HASHED TABLE OF </w:t>
+      </w:r>
+      <w:proofErr w:type="spellStart"/>
+      <w:r>
+        <w:rPr>
+          <w:rFonts w:eastAsia="Times New Roman" w:cstheme="minorHAnsi"/>
+          <w:color w:val="242424"/>
+          <w:kern w:val="0"/>
+          <w:sz w:val="28"/>
+          <w:szCs w:val="28"/>
+          <w:lang w:eastAsia="en-IN"/>
+          <w14:ligatures w14:val="none"/>
+        </w:rPr>
+        <w:t>ty_line</w:t>
+      </w:r>
+      <w:proofErr w:type="spellEnd"/>
+      <w:r>
+        <w:rPr>
+          <w:rFonts w:eastAsia="Times New Roman" w:cstheme="minorHAnsi"/>
+          <w:color w:val="242424"/>
+          <w:kern w:val="0"/>
+          <w:sz w:val="28"/>
+          <w:szCs w:val="28"/>
+          <w:lang w:eastAsia="en-IN"/>
+          <w14:ligatures w14:val="none"/>
+        </w:rPr>
+        <w:t xml:space="preserve"> WITH UNIQUE KEY field.</w:t>
+      </w:r>
+    </w:p>
+    <w:p>
+      <w:pPr>
+        <w:spacing w:after="0" w:line="240" w:lineRule="auto"/>
+        <w:ind w:left="360"/>
+        <w:rPr>
+          <w:rFonts w:eastAsia="Times New Roman" w:cstheme="minorHAnsi"/>
+          <w:color w:val="242424"/>
+          <w:kern w:val="0"/>
+          <w:sz w:val="28"/>
+          <w:szCs w:val="28"/>
+          <w:lang w:eastAsia="en-IN"/>
+          <w14:ligatures w14:val="none"/>
+        </w:rPr>
+      </w:pPr>
     </w:p>
     <w:p>
       <w:pPr>
@@ -922,7 +1130,37 @@
           <w:lang w:eastAsia="en-IN"/>
           <w14:ligatures w14:val="none"/>
         </w:rPr>
-        <w:t>at is standard internal table ,sorted internal table and hashed internal table?</w:t>
+        <w:t xml:space="preserve">at is standard internal </w:t>
+      </w:r>
+      <w:proofErr w:type="gramStart"/>
+      <w:r>
+        <w:rPr>
+          <w:rFonts w:ascii="Calibri" w:eastAsia="Times New Roman" w:hAnsi="Calibri" w:cs="Calibri"/>
+          <w:b/>
+          <w:bCs/>
+          <w:color w:val="000000"/>
+          <w:kern w:val="0"/>
+          <w:sz w:val="28"/>
+          <w:szCs w:val="28"/>
+          <w:lang w:eastAsia="en-IN"/>
+          <w14:ligatures w14:val="none"/>
+        </w:rPr>
+        <w:t>table ,sorted</w:t>
+      </w:r>
+      <w:proofErr w:type="gramEnd"/>
+      <w:r>
+        <w:rPr>
+          <w:rFonts w:ascii="Calibri" w:eastAsia="Times New Roman" w:hAnsi="Calibri" w:cs="Calibri"/>
+          <w:b/>
+          <w:bCs/>
+          <w:color w:val="000000"/>
+          <w:kern w:val="0"/>
+          <w:sz w:val="28"/>
+          <w:szCs w:val="28"/>
+          <w:lang w:eastAsia="en-IN"/>
+          <w14:ligatures w14:val="none"/>
+        </w:rPr>
+        <w:t xml:space="preserve"> internal table and hashed internal table?</w:t>
       </w:r>
       <w:r>
         <w:rPr>
@@ -1928,6 +2166,7 @@
               </w:rPr>
               <w:br/>
             </w:r>
+            <w:proofErr w:type="gramStart"/>
             <w:r>
               <w:rPr>
                 <w:rFonts w:ascii="Calibri" w:eastAsia="Times New Roman" w:hAnsi="Calibri" w:cs="Calibri"/>
@@ -1976,6 +2215,7 @@
               </w:rPr>
               <w:t>nique</w:t>
             </w:r>
+            <w:proofErr w:type="gramEnd"/>
           </w:p>
         </w:tc>
         <w:tc>
@@ -2422,6 +2662,166 @@
           </w:p>
         </w:tc>
       </w:tr>
+      <w:tr>
+        <w:trPr>
+          <w:tblCellSpacing w:w="15" w:type="dxa"/>
+          <w:jc w:val="center"/>
+        </w:trPr>
+        <w:tc>
+          <w:tcPr>
+            <w:tcW w:w="1823" w:type="dxa"/>
+            <w:vAlign w:val="center"/>
+          </w:tcPr>
+          <w:p>
+            <w:pPr>
+              <w:jc w:val="center"/>
+              <w:rPr>
+                <w:rFonts w:ascii="Calibri" w:eastAsia="Times New Roman" w:hAnsi="Calibri" w:cs="Calibri"/>
+                <w:color w:val="000000"/>
+                <w:kern w:val="0"/>
+                <w:sz w:val="28"/>
+                <w:szCs w:val="28"/>
+                <w:lang w:eastAsia="en-IN"/>
+                <w14:ligatures w14:val="none"/>
+              </w:rPr>
+            </w:pPr>
+          </w:p>
+        </w:tc>
+        <w:tc>
+          <w:tcPr>
+            <w:tcW w:w="1783" w:type="dxa"/>
+            <w:vAlign w:val="center"/>
+          </w:tcPr>
+          <w:p>
+            <w:pPr>
+              <w:jc w:val="center"/>
+              <w:rPr>
+                <w:rFonts w:ascii="Calibri" w:eastAsia="Times New Roman" w:hAnsi="Calibri" w:cs="Calibri"/>
+                <w:color w:val="000000"/>
+                <w:kern w:val="0"/>
+                <w:sz w:val="28"/>
+                <w:szCs w:val="28"/>
+                <w:lang w:eastAsia="en-IN"/>
+                <w14:ligatures w14:val="none"/>
+              </w:rPr>
+            </w:pPr>
+            <w:r>
+              <w:rPr>
+                <w:rFonts w:ascii="Calibri" w:eastAsia="Times New Roman" w:hAnsi="Calibri" w:cs="Calibri"/>
+                <w:color w:val="000000"/>
+                <w:kern w:val="0"/>
+                <w:sz w:val="28"/>
+                <w:szCs w:val="28"/>
+                <w:lang w:eastAsia="en-IN"/>
+                <w14:ligatures w14:val="none"/>
+              </w:rPr>
+              <w:t>Duplicate allowed</w:t>
+            </w:r>
+          </w:p>
+        </w:tc>
+        <w:tc>
+          <w:tcPr>
+            <w:tcW w:w="1813" w:type="dxa"/>
+            <w:vAlign w:val="center"/>
+          </w:tcPr>
+          <w:p>
+            <w:pPr>
+              <w:jc w:val="center"/>
+              <w:rPr>
+                <w:rFonts w:ascii="Calibri" w:eastAsia="Times New Roman" w:hAnsi="Calibri" w:cs="Calibri"/>
+                <w:color w:val="000000"/>
+                <w:kern w:val="0"/>
+                <w:sz w:val="28"/>
+                <w:szCs w:val="28"/>
+                <w:lang w:eastAsia="en-IN"/>
+                <w14:ligatures w14:val="none"/>
+              </w:rPr>
+            </w:pPr>
+            <w:r>
+              <w:rPr>
+                <w:rFonts w:ascii="Calibri" w:eastAsia="Times New Roman" w:hAnsi="Calibri" w:cs="Calibri"/>
+                <w:color w:val="000000"/>
+                <w:kern w:val="0"/>
+                <w:sz w:val="28"/>
+                <w:szCs w:val="28"/>
+                <w:lang w:eastAsia="en-IN"/>
+                <w14:ligatures w14:val="none"/>
+              </w:rPr>
+              <w:t xml:space="preserve">Duplicates allowed </w:t>
+            </w:r>
+            <w:proofErr w:type="spellStart"/>
+            <w:r>
+              <w:rPr>
+                <w:rFonts w:ascii="Calibri" w:eastAsia="Times New Roman" w:hAnsi="Calibri" w:cs="Calibri"/>
+                <w:color w:val="000000"/>
+                <w:kern w:val="0"/>
+                <w:sz w:val="28"/>
+                <w:szCs w:val="28"/>
+                <w:lang w:eastAsia="en-IN"/>
+                <w14:ligatures w14:val="none"/>
+              </w:rPr>
+              <w:t>ony</w:t>
+            </w:r>
+            <w:proofErr w:type="spellEnd"/>
+            <w:r>
+              <w:rPr>
+                <w:rFonts w:ascii="Calibri" w:eastAsia="Times New Roman" w:hAnsi="Calibri" w:cs="Calibri"/>
+                <w:color w:val="000000"/>
+                <w:kern w:val="0"/>
+                <w:sz w:val="28"/>
+                <w:szCs w:val="28"/>
+                <w:lang w:eastAsia="en-IN"/>
+                <w14:ligatures w14:val="none"/>
+              </w:rPr>
+              <w:t xml:space="preserve"> if </w:t>
+            </w:r>
+            <w:r>
+              <w:rPr>
+                <w:rFonts w:ascii="Calibri" w:eastAsia="Times New Roman" w:hAnsi="Calibri" w:cs="Calibri"/>
+                <w:color w:val="000000"/>
+                <w:kern w:val="0"/>
+                <w:sz w:val="28"/>
+                <w:szCs w:val="28"/>
+                <w:lang w:eastAsia="en-IN"/>
+                <w14:ligatures w14:val="none"/>
+              </w:rPr>
+              <w:t>we select non-unique key</w:t>
+            </w:r>
+          </w:p>
+        </w:tc>
+        <w:tc>
+          <w:tcPr>
+            <w:tcW w:w="1514" w:type="dxa"/>
+            <w:vAlign w:val="center"/>
+          </w:tcPr>
+          <w:p>
+            <w:pPr>
+              <w:jc w:val="center"/>
+              <w:rPr>
+                <w:rFonts w:ascii="Calibri" w:eastAsia="Times New Roman" w:hAnsi="Calibri" w:cs="Calibri"/>
+                <w:color w:val="000000"/>
+                <w:kern w:val="0"/>
+                <w:sz w:val="28"/>
+                <w:szCs w:val="28"/>
+                <w:lang w:eastAsia="en-IN"/>
+                <w14:ligatures w14:val="none"/>
+              </w:rPr>
+            </w:pPr>
+            <w:r>
+              <w:rPr>
+                <w:rFonts w:ascii="Calibri" w:eastAsia="Times New Roman" w:hAnsi="Calibri" w:cs="Calibri"/>
+                <w:color w:val="000000"/>
+                <w:kern w:val="0"/>
+                <w:sz w:val="28"/>
+                <w:szCs w:val="28"/>
+                <w:lang w:eastAsia="en-IN"/>
+                <w14:ligatures w14:val="none"/>
+              </w:rPr>
+              <w:t>Duplicate not allowed</w:t>
+            </w:r>
+          </w:p>
+        </w:tc>
+      </w:tr>
     </w:tbl>
     <w:p>
       <w:pPr>
@@ -2905,18 +3305,21 @@
           <w14:ligatures w14:val="none"/>
         </w:rPr>
       </w:pPr>
-      <w:r>
-        <w:rPr>
-          <w:rFonts w:ascii="Calibri" w:eastAsia="Times New Roman" w:hAnsi="Calibri" w:cs="Calibri"/>
-          <w:color w:val="000000"/>
-          <w:kern w:val="0"/>
-          <w:sz w:val="28"/>
-          <w:szCs w:val="28"/>
-          <w:lang w:eastAsia="en-IN"/>
-          <w14:ligatures w14:val="none"/>
-        </w:rPr>
+      <w:proofErr w:type="gramStart"/>
+      <w:r>
+        <w:rPr>
+          <w:rFonts w:ascii="Calibri" w:eastAsia="Times New Roman" w:hAnsi="Calibri" w:cs="Calibri"/>
+          <w:color w:val="000000"/>
+          <w:kern w:val="0"/>
+          <w:sz w:val="28"/>
+          <w:szCs w:val="28"/>
+          <w:lang w:eastAsia="en-IN"/>
+          <w14:ligatures w14:val="none"/>
+        </w:rPr>
+        <w:lastRenderedPageBreak/>
         <w:t>A</w:t>
       </w:r>
+      <w:proofErr w:type="gramEnd"/>
       <w:r>
         <w:rPr>
           <w:rFonts w:ascii="Calibri" w:eastAsia="Times New Roman" w:hAnsi="Calibri" w:cs="Calibri"/>
@@ -2991,6 +3394,7 @@
           <w14:ligatures w14:val="none"/>
         </w:rPr>
       </w:pPr>
+      <w:proofErr w:type="gramStart"/>
       <w:r>
         <w:rPr>
           <w:rFonts w:ascii="Calibri" w:eastAsia="Times New Roman" w:hAnsi="Calibri" w:cs="Calibri"/>
@@ -3003,6 +3407,7 @@
         </w:rPr>
         <w:t>A</w:t>
       </w:r>
+      <w:proofErr w:type="gramEnd"/>
       <w:r>
         <w:rPr>
           <w:rFonts w:ascii="Calibri" w:eastAsia="Times New Roman" w:hAnsi="Calibri" w:cs="Calibri"/>
@@ -3082,6 +3487,7 @@
           <w14:ligatures w14:val="none"/>
         </w:rPr>
       </w:pPr>
+      <w:proofErr w:type="gramStart"/>
       <w:r>
         <w:rPr>
           <w:rFonts w:ascii="Calibri" w:eastAsia="Times New Roman" w:hAnsi="Calibri" w:cs="Calibri"/>
@@ -3094,6 +3500,7 @@
         </w:rPr>
         <w:t>A</w:t>
       </w:r>
+      <w:proofErr w:type="gramEnd"/>
       <w:r>
         <w:rPr>
           <w:rFonts w:ascii="Calibri" w:eastAsia="Times New Roman" w:hAnsi="Calibri" w:cs="Calibri"/>
@@ -3135,7 +3542,6 @@
           <w:lang w:eastAsia="en-IN"/>
           <w14:ligatures w14:val="none"/>
         </w:rPr>
-        <w:lastRenderedPageBreak/>
         <w:t>Limited by application server memory.</w:t>
       </w:r>
     </w:p>
@@ -3328,6 +3734,7 @@
           <w14:ligatures w14:val="none"/>
         </w:rPr>
       </w:pPr>
+      <w:proofErr w:type="gramStart"/>
       <w:r>
         <w:rPr>
           <w:rFonts w:ascii="Calibri" w:eastAsia="Times New Roman" w:hAnsi="Calibri" w:cs="Calibri"/>
@@ -3340,6 +3747,7 @@
         </w:rPr>
         <w:t>A</w:t>
       </w:r>
+      <w:proofErr w:type="gramEnd"/>
       <w:r>
         <w:rPr>
           <w:rFonts w:ascii="Calibri" w:eastAsia="Times New Roman" w:hAnsi="Calibri" w:cs="Calibri"/>
@@ -3479,7 +3887,46 @@
           <w:lang w:eastAsia="en-IN"/>
           <w14:ligatures w14:val="none"/>
         </w:rPr>
-        <w:t xml:space="preserve">internal table is declared using DATA itab TYPE TABLE OF </w:t>
+        <w:t xml:space="preserve">internal table is declared using DATA </w:t>
+      </w:r>
+      <w:proofErr w:type="spellStart"/>
+      <w:r>
+        <w:rPr>
+          <w:rFonts w:ascii="Calibri" w:eastAsia="Times New Roman" w:hAnsi="Calibri" w:cs="Calibri"/>
+          <w:color w:val="000000"/>
+          <w:kern w:val="0"/>
+          <w:sz w:val="28"/>
+          <w:szCs w:val="28"/>
+          <w:lang w:eastAsia="en-IN"/>
+          <w14:ligatures w14:val="none"/>
+        </w:rPr>
+        <w:t>itab</w:t>
+      </w:r>
+      <w:proofErr w:type="spellEnd"/>
+      <w:r>
+        <w:rPr>
+          <w:rFonts w:ascii="Calibri" w:eastAsia="Times New Roman" w:hAnsi="Calibri" w:cs="Calibri"/>
+          <w:color w:val="000000"/>
+          <w:kern w:val="0"/>
+          <w:sz w:val="28"/>
+          <w:szCs w:val="28"/>
+          <w:lang w:eastAsia="en-IN"/>
+          <w14:ligatures w14:val="none"/>
+        </w:rPr>
+        <w:t xml:space="preserve"> TYPE TABLE OF</w:t>
+      </w:r>
+      <w:proofErr w:type="gramStart"/>
+      <w:r>
+        <w:rPr>
+          <w:rFonts w:ascii="Calibri" w:eastAsia="Times New Roman" w:hAnsi="Calibri" w:cs="Calibri"/>
+          <w:color w:val="000000"/>
+          <w:kern w:val="0"/>
+          <w:sz w:val="28"/>
+          <w:szCs w:val="28"/>
+          <w:lang w:eastAsia="en-IN"/>
+          <w14:ligatures w14:val="none"/>
+        </w:rPr>
+        <w:t xml:space="preserve"> </w:t>
       </w:r>
       <w:r>
         <w:rPr>
@@ -3493,6 +3940,7 @@
         </w:rPr>
         <w:t>..</w:t>
       </w:r>
+      <w:proofErr w:type="gramEnd"/>
     </w:p>
     <w:p>
       <w:pPr>
@@ -3717,7 +4165,33 @@
           <w:lang w:eastAsia="en-IN"/>
           <w14:ligatures w14:val="none"/>
         </w:rPr>
-        <w:t>A work area is declared using DATA wa TYPE ...</w:t>
+        <w:t xml:space="preserve">A work area is declared using DATA </w:t>
+      </w:r>
+      <w:proofErr w:type="spellStart"/>
+      <w:r>
+        <w:rPr>
+          <w:rFonts w:ascii="Calibri" w:eastAsia="Times New Roman" w:hAnsi="Calibri" w:cs="Calibri"/>
+          <w:color w:val="000000"/>
+          <w:kern w:val="0"/>
+          <w:sz w:val="28"/>
+          <w:szCs w:val="28"/>
+          <w:lang w:eastAsia="en-IN"/>
+          <w14:ligatures w14:val="none"/>
+        </w:rPr>
+        <w:t>wa</w:t>
+      </w:r>
+      <w:proofErr w:type="spellEnd"/>
+      <w:r>
+        <w:rPr>
+          <w:rFonts w:ascii="Calibri" w:eastAsia="Times New Roman" w:hAnsi="Calibri" w:cs="Calibri"/>
+          <w:color w:val="000000"/>
+          <w:kern w:val="0"/>
+          <w:sz w:val="28"/>
+          <w:szCs w:val="28"/>
+          <w:lang w:eastAsia="en-IN"/>
+          <w14:ligatures w14:val="none"/>
+        </w:rPr>
+        <w:t xml:space="preserve"> TYPE ...</w:t>
       </w:r>
     </w:p>
     <w:p>
@@ -3826,38 +4300,90 @@
           <w:lang w:eastAsia="en-IN"/>
           <w14:ligatures w14:val="none"/>
         </w:rPr>
-        <w:t>TYPES: BEGIN OF ty_student,</w:t>
-      </w:r>
-    </w:p>
-    <w:p>
-      <w:pPr>
-        <w:pStyle w:val="ListParagraph"/>
-        <w:numPr>
-          <w:ilvl w:val="0"/>
-          <w:numId w:val="5"/>
-        </w:numPr>
-        <w:spacing w:after="0" w:line="240" w:lineRule="auto"/>
-        <w:rPr>
-          <w:rFonts w:ascii="Calibri" w:eastAsia="Times New Roman" w:hAnsi="Calibri" w:cs="Calibri"/>
-          <w:color w:val="000000"/>
-          <w:kern w:val="0"/>
-          <w:sz w:val="28"/>
-          <w:szCs w:val="28"/>
-          <w:lang w:eastAsia="en-IN"/>
-          <w14:ligatures w14:val="none"/>
-        </w:rPr>
-      </w:pPr>
-      <w:r>
-        <w:rPr>
-          <w:rFonts w:ascii="Calibri" w:eastAsia="Times New Roman" w:hAnsi="Calibri" w:cs="Calibri"/>
-          <w:color w:val="000000"/>
-          <w:kern w:val="0"/>
-          <w:sz w:val="28"/>
-          <w:szCs w:val="28"/>
-          <w:lang w:eastAsia="en-IN"/>
-          <w14:ligatures w14:val="none"/>
-        </w:rPr>
-        <w:t xml:space="preserve">         id   TYPE i,</w:t>
+        <w:t xml:space="preserve">TYPES: BEGIN OF </w:t>
+      </w:r>
+      <w:proofErr w:type="spellStart"/>
+      <w:r>
+        <w:rPr>
+          <w:rFonts w:ascii="Calibri" w:eastAsia="Times New Roman" w:hAnsi="Calibri" w:cs="Calibri"/>
+          <w:color w:val="000000"/>
+          <w:kern w:val="0"/>
+          <w:sz w:val="28"/>
+          <w:szCs w:val="28"/>
+          <w:lang w:eastAsia="en-IN"/>
+          <w14:ligatures w14:val="none"/>
+        </w:rPr>
+        <w:t>ty_student</w:t>
+      </w:r>
+      <w:proofErr w:type="spellEnd"/>
+      <w:r>
+        <w:rPr>
+          <w:rFonts w:ascii="Calibri" w:eastAsia="Times New Roman" w:hAnsi="Calibri" w:cs="Calibri"/>
+          <w:color w:val="000000"/>
+          <w:kern w:val="0"/>
+          <w:sz w:val="28"/>
+          <w:szCs w:val="28"/>
+          <w:lang w:eastAsia="en-IN"/>
+          <w14:ligatures w14:val="none"/>
+        </w:rPr>
+        <w:t>,</w:t>
+      </w:r>
+    </w:p>
+    <w:p>
+      <w:pPr>
+        <w:pStyle w:val="ListParagraph"/>
+        <w:numPr>
+          <w:ilvl w:val="0"/>
+          <w:numId w:val="5"/>
+        </w:numPr>
+        <w:spacing w:after="0" w:line="240" w:lineRule="auto"/>
+        <w:rPr>
+          <w:rFonts w:ascii="Calibri" w:eastAsia="Times New Roman" w:hAnsi="Calibri" w:cs="Calibri"/>
+          <w:color w:val="000000"/>
+          <w:kern w:val="0"/>
+          <w:sz w:val="28"/>
+          <w:szCs w:val="28"/>
+          <w:lang w:eastAsia="en-IN"/>
+          <w14:ligatures w14:val="none"/>
+        </w:rPr>
+      </w:pPr>
+      <w:r>
+        <w:rPr>
+          <w:rFonts w:ascii="Calibri" w:eastAsia="Times New Roman" w:hAnsi="Calibri" w:cs="Calibri"/>
+          <w:color w:val="000000"/>
+          <w:kern w:val="0"/>
+          <w:sz w:val="28"/>
+          <w:szCs w:val="28"/>
+          <w:lang w:eastAsia="en-IN"/>
+          <w14:ligatures w14:val="none"/>
+        </w:rPr>
+        <w:t xml:space="preserve">         id   TYPE </w:t>
+      </w:r>
+      <w:proofErr w:type="spellStart"/>
+      <w:r>
+        <w:rPr>
+          <w:rFonts w:ascii="Calibri" w:eastAsia="Times New Roman" w:hAnsi="Calibri" w:cs="Calibri"/>
+          <w:color w:val="000000"/>
+          <w:kern w:val="0"/>
+          <w:sz w:val="28"/>
+          <w:szCs w:val="28"/>
+          <w:lang w:eastAsia="en-IN"/>
+          <w14:ligatures w14:val="none"/>
+        </w:rPr>
+        <w:t>i</w:t>
+      </w:r>
+      <w:proofErr w:type="spellEnd"/>
+      <w:r>
+        <w:rPr>
+          <w:rFonts w:ascii="Calibri" w:eastAsia="Times New Roman" w:hAnsi="Calibri" w:cs="Calibri"/>
+          <w:color w:val="000000"/>
+          <w:kern w:val="0"/>
+          <w:sz w:val="28"/>
+          <w:szCs w:val="28"/>
+          <w:lang w:eastAsia="en-IN"/>
+          <w14:ligatures w14:val="none"/>
+        </w:rPr>
+        <w:t>,</w:t>
       </w:r>
     </w:p>
     <w:p>
@@ -3919,88 +4445,244 @@
           <w:lang w:eastAsia="en-IN"/>
           <w14:ligatures w14:val="none"/>
         </w:rPr>
-        <w:t xml:space="preserve">       END OF ty_student.</w:t>
-      </w:r>
-    </w:p>
-    <w:p>
-      <w:pPr>
-        <w:pStyle w:val="ListParagraph"/>
-        <w:numPr>
-          <w:ilvl w:val="0"/>
-          <w:numId w:val="5"/>
-        </w:numPr>
-        <w:spacing w:after="0" w:line="240" w:lineRule="auto"/>
-        <w:rPr>
-          <w:rFonts w:ascii="Calibri" w:eastAsia="Times New Roman" w:hAnsi="Calibri" w:cs="Calibri"/>
-          <w:color w:val="000000"/>
-          <w:kern w:val="0"/>
-          <w:sz w:val="28"/>
-          <w:szCs w:val="28"/>
-          <w:lang w:eastAsia="en-IN"/>
-          <w14:ligatures w14:val="none"/>
-        </w:rPr>
-      </w:pPr>
-    </w:p>
-    <w:p>
-      <w:pPr>
-        <w:pStyle w:val="ListParagraph"/>
-        <w:numPr>
-          <w:ilvl w:val="0"/>
-          <w:numId w:val="5"/>
-        </w:numPr>
-        <w:spacing w:after="0" w:line="240" w:lineRule="auto"/>
-        <w:rPr>
-          <w:rFonts w:ascii="Calibri" w:eastAsia="Times New Roman" w:hAnsi="Calibri" w:cs="Calibri"/>
-          <w:color w:val="000000"/>
-          <w:kern w:val="0"/>
-          <w:sz w:val="28"/>
-          <w:szCs w:val="28"/>
-          <w:lang w:eastAsia="en-IN"/>
-          <w14:ligatures w14:val="none"/>
-        </w:rPr>
-      </w:pPr>
-      <w:r>
-        <w:rPr>
-          <w:rFonts w:ascii="Calibri" w:eastAsia="Times New Roman" w:hAnsi="Calibri" w:cs="Calibri"/>
-          <w:color w:val="000000"/>
-          <w:kern w:val="0"/>
-          <w:sz w:val="28"/>
-          <w:szCs w:val="28"/>
-          <w:lang w:eastAsia="en-IN"/>
-          <w14:ligatures w14:val="none"/>
-        </w:rPr>
-        <w:t>DATA: wa_student TYPE ty_student,        "Work area</w:t>
-      </w:r>
-    </w:p>
-    <w:p>
-      <w:pPr>
-        <w:pStyle w:val="ListParagraph"/>
-        <w:numPr>
-          <w:ilvl w:val="0"/>
-          <w:numId w:val="5"/>
-        </w:numPr>
-        <w:spacing w:after="0" w:line="240" w:lineRule="auto"/>
-        <w:rPr>
-          <w:rFonts w:ascii="Calibri" w:eastAsia="Times New Roman" w:hAnsi="Calibri" w:cs="Calibri"/>
-          <w:color w:val="000000"/>
-          <w:kern w:val="0"/>
-          <w:sz w:val="28"/>
-          <w:szCs w:val="28"/>
-          <w:lang w:eastAsia="en-IN"/>
-          <w14:ligatures w14:val="none"/>
-        </w:rPr>
-      </w:pPr>
-      <w:r>
-        <w:rPr>
-          <w:rFonts w:ascii="Calibri" w:eastAsia="Times New Roman" w:hAnsi="Calibri" w:cs="Calibri"/>
-          <w:color w:val="000000"/>
-          <w:kern w:val="0"/>
-          <w:sz w:val="28"/>
-          <w:szCs w:val="28"/>
-          <w:lang w:eastAsia="en-IN"/>
-          <w14:ligatures w14:val="none"/>
-        </w:rPr>
-        <w:t xml:space="preserve">      it_student TYPE TABLE OF ty_student.</w:t>
+        <w:t xml:space="preserve">       END OF </w:t>
+      </w:r>
+      <w:proofErr w:type="spellStart"/>
+      <w:r>
+        <w:rPr>
+          <w:rFonts w:ascii="Calibri" w:eastAsia="Times New Roman" w:hAnsi="Calibri" w:cs="Calibri"/>
+          <w:color w:val="000000"/>
+          <w:kern w:val="0"/>
+          <w:sz w:val="28"/>
+          <w:szCs w:val="28"/>
+          <w:lang w:eastAsia="en-IN"/>
+          <w14:ligatures w14:val="none"/>
+        </w:rPr>
+        <w:t>ty_student</w:t>
+      </w:r>
+      <w:proofErr w:type="spellEnd"/>
+      <w:r>
+        <w:rPr>
+          <w:rFonts w:ascii="Calibri" w:eastAsia="Times New Roman" w:hAnsi="Calibri" w:cs="Calibri"/>
+          <w:color w:val="000000"/>
+          <w:kern w:val="0"/>
+          <w:sz w:val="28"/>
+          <w:szCs w:val="28"/>
+          <w:lang w:eastAsia="en-IN"/>
+          <w14:ligatures w14:val="none"/>
+        </w:rPr>
+        <w:t>.</w:t>
+      </w:r>
+    </w:p>
+    <w:p>
+      <w:pPr>
+        <w:pStyle w:val="ListParagraph"/>
+        <w:numPr>
+          <w:ilvl w:val="0"/>
+          <w:numId w:val="5"/>
+        </w:numPr>
+        <w:spacing w:after="0" w:line="240" w:lineRule="auto"/>
+        <w:rPr>
+          <w:rFonts w:ascii="Calibri" w:eastAsia="Times New Roman" w:hAnsi="Calibri" w:cs="Calibri"/>
+          <w:color w:val="000000"/>
+          <w:kern w:val="0"/>
+          <w:sz w:val="28"/>
+          <w:szCs w:val="28"/>
+          <w:lang w:eastAsia="en-IN"/>
+          <w14:ligatures w14:val="none"/>
+        </w:rPr>
+      </w:pPr>
+    </w:p>
+    <w:p>
+      <w:pPr>
+        <w:pStyle w:val="ListParagraph"/>
+        <w:numPr>
+          <w:ilvl w:val="0"/>
+          <w:numId w:val="5"/>
+        </w:numPr>
+        <w:spacing w:after="0" w:line="240" w:lineRule="auto"/>
+        <w:rPr>
+          <w:rFonts w:ascii="Calibri" w:eastAsia="Times New Roman" w:hAnsi="Calibri" w:cs="Calibri"/>
+          <w:color w:val="000000"/>
+          <w:kern w:val="0"/>
+          <w:sz w:val="28"/>
+          <w:szCs w:val="28"/>
+          <w:lang w:eastAsia="en-IN"/>
+          <w14:ligatures w14:val="none"/>
+        </w:rPr>
+      </w:pPr>
+      <w:r>
+        <w:rPr>
+          <w:rFonts w:ascii="Calibri" w:eastAsia="Times New Roman" w:hAnsi="Calibri" w:cs="Calibri"/>
+          <w:color w:val="000000"/>
+          <w:kern w:val="0"/>
+          <w:sz w:val="28"/>
+          <w:szCs w:val="28"/>
+          <w:lang w:eastAsia="en-IN"/>
+          <w14:ligatures w14:val="none"/>
+        </w:rPr>
+        <w:t xml:space="preserve">DATA: </w:t>
+      </w:r>
+      <w:proofErr w:type="spellStart"/>
+      <w:r>
+        <w:rPr>
+          <w:rFonts w:ascii="Calibri" w:eastAsia="Times New Roman" w:hAnsi="Calibri" w:cs="Calibri"/>
+          <w:color w:val="000000"/>
+          <w:kern w:val="0"/>
+          <w:sz w:val="28"/>
+          <w:szCs w:val="28"/>
+          <w:lang w:eastAsia="en-IN"/>
+          <w14:ligatures w14:val="none"/>
+        </w:rPr>
+        <w:t>wa_student</w:t>
+      </w:r>
+      <w:proofErr w:type="spellEnd"/>
+      <w:r>
+        <w:rPr>
+          <w:rFonts w:ascii="Calibri" w:eastAsia="Times New Roman" w:hAnsi="Calibri" w:cs="Calibri"/>
+          <w:color w:val="000000"/>
+          <w:kern w:val="0"/>
+          <w:sz w:val="28"/>
+          <w:szCs w:val="28"/>
+          <w:lang w:eastAsia="en-IN"/>
+          <w14:ligatures w14:val="none"/>
+        </w:rPr>
+        <w:t xml:space="preserve"> TYPE </w:t>
+      </w:r>
+      <w:proofErr w:type="spellStart"/>
+      <w:r>
+        <w:rPr>
+          <w:rFonts w:ascii="Calibri" w:eastAsia="Times New Roman" w:hAnsi="Calibri" w:cs="Calibri"/>
+          <w:color w:val="000000"/>
+          <w:kern w:val="0"/>
+          <w:sz w:val="28"/>
+          <w:szCs w:val="28"/>
+          <w:lang w:eastAsia="en-IN"/>
+          <w14:ligatures w14:val="none"/>
+        </w:rPr>
+        <w:t>ty_</w:t>
+      </w:r>
+      <w:proofErr w:type="gramStart"/>
+      <w:r>
+        <w:rPr>
+          <w:rFonts w:ascii="Calibri" w:eastAsia="Times New Roman" w:hAnsi="Calibri" w:cs="Calibri"/>
+          <w:color w:val="000000"/>
+          <w:kern w:val="0"/>
+          <w:sz w:val="28"/>
+          <w:szCs w:val="28"/>
+          <w:lang w:eastAsia="en-IN"/>
+          <w14:ligatures w14:val="none"/>
+        </w:rPr>
+        <w:t>student</w:t>
+      </w:r>
+      <w:proofErr w:type="spellEnd"/>
+      <w:r>
+        <w:rPr>
+          <w:rFonts w:ascii="Calibri" w:eastAsia="Times New Roman" w:hAnsi="Calibri" w:cs="Calibri"/>
+          <w:color w:val="000000"/>
+          <w:kern w:val="0"/>
+          <w:sz w:val="28"/>
+          <w:szCs w:val="28"/>
+          <w:lang w:eastAsia="en-IN"/>
+          <w14:ligatures w14:val="none"/>
+        </w:rPr>
+        <w:t xml:space="preserve">,   </w:t>
+      </w:r>
+      <w:proofErr w:type="gramEnd"/>
+      <w:r>
+        <w:rPr>
+          <w:rFonts w:ascii="Calibri" w:eastAsia="Times New Roman" w:hAnsi="Calibri" w:cs="Calibri"/>
+          <w:color w:val="000000"/>
+          <w:kern w:val="0"/>
+          <w:sz w:val="28"/>
+          <w:szCs w:val="28"/>
+          <w:lang w:eastAsia="en-IN"/>
+          <w14:ligatures w14:val="none"/>
+        </w:rPr>
+        <w:t xml:space="preserve">     "Work area</w:t>
+      </w:r>
+    </w:p>
+    <w:p>
+      <w:pPr>
+        <w:pStyle w:val="ListParagraph"/>
+        <w:numPr>
+          <w:ilvl w:val="0"/>
+          <w:numId w:val="5"/>
+        </w:numPr>
+        <w:spacing w:after="0" w:line="240" w:lineRule="auto"/>
+        <w:rPr>
+          <w:rFonts w:ascii="Calibri" w:eastAsia="Times New Roman" w:hAnsi="Calibri" w:cs="Calibri"/>
+          <w:color w:val="000000"/>
+          <w:kern w:val="0"/>
+          <w:sz w:val="28"/>
+          <w:szCs w:val="28"/>
+          <w:lang w:eastAsia="en-IN"/>
+          <w14:ligatures w14:val="none"/>
+        </w:rPr>
+      </w:pPr>
+      <w:r>
+        <w:rPr>
+          <w:rFonts w:ascii="Calibri" w:eastAsia="Times New Roman" w:hAnsi="Calibri" w:cs="Calibri"/>
+          <w:color w:val="000000"/>
+          <w:kern w:val="0"/>
+          <w:sz w:val="28"/>
+          <w:szCs w:val="28"/>
+          <w:lang w:eastAsia="en-IN"/>
+          <w14:ligatures w14:val="none"/>
+        </w:rPr>
+        <w:t xml:space="preserve">      </w:t>
+      </w:r>
+      <w:proofErr w:type="spellStart"/>
+      <w:r>
+        <w:rPr>
+          <w:rFonts w:ascii="Calibri" w:eastAsia="Times New Roman" w:hAnsi="Calibri" w:cs="Calibri"/>
+          <w:color w:val="000000"/>
+          <w:kern w:val="0"/>
+          <w:sz w:val="28"/>
+          <w:szCs w:val="28"/>
+          <w:lang w:eastAsia="en-IN"/>
+          <w14:ligatures w14:val="none"/>
+        </w:rPr>
+        <w:t>it_student</w:t>
+      </w:r>
+      <w:proofErr w:type="spellEnd"/>
+      <w:r>
+        <w:rPr>
+          <w:rFonts w:ascii="Calibri" w:eastAsia="Times New Roman" w:hAnsi="Calibri" w:cs="Calibri"/>
+          <w:color w:val="000000"/>
+          <w:kern w:val="0"/>
+          <w:sz w:val="28"/>
+          <w:szCs w:val="28"/>
+          <w:lang w:eastAsia="en-IN"/>
+          <w14:ligatures w14:val="none"/>
+        </w:rPr>
+        <w:t xml:space="preserve"> TYPE TABLE OF </w:t>
+      </w:r>
+      <w:proofErr w:type="spellStart"/>
+      <w:r>
+        <w:rPr>
+          <w:rFonts w:ascii="Calibri" w:eastAsia="Times New Roman" w:hAnsi="Calibri" w:cs="Calibri"/>
+          <w:color w:val="000000"/>
+          <w:kern w:val="0"/>
+          <w:sz w:val="28"/>
+          <w:szCs w:val="28"/>
+          <w:lang w:eastAsia="en-IN"/>
+          <w14:ligatures w14:val="none"/>
+        </w:rPr>
+        <w:t>ty_student</w:t>
+      </w:r>
+      <w:proofErr w:type="spellEnd"/>
+      <w:r>
+        <w:rPr>
+          <w:rFonts w:ascii="Calibri" w:eastAsia="Times New Roman" w:hAnsi="Calibri" w:cs="Calibri"/>
+          <w:color w:val="000000"/>
+          <w:kern w:val="0"/>
+          <w:sz w:val="28"/>
+          <w:szCs w:val="28"/>
+          <w:lang w:eastAsia="en-IN"/>
+          <w14:ligatures w14:val="none"/>
+        </w:rPr>
+        <w:t>.</w:t>
       </w:r>
       <w:r>
         <w:rPr>
@@ -4024,6 +4706,486 @@
           <w:lang w:eastAsia="en-IN"/>
           <w14:ligatures w14:val="none"/>
         </w:rPr>
+        <w:t>"Internal table</w:t>
+      </w:r>
+      <w:r>
+        <w:rPr>
+          <w:rFonts w:ascii="Calibri" w:eastAsia="Times New Roman" w:hAnsi="Calibri" w:cs="Calibri"/>
+          <w:color w:val="000000"/>
+          <w:kern w:val="0"/>
+          <w:sz w:val="28"/>
+          <w:szCs w:val="28"/>
+          <w:lang w:eastAsia="en-IN"/>
+          <w14:ligatures w14:val="none"/>
+        </w:rPr>
+        <w:t>.</w:t>
+      </w:r>
+    </w:p>
+    <w:p>
+      <w:pPr>
+        <w:pStyle w:val="ListParagraph"/>
+        <w:spacing w:after="0" w:line="240" w:lineRule="auto"/>
+        <w:ind w:left="744"/>
+        <w:rPr>
+          <w:rFonts w:ascii="Calibri" w:eastAsia="Times New Roman" w:hAnsi="Calibri" w:cs="Calibri"/>
+          <w:color w:val="000000"/>
+          <w:kern w:val="0"/>
+          <w:sz w:val="28"/>
+          <w:szCs w:val="28"/>
+          <w:lang w:eastAsia="en-IN"/>
+          <w14:ligatures w14:val="none"/>
+        </w:rPr>
+      </w:pPr>
+    </w:p>
+    <w:p>
+      <w:pPr>
+        <w:pStyle w:val="ListParagraph"/>
+        <w:numPr>
+          <w:ilvl w:val="0"/>
+          <w:numId w:val="5"/>
+        </w:numPr>
+        <w:spacing w:after="0" w:line="240" w:lineRule="auto"/>
+        <w:rPr>
+          <w:rFonts w:ascii="Calibri" w:eastAsia="Times New Roman" w:hAnsi="Calibri" w:cs="Calibri"/>
+          <w:color w:val="000000"/>
+          <w:kern w:val="0"/>
+          <w:sz w:val="28"/>
+          <w:szCs w:val="28"/>
+          <w:lang w:eastAsia="en-IN"/>
+          <w14:ligatures w14:val="none"/>
+        </w:rPr>
+      </w:pPr>
+      <w:r>
+        <w:rPr>
+          <w:rFonts w:ascii="Calibri" w:eastAsia="Times New Roman" w:hAnsi="Calibri" w:cs="Calibri"/>
+          <w:color w:val="000000"/>
+          <w:kern w:val="0"/>
+          <w:sz w:val="28"/>
+          <w:szCs w:val="28"/>
+          <w:lang w:eastAsia="en-IN"/>
+          <w14:ligatures w14:val="none"/>
+        </w:rPr>
+        <w:t>Filling Internal Table using Work Area</w:t>
+      </w:r>
+      <w:r>
+        <w:rPr>
+          <w:rFonts w:ascii="Calibri" w:eastAsia="Times New Roman" w:hAnsi="Calibri" w:cs="Calibri"/>
+          <w:color w:val="000000"/>
+          <w:kern w:val="0"/>
+          <w:sz w:val="28"/>
+          <w:szCs w:val="28"/>
+          <w:lang w:eastAsia="en-IN"/>
+          <w14:ligatures w14:val="none"/>
+        </w:rPr>
+        <w:t>:</w:t>
+      </w:r>
+    </w:p>
+    <w:p>
+      <w:pPr>
+        <w:pStyle w:val="ListParagraph"/>
+        <w:numPr>
+          <w:ilvl w:val="0"/>
+          <w:numId w:val="5"/>
+        </w:numPr>
+        <w:spacing w:after="0" w:line="240" w:lineRule="auto"/>
+        <w:rPr>
+          <w:rFonts w:ascii="Calibri" w:eastAsia="Times New Roman" w:hAnsi="Calibri" w:cs="Calibri"/>
+          <w:color w:val="000000"/>
+          <w:kern w:val="0"/>
+          <w:sz w:val="28"/>
+          <w:szCs w:val="28"/>
+          <w:lang w:eastAsia="en-IN"/>
+          <w14:ligatures w14:val="none"/>
+        </w:rPr>
+      </w:pPr>
+      <w:proofErr w:type="spellStart"/>
+      <w:r>
+        <w:rPr>
+          <w:rFonts w:ascii="Calibri" w:eastAsia="Times New Roman" w:hAnsi="Calibri" w:cs="Calibri"/>
+          <w:color w:val="000000"/>
+          <w:kern w:val="0"/>
+          <w:sz w:val="28"/>
+          <w:szCs w:val="28"/>
+          <w:lang w:eastAsia="en-IN"/>
+          <w14:ligatures w14:val="none"/>
+        </w:rPr>
+        <w:t>wa_student</w:t>
+      </w:r>
+      <w:proofErr w:type="spellEnd"/>
+      <w:r>
+        <w:rPr>
+          <w:rFonts w:ascii="Calibri" w:eastAsia="Times New Roman" w:hAnsi="Calibri" w:cs="Calibri"/>
+          <w:color w:val="000000"/>
+          <w:kern w:val="0"/>
+          <w:sz w:val="28"/>
+          <w:szCs w:val="28"/>
+          <w:lang w:eastAsia="en-IN"/>
+          <w14:ligatures w14:val="none"/>
+        </w:rPr>
+        <w:t>-id = 1.</w:t>
+      </w:r>
+    </w:p>
+    <w:p>
+      <w:pPr>
+        <w:pStyle w:val="ListParagraph"/>
+        <w:numPr>
+          <w:ilvl w:val="0"/>
+          <w:numId w:val="5"/>
+        </w:numPr>
+        <w:spacing w:after="0" w:line="240" w:lineRule="auto"/>
+        <w:rPr>
+          <w:rFonts w:ascii="Calibri" w:eastAsia="Times New Roman" w:hAnsi="Calibri" w:cs="Calibri"/>
+          <w:color w:val="000000"/>
+          <w:kern w:val="0"/>
+          <w:sz w:val="28"/>
+          <w:szCs w:val="28"/>
+          <w:lang w:eastAsia="en-IN"/>
+          <w14:ligatures w14:val="none"/>
+        </w:rPr>
+      </w:pPr>
+      <w:proofErr w:type="spellStart"/>
+      <w:r>
+        <w:rPr>
+          <w:rFonts w:ascii="Calibri" w:eastAsia="Times New Roman" w:hAnsi="Calibri" w:cs="Calibri"/>
+          <w:color w:val="000000"/>
+          <w:kern w:val="0"/>
+          <w:sz w:val="28"/>
+          <w:szCs w:val="28"/>
+          <w:lang w:eastAsia="en-IN"/>
+          <w14:ligatures w14:val="none"/>
+        </w:rPr>
+        <w:t>wa_student</w:t>
+      </w:r>
+      <w:proofErr w:type="spellEnd"/>
+      <w:r>
+        <w:rPr>
+          <w:rFonts w:ascii="Calibri" w:eastAsia="Times New Roman" w:hAnsi="Calibri" w:cs="Calibri"/>
+          <w:color w:val="000000"/>
+          <w:kern w:val="0"/>
+          <w:sz w:val="28"/>
+          <w:szCs w:val="28"/>
+          <w:lang w:eastAsia="en-IN"/>
+          <w14:ligatures w14:val="none"/>
+        </w:rPr>
+        <w:t>-name = 'Rahul'.</w:t>
+      </w:r>
+    </w:p>
+    <w:p>
+      <w:pPr>
+        <w:pStyle w:val="ListParagraph"/>
+        <w:numPr>
+          <w:ilvl w:val="0"/>
+          <w:numId w:val="5"/>
+        </w:numPr>
+        <w:spacing w:after="0" w:line="240" w:lineRule="auto"/>
+        <w:rPr>
+          <w:rFonts w:ascii="Calibri" w:eastAsia="Times New Roman" w:hAnsi="Calibri" w:cs="Calibri"/>
+          <w:color w:val="000000"/>
+          <w:kern w:val="0"/>
+          <w:sz w:val="28"/>
+          <w:szCs w:val="28"/>
+          <w:lang w:eastAsia="en-IN"/>
+          <w14:ligatures w14:val="none"/>
+        </w:rPr>
+      </w:pPr>
+      <w:r>
+        <w:rPr>
+          <w:rFonts w:ascii="Calibri" w:eastAsia="Times New Roman" w:hAnsi="Calibri" w:cs="Calibri"/>
+          <w:color w:val="000000"/>
+          <w:kern w:val="0"/>
+          <w:sz w:val="28"/>
+          <w:szCs w:val="28"/>
+          <w:lang w:eastAsia="en-IN"/>
+          <w14:ligatures w14:val="none"/>
+        </w:rPr>
+        <w:t xml:space="preserve">APPEND </w:t>
+      </w:r>
+      <w:proofErr w:type="spellStart"/>
+      <w:r>
+        <w:rPr>
+          <w:rFonts w:ascii="Calibri" w:eastAsia="Times New Roman" w:hAnsi="Calibri" w:cs="Calibri"/>
+          <w:color w:val="000000"/>
+          <w:kern w:val="0"/>
+          <w:sz w:val="28"/>
+          <w:szCs w:val="28"/>
+          <w:lang w:eastAsia="en-IN"/>
+          <w14:ligatures w14:val="none"/>
+        </w:rPr>
+        <w:t>wa_student</w:t>
+      </w:r>
+      <w:proofErr w:type="spellEnd"/>
+      <w:r>
+        <w:rPr>
+          <w:rFonts w:ascii="Calibri" w:eastAsia="Times New Roman" w:hAnsi="Calibri" w:cs="Calibri"/>
+          <w:color w:val="000000"/>
+          <w:kern w:val="0"/>
+          <w:sz w:val="28"/>
+          <w:szCs w:val="28"/>
+          <w:lang w:eastAsia="en-IN"/>
+          <w14:ligatures w14:val="none"/>
+        </w:rPr>
+        <w:t xml:space="preserve"> TO </w:t>
+      </w:r>
+      <w:proofErr w:type="spellStart"/>
+      <w:r>
+        <w:rPr>
+          <w:rFonts w:ascii="Calibri" w:eastAsia="Times New Roman" w:hAnsi="Calibri" w:cs="Calibri"/>
+          <w:color w:val="000000"/>
+          <w:kern w:val="0"/>
+          <w:sz w:val="28"/>
+          <w:szCs w:val="28"/>
+          <w:lang w:eastAsia="en-IN"/>
+          <w14:ligatures w14:val="none"/>
+        </w:rPr>
+        <w:t>it_student</w:t>
+      </w:r>
+      <w:proofErr w:type="spellEnd"/>
+      <w:r>
+        <w:rPr>
+          <w:rFonts w:ascii="Calibri" w:eastAsia="Times New Roman" w:hAnsi="Calibri" w:cs="Calibri"/>
+          <w:color w:val="000000"/>
+          <w:kern w:val="0"/>
+          <w:sz w:val="28"/>
+          <w:szCs w:val="28"/>
+          <w:lang w:eastAsia="en-IN"/>
+          <w14:ligatures w14:val="none"/>
+        </w:rPr>
+        <w:t>.</w:t>
+      </w:r>
+    </w:p>
+    <w:p>
+      <w:pPr>
+        <w:spacing w:after="0" w:line="240" w:lineRule="auto"/>
+        <w:ind w:left="360"/>
+        <w:rPr>
+          <w:rFonts w:ascii="Calibri" w:eastAsia="Times New Roman" w:hAnsi="Calibri" w:cs="Calibri"/>
+          <w:color w:val="000000"/>
+          <w:kern w:val="0"/>
+          <w:sz w:val="28"/>
+          <w:szCs w:val="28"/>
+          <w:lang w:eastAsia="en-IN"/>
+          <w14:ligatures w14:val="none"/>
+        </w:rPr>
+      </w:pPr>
+    </w:p>
+    <w:p>
+      <w:pPr>
+        <w:pStyle w:val="ListParagraph"/>
+        <w:numPr>
+          <w:ilvl w:val="0"/>
+          <w:numId w:val="5"/>
+        </w:numPr>
+        <w:spacing w:after="0" w:line="240" w:lineRule="auto"/>
+        <w:rPr>
+          <w:rFonts w:ascii="Calibri" w:eastAsia="Times New Roman" w:hAnsi="Calibri" w:cs="Calibri"/>
+          <w:color w:val="000000"/>
+          <w:kern w:val="0"/>
+          <w:sz w:val="28"/>
+          <w:szCs w:val="28"/>
+          <w:lang w:eastAsia="en-IN"/>
+          <w14:ligatures w14:val="none"/>
+        </w:rPr>
+      </w:pPr>
+      <w:proofErr w:type="spellStart"/>
+      <w:r>
+        <w:rPr>
+          <w:rFonts w:ascii="Calibri" w:eastAsia="Times New Roman" w:hAnsi="Calibri" w:cs="Calibri"/>
+          <w:color w:val="000000"/>
+          <w:kern w:val="0"/>
+          <w:sz w:val="28"/>
+          <w:szCs w:val="28"/>
+          <w:lang w:eastAsia="en-IN"/>
+          <w14:ligatures w14:val="none"/>
+        </w:rPr>
+        <w:lastRenderedPageBreak/>
+        <w:t>wa_student</w:t>
+      </w:r>
+      <w:proofErr w:type="spellEnd"/>
+      <w:r>
+        <w:rPr>
+          <w:rFonts w:ascii="Calibri" w:eastAsia="Times New Roman" w:hAnsi="Calibri" w:cs="Calibri"/>
+          <w:color w:val="000000"/>
+          <w:kern w:val="0"/>
+          <w:sz w:val="28"/>
+          <w:szCs w:val="28"/>
+          <w:lang w:eastAsia="en-IN"/>
+          <w14:ligatures w14:val="none"/>
+        </w:rPr>
+        <w:t>-id = 2.</w:t>
+      </w:r>
+    </w:p>
+    <w:p>
+      <w:pPr>
+        <w:pStyle w:val="ListParagraph"/>
+        <w:numPr>
+          <w:ilvl w:val="0"/>
+          <w:numId w:val="5"/>
+        </w:numPr>
+        <w:spacing w:after="0" w:line="240" w:lineRule="auto"/>
+        <w:rPr>
+          <w:rFonts w:ascii="Calibri" w:eastAsia="Times New Roman" w:hAnsi="Calibri" w:cs="Calibri"/>
+          <w:color w:val="000000"/>
+          <w:kern w:val="0"/>
+          <w:sz w:val="28"/>
+          <w:szCs w:val="28"/>
+          <w:lang w:eastAsia="en-IN"/>
+          <w14:ligatures w14:val="none"/>
+        </w:rPr>
+      </w:pPr>
+      <w:proofErr w:type="spellStart"/>
+      <w:r>
+        <w:rPr>
+          <w:rFonts w:ascii="Calibri" w:eastAsia="Times New Roman" w:hAnsi="Calibri" w:cs="Calibri"/>
+          <w:color w:val="000000"/>
+          <w:kern w:val="0"/>
+          <w:sz w:val="28"/>
+          <w:szCs w:val="28"/>
+          <w:lang w:eastAsia="en-IN"/>
+          <w14:ligatures w14:val="none"/>
+        </w:rPr>
+        <w:t>wa_student</w:t>
+      </w:r>
+      <w:proofErr w:type="spellEnd"/>
+      <w:r>
+        <w:rPr>
+          <w:rFonts w:ascii="Calibri" w:eastAsia="Times New Roman" w:hAnsi="Calibri" w:cs="Calibri"/>
+          <w:color w:val="000000"/>
+          <w:kern w:val="0"/>
+          <w:sz w:val="28"/>
+          <w:szCs w:val="28"/>
+          <w:lang w:eastAsia="en-IN"/>
+          <w14:ligatures w14:val="none"/>
+        </w:rPr>
+        <w:t>-name = 'Anita'.</w:t>
+      </w:r>
+    </w:p>
+    <w:p>
+      <w:pPr>
+        <w:pStyle w:val="ListParagraph"/>
+        <w:numPr>
+          <w:ilvl w:val="0"/>
+          <w:numId w:val="5"/>
+        </w:numPr>
+        <w:spacing w:after="0" w:line="240" w:lineRule="auto"/>
+        <w:rPr>
+          <w:rFonts w:ascii="Calibri" w:eastAsia="Times New Roman" w:hAnsi="Calibri" w:cs="Calibri"/>
+          <w:color w:val="000000"/>
+          <w:kern w:val="0"/>
+          <w:sz w:val="28"/>
+          <w:szCs w:val="28"/>
+          <w:lang w:eastAsia="en-IN"/>
+          <w14:ligatures w14:val="none"/>
+        </w:rPr>
+      </w:pPr>
+      <w:r>
+        <w:rPr>
+          <w:rFonts w:ascii="Calibri" w:eastAsia="Times New Roman" w:hAnsi="Calibri" w:cs="Calibri"/>
+          <w:color w:val="000000"/>
+          <w:kern w:val="0"/>
+          <w:sz w:val="28"/>
+          <w:szCs w:val="28"/>
+          <w:lang w:eastAsia="en-IN"/>
+          <w14:ligatures w14:val="none"/>
+        </w:rPr>
+        <w:t xml:space="preserve">APPEND </w:t>
+      </w:r>
+      <w:proofErr w:type="spellStart"/>
+      <w:r>
+        <w:rPr>
+          <w:rFonts w:ascii="Calibri" w:eastAsia="Times New Roman" w:hAnsi="Calibri" w:cs="Calibri"/>
+          <w:color w:val="000000"/>
+          <w:kern w:val="0"/>
+          <w:sz w:val="28"/>
+          <w:szCs w:val="28"/>
+          <w:lang w:eastAsia="en-IN"/>
+          <w14:ligatures w14:val="none"/>
+        </w:rPr>
+        <w:t>wa_student</w:t>
+      </w:r>
+      <w:proofErr w:type="spellEnd"/>
+      <w:r>
+        <w:rPr>
+          <w:rFonts w:ascii="Calibri" w:eastAsia="Times New Roman" w:hAnsi="Calibri" w:cs="Calibri"/>
+          <w:color w:val="000000"/>
+          <w:kern w:val="0"/>
+          <w:sz w:val="28"/>
+          <w:szCs w:val="28"/>
+          <w:lang w:eastAsia="en-IN"/>
+          <w14:ligatures w14:val="none"/>
+        </w:rPr>
+        <w:t xml:space="preserve"> TO </w:t>
+      </w:r>
+      <w:proofErr w:type="spellStart"/>
+      <w:r>
+        <w:rPr>
+          <w:rFonts w:ascii="Calibri" w:eastAsia="Times New Roman" w:hAnsi="Calibri" w:cs="Calibri"/>
+          <w:color w:val="000000"/>
+          <w:kern w:val="0"/>
+          <w:sz w:val="28"/>
+          <w:szCs w:val="28"/>
+          <w:lang w:eastAsia="en-IN"/>
+          <w14:ligatures w14:val="none"/>
+        </w:rPr>
+        <w:t>it_student</w:t>
+      </w:r>
+      <w:proofErr w:type="spellEnd"/>
+      <w:r>
+        <w:rPr>
+          <w:rFonts w:ascii="Calibri" w:eastAsia="Times New Roman" w:hAnsi="Calibri" w:cs="Calibri"/>
+          <w:color w:val="000000"/>
+          <w:kern w:val="0"/>
+          <w:sz w:val="28"/>
+          <w:szCs w:val="28"/>
+          <w:lang w:eastAsia="en-IN"/>
+          <w14:ligatures w14:val="none"/>
+        </w:rPr>
+        <w:t>.</w:t>
+      </w:r>
+    </w:p>
+    <w:p>
+      <w:pPr>
+        <w:pStyle w:val="ListParagraph"/>
+        <w:spacing w:after="0" w:line="240" w:lineRule="auto"/>
+        <w:ind w:left="744"/>
+        <w:rPr>
+          <w:rFonts w:ascii="Calibri" w:eastAsia="Times New Roman" w:hAnsi="Calibri" w:cs="Calibri"/>
+          <w:color w:val="000000"/>
+          <w:kern w:val="0"/>
+          <w:sz w:val="28"/>
+          <w:szCs w:val="28"/>
+          <w:lang w:eastAsia="en-IN"/>
+          <w14:ligatures w14:val="none"/>
+        </w:rPr>
+      </w:pPr>
+    </w:p>
+    <w:p>
+      <w:pPr>
+        <w:pStyle w:val="ListParagraph"/>
+        <w:numPr>
+          <w:ilvl w:val="0"/>
+          <w:numId w:val="5"/>
+        </w:numPr>
+        <w:spacing w:after="0" w:line="240" w:lineRule="auto"/>
+        <w:rPr>
+          <w:rFonts w:ascii="Calibri" w:eastAsia="Times New Roman" w:hAnsi="Calibri" w:cs="Calibri"/>
+          <w:color w:val="000000"/>
+          <w:kern w:val="0"/>
+          <w:sz w:val="28"/>
+          <w:szCs w:val="28"/>
+          <w:lang w:eastAsia="en-IN"/>
+          <w14:ligatures w14:val="none"/>
+        </w:rPr>
+      </w:pPr>
+      <w:r>
+        <w:rPr>
+          <w:rFonts w:ascii="Calibri" w:eastAsia="Times New Roman" w:hAnsi="Calibri" w:cs="Calibri"/>
+          <w:color w:val="000000"/>
+          <w:kern w:val="0"/>
+          <w:sz w:val="28"/>
+          <w:szCs w:val="28"/>
+          <w:lang w:eastAsia="en-IN"/>
+          <w14:ligatures w14:val="none"/>
+        </w:rPr>
         <w:t xml:space="preserve"> </w:t>
       </w:r>
       <w:r>
@@ -4036,8 +5198,117 @@
           <w:lang w:eastAsia="en-IN"/>
           <w14:ligatures w14:val="none"/>
         </w:rPr>
-        <w:t>"Internal table</w:t>
-      </w:r>
+        <w:t xml:space="preserve">Reading Internal Table </w:t>
+      </w:r>
+      <w:proofErr w:type="gramStart"/>
+      <w:r>
+        <w:rPr>
+          <w:rFonts w:ascii="Calibri" w:eastAsia="Times New Roman" w:hAnsi="Calibri" w:cs="Calibri"/>
+          <w:color w:val="000000"/>
+          <w:kern w:val="0"/>
+          <w:sz w:val="28"/>
+          <w:szCs w:val="28"/>
+          <w:lang w:eastAsia="en-IN"/>
+          <w14:ligatures w14:val="none"/>
+        </w:rPr>
+        <w:t>using</w:t>
+      </w:r>
+      <w:proofErr w:type="gramEnd"/>
+      <w:r>
+        <w:rPr>
+          <w:rFonts w:ascii="Calibri" w:eastAsia="Times New Roman" w:hAnsi="Calibri" w:cs="Calibri"/>
+          <w:color w:val="000000"/>
+          <w:kern w:val="0"/>
+          <w:sz w:val="28"/>
+          <w:szCs w:val="28"/>
+          <w:lang w:eastAsia="en-IN"/>
+          <w14:ligatures w14:val="none"/>
+        </w:rPr>
+        <w:t xml:space="preserve"> Work Area</w:t>
+      </w:r>
+      <w:r>
+        <w:rPr>
+          <w:rFonts w:ascii="Calibri" w:eastAsia="Times New Roman" w:hAnsi="Calibri" w:cs="Calibri"/>
+          <w:color w:val="000000"/>
+          <w:kern w:val="0"/>
+          <w:sz w:val="28"/>
+          <w:szCs w:val="28"/>
+          <w:lang w:eastAsia="en-IN"/>
+          <w14:ligatures w14:val="none"/>
+        </w:rPr>
+        <w:t>:</w:t>
+      </w:r>
+    </w:p>
+    <w:p>
+      <w:pPr>
+        <w:pStyle w:val="ListParagraph"/>
+        <w:numPr>
+          <w:ilvl w:val="0"/>
+          <w:numId w:val="5"/>
+        </w:numPr>
+        <w:spacing w:after="0" w:line="240" w:lineRule="auto"/>
+        <w:rPr>
+          <w:rFonts w:ascii="Calibri" w:eastAsia="Times New Roman" w:hAnsi="Calibri" w:cs="Calibri"/>
+          <w:color w:val="000000"/>
+          <w:kern w:val="0"/>
+          <w:sz w:val="28"/>
+          <w:szCs w:val="28"/>
+          <w:lang w:eastAsia="en-IN"/>
+          <w14:ligatures w14:val="none"/>
+        </w:rPr>
+      </w:pPr>
+      <w:r>
+        <w:rPr>
+          <w:rFonts w:ascii="Calibri" w:eastAsia="Times New Roman" w:hAnsi="Calibri" w:cs="Calibri"/>
+          <w:color w:val="000000"/>
+          <w:kern w:val="0"/>
+          <w:sz w:val="28"/>
+          <w:szCs w:val="28"/>
+          <w:lang w:eastAsia="en-IN"/>
+          <w14:ligatures w14:val="none"/>
+        </w:rPr>
+        <w:t xml:space="preserve">LOOP AT </w:t>
+      </w:r>
+      <w:proofErr w:type="spellStart"/>
+      <w:r>
+        <w:rPr>
+          <w:rFonts w:ascii="Calibri" w:eastAsia="Times New Roman" w:hAnsi="Calibri" w:cs="Calibri"/>
+          <w:color w:val="000000"/>
+          <w:kern w:val="0"/>
+          <w:sz w:val="28"/>
+          <w:szCs w:val="28"/>
+          <w:lang w:eastAsia="en-IN"/>
+          <w14:ligatures w14:val="none"/>
+        </w:rPr>
+        <w:t>it_student</w:t>
+      </w:r>
+      <w:proofErr w:type="spellEnd"/>
+      <w:r>
+        <w:rPr>
+          <w:rFonts w:ascii="Calibri" w:eastAsia="Times New Roman" w:hAnsi="Calibri" w:cs="Calibri"/>
+          <w:color w:val="000000"/>
+          <w:kern w:val="0"/>
+          <w:sz w:val="28"/>
+          <w:szCs w:val="28"/>
+          <w:lang w:eastAsia="en-IN"/>
+          <w14:ligatures w14:val="none"/>
+        </w:rPr>
+        <w:t xml:space="preserve"> INTO </w:t>
+      </w:r>
+      <w:proofErr w:type="spellStart"/>
+      <w:r>
+        <w:rPr>
+          <w:rFonts w:ascii="Calibri" w:eastAsia="Times New Roman" w:hAnsi="Calibri" w:cs="Calibri"/>
+          <w:color w:val="000000"/>
+          <w:kern w:val="0"/>
+          <w:sz w:val="28"/>
+          <w:szCs w:val="28"/>
+          <w:lang w:eastAsia="en-IN"/>
+          <w14:ligatures w14:val="none"/>
+        </w:rPr>
+        <w:t>wa_student</w:t>
+      </w:r>
+      <w:proofErr w:type="spellEnd"/>
       <w:r>
         <w:rPr>
           <w:rFonts w:ascii="Calibri" w:eastAsia="Times New Roman" w:hAnsi="Calibri" w:cs="Calibri"/>
@@ -4054,395 +5325,84 @@
     <w:p>
       <w:pPr>
         <w:pStyle w:val="ListParagraph"/>
-        <w:spacing w:after="0" w:line="240" w:lineRule="auto"/>
-        <w:ind w:left="744"/>
-        <w:rPr>
-          <w:rFonts w:ascii="Calibri" w:eastAsia="Times New Roman" w:hAnsi="Calibri" w:cs="Calibri"/>
-          <w:color w:val="000000"/>
-          <w:kern w:val="0"/>
-          <w:sz w:val="28"/>
-          <w:szCs w:val="28"/>
-          <w:lang w:eastAsia="en-IN"/>
-          <w14:ligatures w14:val="none"/>
-        </w:rPr>
-      </w:pPr>
-    </w:p>
-    <w:p>
-      <w:pPr>
-        <w:pStyle w:val="ListParagraph"/>
-        <w:numPr>
-          <w:ilvl w:val="0"/>
-          <w:numId w:val="5"/>
-        </w:numPr>
-        <w:spacing w:after="0" w:line="240" w:lineRule="auto"/>
-        <w:rPr>
-          <w:rFonts w:ascii="Calibri" w:eastAsia="Times New Roman" w:hAnsi="Calibri" w:cs="Calibri"/>
-          <w:color w:val="000000"/>
-          <w:kern w:val="0"/>
-          <w:sz w:val="28"/>
-          <w:szCs w:val="28"/>
-          <w:lang w:eastAsia="en-IN"/>
-          <w14:ligatures w14:val="none"/>
-        </w:rPr>
-      </w:pPr>
-      <w:r>
-        <w:rPr>
-          <w:rFonts w:ascii="Calibri" w:eastAsia="Times New Roman" w:hAnsi="Calibri" w:cs="Calibri"/>
-          <w:color w:val="000000"/>
-          <w:kern w:val="0"/>
-          <w:sz w:val="28"/>
-          <w:szCs w:val="28"/>
-          <w:lang w:eastAsia="en-IN"/>
-          <w14:ligatures w14:val="none"/>
-        </w:rPr>
-        <w:t>Filling Internal Table using Work Area</w:t>
-      </w:r>
-      <w:r>
-        <w:rPr>
-          <w:rFonts w:ascii="Calibri" w:eastAsia="Times New Roman" w:hAnsi="Calibri" w:cs="Calibri"/>
-          <w:color w:val="000000"/>
-          <w:kern w:val="0"/>
-          <w:sz w:val="28"/>
-          <w:szCs w:val="28"/>
-          <w:lang w:eastAsia="en-IN"/>
-          <w14:ligatures w14:val="none"/>
-        </w:rPr>
-        <w:t>:</w:t>
-      </w:r>
-    </w:p>
-    <w:p>
-      <w:pPr>
-        <w:pStyle w:val="ListParagraph"/>
-        <w:numPr>
-          <w:ilvl w:val="0"/>
-          <w:numId w:val="5"/>
-        </w:numPr>
-        <w:spacing w:after="0" w:line="240" w:lineRule="auto"/>
-        <w:rPr>
-          <w:rFonts w:ascii="Calibri" w:eastAsia="Times New Roman" w:hAnsi="Calibri" w:cs="Calibri"/>
-          <w:color w:val="000000"/>
-          <w:kern w:val="0"/>
-          <w:sz w:val="28"/>
-          <w:szCs w:val="28"/>
-          <w:lang w:eastAsia="en-IN"/>
-          <w14:ligatures w14:val="none"/>
-        </w:rPr>
-      </w:pPr>
-      <w:r>
-        <w:rPr>
-          <w:rFonts w:ascii="Calibri" w:eastAsia="Times New Roman" w:hAnsi="Calibri" w:cs="Calibri"/>
-          <w:color w:val="000000"/>
-          <w:kern w:val="0"/>
-          <w:sz w:val="28"/>
-          <w:szCs w:val="28"/>
-          <w:lang w:eastAsia="en-IN"/>
-          <w14:ligatures w14:val="none"/>
-        </w:rPr>
-        <w:t>wa_student-id = 1.</w:t>
-      </w:r>
-    </w:p>
-    <w:p>
-      <w:pPr>
-        <w:pStyle w:val="ListParagraph"/>
-        <w:numPr>
-          <w:ilvl w:val="0"/>
-          <w:numId w:val="5"/>
-        </w:numPr>
-        <w:spacing w:after="0" w:line="240" w:lineRule="auto"/>
-        <w:rPr>
-          <w:rFonts w:ascii="Calibri" w:eastAsia="Times New Roman" w:hAnsi="Calibri" w:cs="Calibri"/>
-          <w:color w:val="000000"/>
-          <w:kern w:val="0"/>
-          <w:sz w:val="28"/>
-          <w:szCs w:val="28"/>
-          <w:lang w:eastAsia="en-IN"/>
-          <w14:ligatures w14:val="none"/>
-        </w:rPr>
-      </w:pPr>
-      <w:r>
-        <w:rPr>
-          <w:rFonts w:ascii="Calibri" w:eastAsia="Times New Roman" w:hAnsi="Calibri" w:cs="Calibri"/>
-          <w:color w:val="000000"/>
-          <w:kern w:val="0"/>
-          <w:sz w:val="28"/>
-          <w:szCs w:val="28"/>
-          <w:lang w:eastAsia="en-IN"/>
-          <w14:ligatures w14:val="none"/>
-        </w:rPr>
-        <w:t>wa_student-name = 'Rahul'.</w:t>
-      </w:r>
-    </w:p>
-    <w:p>
-      <w:pPr>
-        <w:pStyle w:val="ListParagraph"/>
-        <w:numPr>
-          <w:ilvl w:val="0"/>
-          <w:numId w:val="5"/>
-        </w:numPr>
-        <w:spacing w:after="0" w:line="240" w:lineRule="auto"/>
-        <w:rPr>
-          <w:rFonts w:ascii="Calibri" w:eastAsia="Times New Roman" w:hAnsi="Calibri" w:cs="Calibri"/>
-          <w:color w:val="000000"/>
-          <w:kern w:val="0"/>
-          <w:sz w:val="28"/>
-          <w:szCs w:val="28"/>
-          <w:lang w:eastAsia="en-IN"/>
-          <w14:ligatures w14:val="none"/>
-        </w:rPr>
-      </w:pPr>
-      <w:r>
-        <w:rPr>
-          <w:rFonts w:ascii="Calibri" w:eastAsia="Times New Roman" w:hAnsi="Calibri" w:cs="Calibri"/>
-          <w:color w:val="000000"/>
-          <w:kern w:val="0"/>
-          <w:sz w:val="28"/>
-          <w:szCs w:val="28"/>
-          <w:lang w:eastAsia="en-IN"/>
-          <w14:ligatures w14:val="none"/>
-        </w:rPr>
-        <w:t>APPEND wa_student TO it_student.</w:t>
-      </w:r>
-    </w:p>
-    <w:p>
-      <w:pPr>
-        <w:spacing w:after="0" w:line="240" w:lineRule="auto"/>
-        <w:ind w:left="360"/>
-        <w:rPr>
-          <w:rFonts w:ascii="Calibri" w:eastAsia="Times New Roman" w:hAnsi="Calibri" w:cs="Calibri"/>
-          <w:color w:val="000000"/>
-          <w:kern w:val="0"/>
-          <w:sz w:val="28"/>
-          <w:szCs w:val="28"/>
-          <w:lang w:eastAsia="en-IN"/>
-          <w14:ligatures w14:val="none"/>
-        </w:rPr>
-      </w:pPr>
-    </w:p>
-    <w:p>
-      <w:pPr>
-        <w:pStyle w:val="ListParagraph"/>
-        <w:numPr>
-          <w:ilvl w:val="0"/>
-          <w:numId w:val="5"/>
-        </w:numPr>
-        <w:spacing w:after="0" w:line="240" w:lineRule="auto"/>
-        <w:rPr>
-          <w:rFonts w:ascii="Calibri" w:eastAsia="Times New Roman" w:hAnsi="Calibri" w:cs="Calibri"/>
-          <w:color w:val="000000"/>
-          <w:kern w:val="0"/>
-          <w:sz w:val="28"/>
-          <w:szCs w:val="28"/>
-          <w:lang w:eastAsia="en-IN"/>
-          <w14:ligatures w14:val="none"/>
-        </w:rPr>
-      </w:pPr>
-      <w:r>
-        <w:rPr>
-          <w:rFonts w:ascii="Calibri" w:eastAsia="Times New Roman" w:hAnsi="Calibri" w:cs="Calibri"/>
-          <w:color w:val="000000"/>
-          <w:kern w:val="0"/>
-          <w:sz w:val="28"/>
-          <w:szCs w:val="28"/>
-          <w:lang w:eastAsia="en-IN"/>
-          <w14:ligatures w14:val="none"/>
-        </w:rPr>
-        <w:t>wa_student-id = 2.</w:t>
-      </w:r>
-    </w:p>
-    <w:p>
-      <w:pPr>
-        <w:pStyle w:val="ListParagraph"/>
-        <w:numPr>
-          <w:ilvl w:val="0"/>
-          <w:numId w:val="5"/>
-        </w:numPr>
-        <w:spacing w:after="0" w:line="240" w:lineRule="auto"/>
-        <w:rPr>
-          <w:rFonts w:ascii="Calibri" w:eastAsia="Times New Roman" w:hAnsi="Calibri" w:cs="Calibri"/>
-          <w:color w:val="000000"/>
-          <w:kern w:val="0"/>
-          <w:sz w:val="28"/>
-          <w:szCs w:val="28"/>
-          <w:lang w:eastAsia="en-IN"/>
-          <w14:ligatures w14:val="none"/>
-        </w:rPr>
-      </w:pPr>
-      <w:r>
-        <w:rPr>
-          <w:rFonts w:ascii="Calibri" w:eastAsia="Times New Roman" w:hAnsi="Calibri" w:cs="Calibri"/>
-          <w:color w:val="000000"/>
-          <w:kern w:val="0"/>
-          <w:sz w:val="28"/>
-          <w:szCs w:val="28"/>
-          <w:lang w:eastAsia="en-IN"/>
-          <w14:ligatures w14:val="none"/>
-        </w:rPr>
-        <w:t>wa_student-name = 'Anita'.</w:t>
-      </w:r>
-    </w:p>
-    <w:p>
-      <w:pPr>
-        <w:pStyle w:val="ListParagraph"/>
-        <w:numPr>
-          <w:ilvl w:val="0"/>
-          <w:numId w:val="5"/>
-        </w:numPr>
-        <w:spacing w:after="0" w:line="240" w:lineRule="auto"/>
-        <w:rPr>
-          <w:rFonts w:ascii="Calibri" w:eastAsia="Times New Roman" w:hAnsi="Calibri" w:cs="Calibri"/>
-          <w:color w:val="000000"/>
-          <w:kern w:val="0"/>
-          <w:sz w:val="28"/>
-          <w:szCs w:val="28"/>
-          <w:lang w:eastAsia="en-IN"/>
-          <w14:ligatures w14:val="none"/>
-        </w:rPr>
-      </w:pPr>
-      <w:r>
-        <w:rPr>
-          <w:rFonts w:ascii="Calibri" w:eastAsia="Times New Roman" w:hAnsi="Calibri" w:cs="Calibri"/>
-          <w:color w:val="000000"/>
-          <w:kern w:val="0"/>
-          <w:sz w:val="28"/>
-          <w:szCs w:val="28"/>
-          <w:lang w:eastAsia="en-IN"/>
-          <w14:ligatures w14:val="none"/>
-        </w:rPr>
-        <w:t>APPEND wa_student TO it_student.</w:t>
-      </w:r>
-    </w:p>
-    <w:p>
-      <w:pPr>
-        <w:pStyle w:val="ListParagraph"/>
-        <w:spacing w:after="0" w:line="240" w:lineRule="auto"/>
-        <w:ind w:left="744"/>
-        <w:rPr>
-          <w:rFonts w:ascii="Calibri" w:eastAsia="Times New Roman" w:hAnsi="Calibri" w:cs="Calibri"/>
-          <w:color w:val="000000"/>
-          <w:kern w:val="0"/>
-          <w:sz w:val="28"/>
-          <w:szCs w:val="28"/>
-          <w:lang w:eastAsia="en-IN"/>
-          <w14:ligatures w14:val="none"/>
-        </w:rPr>
-      </w:pPr>
-    </w:p>
-    <w:p>
-      <w:pPr>
-        <w:pStyle w:val="ListParagraph"/>
-        <w:numPr>
-          <w:ilvl w:val="0"/>
-          <w:numId w:val="5"/>
-        </w:numPr>
-        <w:spacing w:after="0" w:line="240" w:lineRule="auto"/>
-        <w:rPr>
-          <w:rFonts w:ascii="Calibri" w:eastAsia="Times New Roman" w:hAnsi="Calibri" w:cs="Calibri"/>
-          <w:color w:val="000000"/>
-          <w:kern w:val="0"/>
-          <w:sz w:val="28"/>
-          <w:szCs w:val="28"/>
-          <w:lang w:eastAsia="en-IN"/>
-          <w14:ligatures w14:val="none"/>
-        </w:rPr>
-      </w:pPr>
-      <w:r>
-        <w:rPr>
-          <w:rFonts w:ascii="Calibri" w:eastAsia="Times New Roman" w:hAnsi="Calibri" w:cs="Calibri"/>
-          <w:color w:val="000000"/>
-          <w:kern w:val="0"/>
-          <w:sz w:val="28"/>
-          <w:szCs w:val="28"/>
-          <w:lang w:eastAsia="en-IN"/>
-          <w14:ligatures w14:val="none"/>
-        </w:rPr>
-        <w:t xml:space="preserve"> </w:t>
-      </w:r>
-      <w:r>
-        <w:rPr>
-          <w:rFonts w:ascii="Calibri" w:eastAsia="Times New Roman" w:hAnsi="Calibri" w:cs="Calibri"/>
-          <w:color w:val="000000"/>
-          <w:kern w:val="0"/>
-          <w:sz w:val="28"/>
-          <w:szCs w:val="28"/>
-          <w:lang w:eastAsia="en-IN"/>
-          <w14:ligatures w14:val="none"/>
-        </w:rPr>
-        <w:t>Reading Internal Table using Work Area</w:t>
-      </w:r>
-      <w:r>
-        <w:rPr>
-          <w:rFonts w:ascii="Calibri" w:eastAsia="Times New Roman" w:hAnsi="Calibri" w:cs="Calibri"/>
-          <w:color w:val="000000"/>
-          <w:kern w:val="0"/>
-          <w:sz w:val="28"/>
-          <w:szCs w:val="28"/>
-          <w:lang w:eastAsia="en-IN"/>
-          <w14:ligatures w14:val="none"/>
-        </w:rPr>
-        <w:t>:</w:t>
-      </w:r>
-    </w:p>
-    <w:p>
-      <w:pPr>
-        <w:pStyle w:val="ListParagraph"/>
-        <w:numPr>
-          <w:ilvl w:val="0"/>
-          <w:numId w:val="5"/>
-        </w:numPr>
-        <w:spacing w:after="0" w:line="240" w:lineRule="auto"/>
-        <w:rPr>
-          <w:rFonts w:ascii="Calibri" w:eastAsia="Times New Roman" w:hAnsi="Calibri" w:cs="Calibri"/>
-          <w:color w:val="000000"/>
-          <w:kern w:val="0"/>
-          <w:sz w:val="28"/>
-          <w:szCs w:val="28"/>
-          <w:lang w:eastAsia="en-IN"/>
-          <w14:ligatures w14:val="none"/>
-        </w:rPr>
-      </w:pPr>
-      <w:r>
-        <w:rPr>
-          <w:rFonts w:ascii="Calibri" w:eastAsia="Times New Roman" w:hAnsi="Calibri" w:cs="Calibri"/>
-          <w:color w:val="000000"/>
-          <w:kern w:val="0"/>
-          <w:sz w:val="28"/>
-          <w:szCs w:val="28"/>
-          <w:lang w:eastAsia="en-IN"/>
-          <w14:ligatures w14:val="none"/>
-        </w:rPr>
-        <w:t>LOOP AT it_student INTO wa_student.</w:t>
-      </w:r>
-    </w:p>
-    <w:p>
-      <w:pPr>
-        <w:pStyle w:val="ListParagraph"/>
-        <w:numPr>
-          <w:ilvl w:val="0"/>
-          <w:numId w:val="5"/>
-        </w:numPr>
-        <w:spacing w:after="0" w:line="240" w:lineRule="auto"/>
-        <w:rPr>
-          <w:rFonts w:ascii="Calibri" w:eastAsia="Times New Roman" w:hAnsi="Calibri" w:cs="Calibri"/>
-          <w:color w:val="000000"/>
-          <w:kern w:val="0"/>
-          <w:sz w:val="28"/>
-          <w:szCs w:val="28"/>
-          <w:lang w:eastAsia="en-IN"/>
-          <w14:ligatures w14:val="none"/>
-        </w:rPr>
-      </w:pPr>
-      <w:r>
-        <w:rPr>
-          <w:rFonts w:ascii="Calibri" w:eastAsia="Times New Roman" w:hAnsi="Calibri" w:cs="Calibri"/>
-          <w:color w:val="000000"/>
-          <w:kern w:val="0"/>
-          <w:sz w:val="28"/>
-          <w:szCs w:val="28"/>
-          <w:lang w:eastAsia="en-IN"/>
-          <w14:ligatures w14:val="none"/>
-        </w:rPr>
-        <w:lastRenderedPageBreak/>
-        <w:t xml:space="preserve">  WRITE: / wa_student-id, wa_student-name.</w:t>
+        <w:numPr>
+          <w:ilvl w:val="0"/>
+          <w:numId w:val="5"/>
+        </w:numPr>
+        <w:spacing w:after="0" w:line="240" w:lineRule="auto"/>
+        <w:rPr>
+          <w:rFonts w:ascii="Calibri" w:eastAsia="Times New Roman" w:hAnsi="Calibri" w:cs="Calibri"/>
+          <w:color w:val="000000"/>
+          <w:kern w:val="0"/>
+          <w:sz w:val="28"/>
+          <w:szCs w:val="28"/>
+          <w:lang w:eastAsia="en-IN"/>
+          <w14:ligatures w14:val="none"/>
+        </w:rPr>
+      </w:pPr>
+      <w:r>
+        <w:rPr>
+          <w:rFonts w:ascii="Calibri" w:eastAsia="Times New Roman" w:hAnsi="Calibri" w:cs="Calibri"/>
+          <w:color w:val="000000"/>
+          <w:kern w:val="0"/>
+          <w:sz w:val="28"/>
+          <w:szCs w:val="28"/>
+          <w:lang w:eastAsia="en-IN"/>
+          <w14:ligatures w14:val="none"/>
+        </w:rPr>
+        <w:t xml:space="preserve">  WRITE: / </w:t>
+      </w:r>
+      <w:proofErr w:type="spellStart"/>
+      <w:r>
+        <w:rPr>
+          <w:rFonts w:ascii="Calibri" w:eastAsia="Times New Roman" w:hAnsi="Calibri" w:cs="Calibri"/>
+          <w:color w:val="000000"/>
+          <w:kern w:val="0"/>
+          <w:sz w:val="28"/>
+          <w:szCs w:val="28"/>
+          <w:lang w:eastAsia="en-IN"/>
+          <w14:ligatures w14:val="none"/>
+        </w:rPr>
+        <w:t>wa_student</w:t>
+      </w:r>
+      <w:proofErr w:type="spellEnd"/>
+      <w:r>
+        <w:rPr>
+          <w:rFonts w:ascii="Calibri" w:eastAsia="Times New Roman" w:hAnsi="Calibri" w:cs="Calibri"/>
+          <w:color w:val="000000"/>
+          <w:kern w:val="0"/>
+          <w:sz w:val="28"/>
+          <w:szCs w:val="28"/>
+          <w:lang w:eastAsia="en-IN"/>
+          <w14:ligatures w14:val="none"/>
+        </w:rPr>
+        <w:t xml:space="preserve">-id, </w:t>
+      </w:r>
+      <w:proofErr w:type="spellStart"/>
+      <w:r>
+        <w:rPr>
+          <w:rFonts w:ascii="Calibri" w:eastAsia="Times New Roman" w:hAnsi="Calibri" w:cs="Calibri"/>
+          <w:color w:val="000000"/>
+          <w:kern w:val="0"/>
+          <w:sz w:val="28"/>
+          <w:szCs w:val="28"/>
+          <w:lang w:eastAsia="en-IN"/>
+          <w14:ligatures w14:val="none"/>
+        </w:rPr>
+        <w:t>wa_student</w:t>
+      </w:r>
+      <w:proofErr w:type="spellEnd"/>
+      <w:r>
+        <w:rPr>
+          <w:rFonts w:ascii="Calibri" w:eastAsia="Times New Roman" w:hAnsi="Calibri" w:cs="Calibri"/>
+          <w:color w:val="000000"/>
+          <w:kern w:val="0"/>
+          <w:sz w:val="28"/>
+          <w:szCs w:val="28"/>
+          <w:lang w:eastAsia="en-IN"/>
+          <w14:ligatures w14:val="none"/>
+        </w:rPr>
+        <w:t>-name.</w:t>
       </w:r>
     </w:p>
     <w:p>
